--- a/06-转换电路/04-电压基准源/带隙基准源电路/带隙基准源电路.docx
+++ b/06-转换电路/04-电压基准源/带隙基准源电路/带隙基准源电路.docx
@@ -3398,6 +3398,20 @@
     </w:p>
     <w:bookmarkEnd w:id="26"/>
     <w:bookmarkEnd w:id="27"/>
+    <w:p>
+      <w:pPr>
+        <w:spacing w:before="360"/>
+        <w:jc w:val="center"/>
+      </w:pPr>
+      <w:r>
+        <w:rPr>
+          <w:rFonts w:ascii="Times New Roman" w:hAnsi="Times New Roman"/>
+          <w:color w:val="555555"/>
+          <w:sz w:val="21"/>
+        </w:rPr>
+        <w:t>材料收集者：杜文杰</w:t>
+      </w:r>
+    </w:p>
     <w:sectPr>
       <w:headerReference r:id="rId9" w:type="default"/>
       <w:footerReference r:id="rId10" w:type="default"/>

--- a/06-转换电路/04-电压基准源/带隙基准源电路/带隙基准源电路.docx
+++ b/06-转换电路/04-电压基准源/带隙基准源电路/带隙基准源电路.docx
@@ -1,6 +1,6 @@
 
 <file path=word/document.xml><?xml version="1.0" encoding="utf-8"?>
-<w:document xmlns:w="http://schemas.openxmlformats.org/wordprocessingml/2006/main" xmlns:m="http://schemas.openxmlformats.org/officeDocument/2006/math" xmlns:r="http://schemas.openxmlformats.org/officeDocument/2006/relationships" xmlns:o="urn:schemas-microsoft-com:office:office" xmlns:v="urn:schemas-microsoft-com:vml" xmlns:w10="urn:schemas-microsoft-com:office:word" xmlns:a="http://schemas.openxmlformats.org/drawingml/2006/main" xmlns:pic="http://schemas.openxmlformats.org/drawingml/2006/picture" xmlns:wp="http://schemas.openxmlformats.org/drawingml/2006/wordprocessingDrawing">
+<w:document xmlns:m="http://schemas.openxmlformats.org/officeDocument/2006/math" xmlns:r="http://schemas.openxmlformats.org/officeDocument/2006/relationships" xmlns:w="http://schemas.openxmlformats.org/wordprocessingml/2006/main" xmlns:o="urn:schemas-microsoft-com:office:office" xmlns:v="urn:schemas-microsoft-com:vml" xmlns:w10="urn:schemas-microsoft-com:office:word" xmlns:a="http://schemas.openxmlformats.org/drawingml/2006/main" xmlns:pic="http://schemas.openxmlformats.org/drawingml/2006/picture" xmlns:wp="http://schemas.openxmlformats.org/drawingml/2006/wordprocessingDrawing">
   <w:body>
     <w:bookmarkStart w:id="27" w:name="带隙基准源电路"/>
     <w:p>
@@ -9,7 +9,7 @@
       </w:pPr>
       <w:r>
         <w:rPr>
-          <w:rFonts w:hint="eastAsia"/>
+          <w:rFonts w:hint="eastAsia" w:eastAsia="黑体"/>
         </w:rPr>
         <w:t xml:space="preserve">带隙基准源电路</w:t>
       </w:r>
@@ -21,7 +21,7 @@
       </w:pPr>
       <w:r>
         <w:rPr>
-          <w:rFonts w:hint="eastAsia"/>
+          <w:rFonts w:hint="eastAsia" w:eastAsia="黑体"/>
         </w:rPr>
         <w:t xml:space="preserve">拓扑描述</w:t>
       </w:r>
@@ -32,16 +32,19 @@
       </w:pPr>
       <w:r>
         <w:rPr>
-          <w:rFonts w:hint="eastAsia"/>
+          <w:rFonts w:hint="eastAsia" w:eastAsia="黑体"/>
         </w:rPr>
         <w:t xml:space="preserve">由</w:t>
       </w:r>
       <w:r>
+        <w:rPr>
+          <w:rFonts w:eastAsia="黑体"/>
+        </w:rPr>
         <w:t xml:space="preserve"> </w:t>
       </w:r>
       <w:r>
         <w:rPr>
-          <w:rFonts w:hint="eastAsia"/>
+          <w:rFonts w:hint="eastAsia" w:eastAsia="黑体"/>
           <w:b/>
           <w:bCs/>
         </w:rPr>
@@ -49,6 +52,7 @@
       </w:r>
       <w:r>
         <w:rPr>
+          <w:rFonts w:eastAsia="黑体"/>
           <w:b/>
           <w:bCs/>
         </w:rPr>
@@ -56,29 +60,38 @@
       </w:r>
       <w:r>
         <w:rPr>
-          <w:rFonts w:hint="eastAsia"/>
+          <w:rFonts w:hint="eastAsia" w:eastAsia="黑体"/>
         </w:rPr>
         <w:t xml:space="preserve">（Q2</w:t>
       </w:r>
       <w:r>
+        <w:rPr>
+          <w:rFonts w:eastAsia="黑体"/>
+        </w:rPr>
         <w:t xml:space="preserve"> </w:t>
       </w:r>
       <w:r>
         <w:rPr>
-          <w:rFonts w:hint="eastAsia"/>
+          <w:rFonts w:hint="eastAsia" w:eastAsia="黑体"/>
         </w:rPr>
         <w:t xml:space="preserve">面积约为</w:t>
       </w:r>
       <w:r>
+        <w:rPr>
+          <w:rFonts w:eastAsia="黑体"/>
+        </w:rPr>
         <w:t xml:space="preserve"> Q1 </w:t>
       </w:r>
       <w:r>
         <w:rPr>
-          <w:rFonts w:hint="eastAsia"/>
+          <w:rFonts w:hint="eastAsia" w:eastAsia="黑体"/>
         </w:rPr>
         <w:t xml:space="preserve">的</w:t>
       </w:r>
       <w:r>
+        <w:rPr>
+          <w:rFonts w:eastAsia="黑体"/>
+        </w:rPr>
         <w:t xml:space="preserve"> </w:t>
       </w:r>
       <m:oMath>
@@ -87,17 +100,20 @@
         </m:r>
       </m:oMath>
       <w:r>
+        <w:rPr>
+          <w:rFonts w:eastAsia="黑体"/>
+        </w:rPr>
         <w:t xml:space="preserve"> </w:t>
       </w:r>
       <w:r>
         <w:rPr>
-          <w:rFonts w:hint="eastAsia"/>
+          <w:rFonts w:hint="eastAsia" w:eastAsia="黑体"/>
         </w:rPr>
         <w:t xml:space="preserve">倍）、</w:t>
       </w:r>
       <w:r>
         <w:rPr>
-          <w:rFonts w:hint="eastAsia"/>
+          <w:rFonts w:hint="eastAsia" w:eastAsia="黑体"/>
           <w:b/>
           <w:bCs/>
         </w:rPr>
@@ -105,6 +121,7 @@
       </w:r>
       <w:r>
         <w:rPr>
+          <w:rFonts w:eastAsia="黑体"/>
           <w:b/>
           <w:bCs/>
         </w:rPr>
@@ -125,11 +142,14 @@
         </m:sSub>
       </m:oMath>
       <w:r>
+        <w:rPr>
+          <w:rFonts w:eastAsia="黑体"/>
+        </w:rPr>
         <w:t xml:space="preserve">、</w:t>
       </w:r>
       <w:r>
         <w:rPr>
-          <w:rFonts w:hint="eastAsia"/>
+          <w:rFonts w:hint="eastAsia" w:eastAsia="黑体"/>
           <w:b/>
           <w:bCs/>
         </w:rPr>
@@ -137,6 +157,7 @@
       </w:r>
       <w:r>
         <w:rPr>
+          <w:rFonts w:eastAsia="黑体"/>
           <w:b/>
           <w:bCs/>
         </w:rPr>
@@ -157,11 +178,14 @@
         </m:sSub>
       </m:oMath>
       <w:r>
+        <w:rPr>
+          <w:rFonts w:eastAsia="黑体"/>
+        </w:rPr>
         <w:t xml:space="preserve">、</w:t>
       </w:r>
       <w:r>
         <w:rPr>
-          <w:rFonts w:hint="eastAsia"/>
+          <w:rFonts w:hint="eastAsia" w:eastAsia="黑体"/>
           <w:b/>
           <w:bCs/>
         </w:rPr>
@@ -169,6 +193,7 @@
       </w:r>
       <w:r>
         <w:rPr>
+          <w:rFonts w:eastAsia="黑体"/>
           <w:b/>
           <w:bCs/>
         </w:rPr>
@@ -176,16 +201,19 @@
       </w:r>
       <w:r>
         <w:rPr>
-          <w:rFonts w:hint="eastAsia"/>
+          <w:rFonts w:hint="eastAsia" w:eastAsia="黑体"/>
         </w:rPr>
         <w:t xml:space="preserve">（误差放大器）与</w:t>
       </w:r>
       <w:r>
+        <w:rPr>
+          <w:rFonts w:eastAsia="黑体"/>
+        </w:rPr>
         <w:t xml:space="preserve"> </w:t>
       </w:r>
       <w:r>
         <w:rPr>
-          <w:rFonts w:hint="eastAsia"/>
+          <w:rFonts w:hint="eastAsia" w:eastAsia="黑体"/>
           <w:b/>
           <w:bCs/>
         </w:rPr>
@@ -193,32 +221,39 @@
       </w:r>
       <w:r>
         <w:rPr>
+          <w:rFonts w:eastAsia="黑体"/>
           <w:b/>
           <w:bCs/>
         </w:rPr>
         <w:t xml:space="preserve"> MP1/MP2</w:t>
       </w:r>
       <w:r>
+        <w:rPr>
+          <w:rFonts w:eastAsia="黑体"/>
+        </w:rPr>
         <w:t xml:space="preserve"> </w:t>
       </w:r>
       <w:r>
         <w:rPr>
-          <w:rFonts w:hint="eastAsia"/>
+          <w:rFonts w:hint="eastAsia" w:eastAsia="黑体"/>
         </w:rPr>
         <w:t xml:space="preserve">组成。电路共有</w:t>
       </w:r>
       <w:r>
+        <w:rPr>
+          <w:rFonts w:eastAsia="黑体"/>
+        </w:rPr>
         <w:t xml:space="preserve"> 7 </w:t>
       </w:r>
       <w:r>
         <w:rPr>
-          <w:rFonts w:hint="eastAsia"/>
+          <w:rFonts w:hint="eastAsia" w:eastAsia="黑体"/>
         </w:rPr>
         <w:t xml:space="preserve">个关键节点：</w:t>
       </w:r>
       <w:r>
         <w:rPr>
-          <w:rFonts w:hint="eastAsia"/>
+          <w:rFonts w:hint="eastAsia" w:eastAsia="黑体"/>
           <w:b/>
           <w:bCs/>
         </w:rPr>
@@ -226,6 +261,7 @@
       </w:r>
       <w:r>
         <w:rPr>
+          <w:rFonts w:eastAsia="黑体"/>
           <w:b/>
           <w:bCs/>
         </w:rPr>
@@ -233,7 +269,7 @@
       </w:r>
       <w:r>
         <w:rPr>
-          <w:rFonts w:hint="eastAsia"/>
+          <w:rFonts w:hint="eastAsia" w:eastAsia="黑体"/>
           <w:b/>
           <w:bCs/>
         </w:rPr>
@@ -241,7 +277,7 @@
       </w:r>
       <w:r>
         <w:rPr>
-          <w:rFonts w:hint="eastAsia"/>
+          <w:rFonts w:hint="eastAsia" w:eastAsia="黑体"/>
         </w:rPr>
         <w:t xml:space="preserve">（</w:t>
       </w:r>
@@ -264,22 +300,25 @@
       </m:oMath>
       <w:r>
         <w:rPr>
-          <w:rFonts w:hint="eastAsia"/>
+          <w:rFonts w:hint="eastAsia" w:eastAsia="黑体"/>
         </w:rPr>
         <w:t xml:space="preserve">，接电流镜源极与</w:t>
       </w:r>
       <w:r>
+        <w:rPr>
+          <w:rFonts w:eastAsia="黑体"/>
+        </w:rPr>
         <w:t xml:space="preserve"> A1 </w:t>
       </w:r>
       <w:r>
         <w:rPr>
-          <w:rFonts w:hint="eastAsia"/>
+          <w:rFonts w:hint="eastAsia" w:eastAsia="黑体"/>
         </w:rPr>
         <w:t xml:space="preserve">电源脚）；</w:t>
       </w:r>
       <w:r>
         <w:rPr>
-          <w:rFonts w:hint="eastAsia"/>
+          <w:rFonts w:hint="eastAsia" w:eastAsia="黑体"/>
           <w:b/>
           <w:bCs/>
         </w:rPr>
@@ -287,6 +326,7 @@
       </w:r>
       <w:r>
         <w:rPr>
+          <w:rFonts w:eastAsia="黑体"/>
           <w:b/>
           <w:bCs/>
         </w:rPr>
@@ -294,7 +334,7 @@
       </w:r>
       <w:r>
         <w:rPr>
-          <w:rFonts w:hint="eastAsia"/>
+          <w:rFonts w:hint="eastAsia" w:eastAsia="黑体"/>
           <w:b/>
           <w:bCs/>
         </w:rPr>
@@ -302,16 +342,19 @@
       </w:r>
       <w:r>
         <w:rPr>
-          <w:rFonts w:hint="eastAsia"/>
+          <w:rFonts w:hint="eastAsia" w:eastAsia="黑体"/>
         </w:rPr>
         <w:t xml:space="preserve">（GND，接</w:t>
       </w:r>
       <w:r>
+        <w:rPr>
+          <w:rFonts w:eastAsia="黑体"/>
+        </w:rPr>
         <w:t xml:space="preserve"> Q1 </w:t>
       </w:r>
       <w:r>
         <w:rPr>
-          <w:rFonts w:hint="eastAsia"/>
+          <w:rFonts w:hint="eastAsia" w:eastAsia="黑体"/>
         </w:rPr>
         <w:t xml:space="preserve">发射极、</w:t>
       </w:r>
@@ -330,26 +373,32 @@
         </m:sSub>
       </m:oMath>
       <w:r>
+        <w:rPr>
+          <w:rFonts w:eastAsia="黑体"/>
+        </w:rPr>
         <w:t xml:space="preserve"> </w:t>
       </w:r>
       <w:r>
         <w:rPr>
-          <w:rFonts w:hint="eastAsia"/>
+          <w:rFonts w:hint="eastAsia" w:eastAsia="黑体"/>
         </w:rPr>
         <w:t xml:space="preserve">下端与</w:t>
       </w:r>
       <w:r>
+        <w:rPr>
+          <w:rFonts w:eastAsia="黑体"/>
+        </w:rPr>
         <w:t xml:space="preserve"> A1 </w:t>
       </w:r>
       <w:r>
         <w:rPr>
-          <w:rFonts w:hint="eastAsia"/>
+          <w:rFonts w:hint="eastAsia" w:eastAsia="黑体"/>
         </w:rPr>
         <w:t xml:space="preserve">地脚）；</w:t>
       </w:r>
       <w:r>
         <w:rPr>
-          <w:rFonts w:hint="eastAsia"/>
+          <w:rFonts w:hint="eastAsia" w:eastAsia="黑体"/>
           <w:b/>
           <w:bCs/>
         </w:rPr>
@@ -357,6 +406,7 @@
       </w:r>
       <w:r>
         <w:rPr>
+          <w:rFonts w:eastAsia="黑体"/>
           <w:b/>
           <w:bCs/>
         </w:rPr>
@@ -364,7 +414,7 @@
       </w:r>
       <w:r>
         <w:rPr>
-          <w:rFonts w:hint="eastAsia"/>
+          <w:rFonts w:hint="eastAsia" w:eastAsia="黑体"/>
           <w:b/>
           <w:bCs/>
         </w:rPr>
@@ -372,40 +422,49 @@
       </w:r>
       <w:r>
         <w:rPr>
-          <w:rFonts w:hint="eastAsia"/>
+          <w:rFonts w:hint="eastAsia" w:eastAsia="黑体"/>
         </w:rPr>
         <w:t xml:space="preserve">（接</w:t>
       </w:r>
       <w:r>
+        <w:rPr>
+          <w:rFonts w:eastAsia="黑体"/>
+        </w:rPr>
         <w:t xml:space="preserve"> MP1 </w:t>
       </w:r>
       <w:r>
         <w:rPr>
-          <w:rFonts w:hint="eastAsia"/>
+          <w:rFonts w:hint="eastAsia" w:eastAsia="黑体"/>
         </w:rPr>
         <w:t xml:space="preserve">漏极与</w:t>
       </w:r>
       <w:r>
+        <w:rPr>
+          <w:rFonts w:eastAsia="黑体"/>
+        </w:rPr>
         <w:t xml:space="preserve"> A1 </w:t>
       </w:r>
       <w:r>
         <w:rPr>
-          <w:rFonts w:hint="eastAsia"/>
+          <w:rFonts w:hint="eastAsia" w:eastAsia="黑体"/>
         </w:rPr>
         <w:t xml:space="preserve">反相输入</w:t>
       </w:r>
       <w:r>
+        <w:rPr>
+          <w:rFonts w:eastAsia="黑体"/>
+        </w:rPr>
         <w:t xml:space="preserve"> </w:t>
       </w:r>
       <w:r>
         <w:rPr>
-          <w:rFonts w:hint="eastAsia"/>
+          <w:rFonts w:hint="eastAsia" w:eastAsia="黑体"/>
         </w:rPr>
         <w:t xml:space="preserve">IN−）；</w:t>
       </w:r>
       <w:r>
         <w:rPr>
-          <w:rFonts w:hint="eastAsia"/>
+          <w:rFonts w:hint="eastAsia" w:eastAsia="黑体"/>
           <w:b/>
           <w:bCs/>
         </w:rPr>
@@ -413,6 +472,7 @@
       </w:r>
       <w:r>
         <w:rPr>
+          <w:rFonts w:eastAsia="黑体"/>
           <w:b/>
           <w:bCs/>
         </w:rPr>
@@ -420,7 +480,7 @@
       </w:r>
       <w:r>
         <w:rPr>
-          <w:rFonts w:hint="eastAsia"/>
+          <w:rFonts w:hint="eastAsia" w:eastAsia="黑体"/>
           <w:b/>
           <w:bCs/>
         </w:rPr>
@@ -428,40 +488,49 @@
       </w:r>
       <w:r>
         <w:rPr>
-          <w:rFonts w:hint="eastAsia"/>
+          <w:rFonts w:hint="eastAsia" w:eastAsia="黑体"/>
         </w:rPr>
         <w:t xml:space="preserve">（接</w:t>
       </w:r>
       <w:r>
+        <w:rPr>
+          <w:rFonts w:eastAsia="黑体"/>
+        </w:rPr>
         <w:t xml:space="preserve"> MP2 </w:t>
       </w:r>
       <w:r>
         <w:rPr>
-          <w:rFonts w:hint="eastAsia"/>
+          <w:rFonts w:hint="eastAsia" w:eastAsia="黑体"/>
         </w:rPr>
         <w:t xml:space="preserve">漏极与</w:t>
       </w:r>
       <w:r>
+        <w:rPr>
+          <w:rFonts w:eastAsia="黑体"/>
+        </w:rPr>
         <w:t xml:space="preserve"> A1 </w:t>
       </w:r>
       <w:r>
         <w:rPr>
-          <w:rFonts w:hint="eastAsia"/>
+          <w:rFonts w:hint="eastAsia" w:eastAsia="黑体"/>
         </w:rPr>
         <w:t xml:space="preserve">同相输入</w:t>
       </w:r>
       <w:r>
+        <w:rPr>
+          <w:rFonts w:eastAsia="黑体"/>
+        </w:rPr>
         <w:t xml:space="preserve"> </w:t>
       </w:r>
       <w:r>
         <w:rPr>
-          <w:rFonts w:hint="eastAsia"/>
+          <w:rFonts w:hint="eastAsia" w:eastAsia="黑体"/>
         </w:rPr>
         <w:t xml:space="preserve">IN+）；</w:t>
       </w:r>
       <w:r>
         <w:rPr>
-          <w:rFonts w:hint="eastAsia"/>
+          <w:rFonts w:hint="eastAsia" w:eastAsia="黑体"/>
           <w:b/>
           <w:bCs/>
         </w:rPr>
@@ -469,6 +538,7 @@
       </w:r>
       <w:r>
         <w:rPr>
+          <w:rFonts w:eastAsia="黑体"/>
           <w:b/>
           <w:bCs/>
         </w:rPr>
@@ -476,7 +546,7 @@
       </w:r>
       <w:r>
         <w:rPr>
-          <w:rFonts w:hint="eastAsia"/>
+          <w:rFonts w:hint="eastAsia" w:eastAsia="黑体"/>
           <w:b/>
           <w:bCs/>
         </w:rPr>
@@ -484,40 +554,49 @@
       </w:r>
       <w:r>
         <w:rPr>
-          <w:rFonts w:hint="eastAsia"/>
+          <w:rFonts w:hint="eastAsia" w:eastAsia="黑体"/>
         </w:rPr>
         <w:t xml:space="preserve">（Q1、Q2</w:t>
       </w:r>
       <w:r>
+        <w:rPr>
+          <w:rFonts w:eastAsia="黑体"/>
+        </w:rPr>
         <w:t xml:space="preserve"> </w:t>
       </w:r>
       <w:r>
         <w:rPr>
-          <w:rFonts w:hint="eastAsia"/>
+          <w:rFonts w:hint="eastAsia" w:eastAsia="黑体"/>
         </w:rPr>
         <w:t xml:space="preserve">的基极</w:t>
       </w:r>
       <w:r>
+        <w:rPr>
+          <w:rFonts w:eastAsia="黑体"/>
+        </w:rPr>
         <w:t xml:space="preserve"> B </w:t>
       </w:r>
       <w:r>
         <w:rPr>
-          <w:rFonts w:hint="eastAsia"/>
+          <w:rFonts w:hint="eastAsia" w:eastAsia="黑体"/>
         </w:rPr>
         <w:t xml:space="preserve">相连，受</w:t>
       </w:r>
       <w:r>
+        <w:rPr>
+          <w:rFonts w:eastAsia="黑体"/>
+        </w:rPr>
         <w:t xml:space="preserve"> A1 </w:t>
       </w:r>
       <w:r>
         <w:rPr>
-          <w:rFonts w:hint="eastAsia"/>
+          <w:rFonts w:hint="eastAsia" w:eastAsia="黑体"/>
         </w:rPr>
         <w:t xml:space="preserve">输出控制以平衡两路电流）；</w:t>
       </w:r>
       <w:r>
         <w:rPr>
-          <w:rFonts w:hint="eastAsia"/>
+          <w:rFonts w:hint="eastAsia" w:eastAsia="黑体"/>
           <w:b/>
           <w:bCs/>
         </w:rPr>
@@ -525,6 +604,7 @@
       </w:r>
       <w:r>
         <w:rPr>
+          <w:rFonts w:eastAsia="黑体"/>
           <w:b/>
           <w:bCs/>
         </w:rPr>
@@ -555,6 +635,7 @@
       </m:oMath>
       <w:r>
         <w:rPr>
+          <w:rFonts w:eastAsia="黑体"/>
           <w:b/>
           <w:bCs/>
         </w:rPr>
@@ -562,7 +643,7 @@
       </w:r>
       <w:r>
         <w:rPr>
-          <w:rFonts w:hint="eastAsia"/>
+          <w:rFonts w:hint="eastAsia" w:eastAsia="黑体"/>
           <w:b/>
           <w:bCs/>
         </w:rPr>
@@ -570,20 +651,26 @@
       </w:r>
       <w:r>
         <w:rPr>
-          <w:rFonts w:hint="eastAsia"/>
+          <w:rFonts w:hint="eastAsia" w:eastAsia="黑体"/>
         </w:rPr>
         <w:t xml:space="preserve">（Q2</w:t>
       </w:r>
       <w:r>
+        <w:rPr>
+          <w:rFonts w:eastAsia="黑体"/>
+        </w:rPr>
         <w:t xml:space="preserve"> </w:t>
       </w:r>
       <w:r>
         <w:rPr>
-          <w:rFonts w:hint="eastAsia"/>
+          <w:rFonts w:hint="eastAsia" w:eastAsia="黑体"/>
         </w:rPr>
         <w:t xml:space="preserve">发射极，经</w:t>
       </w:r>
       <w:r>
+        <w:rPr>
+          <w:rFonts w:eastAsia="黑体"/>
+        </w:rPr>
         <w:t xml:space="preserve"> </w:t>
       </w:r>
       <m:oMath>
@@ -601,11 +688,14 @@
         </m:sSub>
       </m:oMath>
       <w:r>
+        <w:rPr>
+          <w:rFonts w:eastAsia="黑体"/>
+        </w:rPr>
         <w:t xml:space="preserve"> </w:t>
       </w:r>
       <w:r>
         <w:rPr>
-          <w:rFonts w:hint="eastAsia"/>
+          <w:rFonts w:hint="eastAsia" w:eastAsia="黑体"/>
         </w:rPr>
         <w:t xml:space="preserve">到地，</w:t>
       </w:r>
@@ -624,15 +714,21 @@
         </m:sSub>
       </m:oMath>
       <w:r>
+        <w:rPr>
+          <w:rFonts w:eastAsia="黑体"/>
+        </w:rPr>
         <w:t xml:space="preserve"> </w:t>
       </w:r>
       <w:r>
         <w:rPr>
-          <w:rFonts w:hint="eastAsia"/>
+          <w:rFonts w:hint="eastAsia" w:eastAsia="黑体"/>
         </w:rPr>
         <w:t xml:space="preserve">两端为</w:t>
       </w:r>
       <w:r>
+        <w:rPr>
+          <w:rFonts w:eastAsia="黑体"/>
+        </w:rPr>
         <w:t xml:space="preserve"> </w:t>
       </w:r>
       <m:oMath>
@@ -659,17 +755,20 @@
         </m:r>
       </m:oMath>
       <w:r>
+        <w:rPr>
+          <w:rFonts w:eastAsia="黑体"/>
+        </w:rPr>
         <w:t xml:space="preserve"> </w:t>
       </w:r>
       <w:r>
         <w:rPr>
-          <w:rFonts w:hint="eastAsia"/>
+          <w:rFonts w:hint="eastAsia" w:eastAsia="黑体"/>
         </w:rPr>
         <w:t xml:space="preserve">的正温度系数差压）；</w:t>
       </w:r>
       <w:r>
         <w:rPr>
-          <w:rFonts w:hint="eastAsia"/>
+          <w:rFonts w:hint="eastAsia" w:eastAsia="黑体"/>
           <w:b/>
           <w:bCs/>
         </w:rPr>
@@ -677,6 +776,7 @@
       </w:r>
       <w:r>
         <w:rPr>
+          <w:rFonts w:eastAsia="黑体"/>
           <w:b/>
           <w:bCs/>
         </w:rPr>
@@ -684,7 +784,7 @@
       </w:r>
       <w:r>
         <w:rPr>
-          <w:rFonts w:hint="eastAsia"/>
+          <w:rFonts w:hint="eastAsia" w:eastAsia="黑体"/>
           <w:b/>
           <w:bCs/>
         </w:rPr>
@@ -692,7 +792,7 @@
       </w:r>
       <w:r>
         <w:rPr>
-          <w:rFonts w:hint="eastAsia"/>
+          <w:rFonts w:hint="eastAsia" w:eastAsia="黑体"/>
         </w:rPr>
         <w:t xml:space="preserve">（</w:t>
       </w:r>
@@ -718,11 +818,14 @@
       </m:oMath>
       <w:r>
         <w:rPr>
-          <w:rFonts w:hint="eastAsia"/>
+          <w:rFonts w:hint="eastAsia" w:eastAsia="黑体"/>
         </w:rPr>
         <w:t xml:space="preserve">，由负温度系数的</w:t>
       </w:r>
       <w:r>
+        <w:rPr>
+          <w:rFonts w:eastAsia="黑体"/>
+        </w:rPr>
         <w:t xml:space="preserve"> </w:t>
       </w:r>
       <m:oMath>
@@ -743,15 +846,21 @@
         </m:sSub>
       </m:oMath>
       <w:r>
+        <w:rPr>
+          <w:rFonts w:eastAsia="黑体"/>
+        </w:rPr>
         <w:t xml:space="preserve"> </w:t>
       </w:r>
       <w:r>
         <w:rPr>
-          <w:rFonts w:hint="eastAsia"/>
+          <w:rFonts w:hint="eastAsia" w:eastAsia="黑体"/>
         </w:rPr>
         <w:t xml:space="preserve">与放大的</w:t>
       </w:r>
       <w:r>
+        <w:rPr>
+          <w:rFonts w:eastAsia="黑体"/>
+        </w:rPr>
         <w:t xml:space="preserve"> </w:t>
       </w:r>
       <m:oMath>
@@ -778,11 +887,14 @@
         </m:sSub>
       </m:oMath>
       <w:r>
+        <w:rPr>
+          <w:rFonts w:eastAsia="黑体"/>
+        </w:rPr>
         <w:t xml:space="preserve"> </w:t>
       </w:r>
       <w:r>
         <w:rPr>
-          <w:rFonts w:hint="eastAsia"/>
+          <w:rFonts w:hint="eastAsia" w:eastAsia="黑体"/>
         </w:rPr>
         <w:t xml:space="preserve">相加得到）。</w:t>
       </w:r>
@@ -791,32 +903,39 @@
       <w:pPr/>
       <w:r>
         <w:rPr>
-          <w:rFonts w:hint="eastAsia"/>
+          <w:rFonts w:hint="eastAsia" w:eastAsia="黑体"/>
         </w:rPr>
         <w:t xml:space="preserve">各管脚连接：</w:t>
       </w:r>
       <w:r>
         <w:rPr>
+          <w:rFonts w:eastAsia="黑体"/>
           <w:b/>
           <w:bCs/>
         </w:rPr>
         <w:t xml:space="preserve">MP1、MP2</w:t>
       </w:r>
       <w:r>
+        <w:rPr>
+          <w:rFonts w:eastAsia="黑体"/>
+        </w:rPr>
         <w:t xml:space="preserve"> </w:t>
       </w:r>
       <w:r>
         <w:rPr>
-          <w:rFonts w:hint="eastAsia"/>
+          <w:rFonts w:hint="eastAsia" w:eastAsia="黑体"/>
         </w:rPr>
         <w:t xml:space="preserve">的源极</w:t>
       </w:r>
       <w:r>
+        <w:rPr>
+          <w:rFonts w:eastAsia="黑体"/>
+        </w:rPr>
         <w:t xml:space="preserve"> S </w:t>
       </w:r>
       <w:r>
         <w:rPr>
-          <w:rFonts w:hint="eastAsia"/>
+          <w:rFonts w:hint="eastAsia" w:eastAsia="黑体"/>
         </w:rPr>
         <w:t xml:space="preserve">接节点①（</w:t>
       </w:r>
@@ -839,131 +958,171 @@
       </m:oMath>
       <w:r>
         <w:rPr>
-          <w:rFonts w:hint="eastAsia"/>
+          <w:rFonts w:hint="eastAsia" w:eastAsia="黑体"/>
         </w:rPr>
         <w:t xml:space="preserve">）、栅极</w:t>
       </w:r>
       <w:r>
+        <w:rPr>
+          <w:rFonts w:eastAsia="黑体"/>
+        </w:rPr>
         <w:t xml:space="preserve"> G </w:t>
       </w:r>
       <w:r>
         <w:rPr>
-          <w:rFonts w:hint="eastAsia"/>
+          <w:rFonts w:hint="eastAsia" w:eastAsia="黑体"/>
         </w:rPr>
         <w:t xml:space="preserve">接</w:t>
       </w:r>
       <w:r>
+        <w:rPr>
+          <w:rFonts w:eastAsia="黑体"/>
+        </w:rPr>
         <w:t xml:space="preserve"> A1 </w:t>
       </w:r>
       <w:r>
         <w:rPr>
-          <w:rFonts w:hint="eastAsia"/>
+          <w:rFonts w:hint="eastAsia" w:eastAsia="黑体"/>
         </w:rPr>
         <w:t xml:space="preserve">输出（公共偏置）、漏极</w:t>
       </w:r>
       <w:r>
+        <w:rPr>
+          <w:rFonts w:eastAsia="黑体"/>
+        </w:rPr>
         <w:t xml:space="preserve"> D </w:t>
       </w:r>
       <w:r>
         <w:rPr>
-          <w:rFonts w:hint="eastAsia"/>
+          <w:rFonts w:hint="eastAsia" w:eastAsia="黑体"/>
         </w:rPr>
         <w:t xml:space="preserve">分别接节点③与节点④；</w:t>
       </w:r>
       <w:r>
         <w:rPr>
+          <w:rFonts w:eastAsia="黑体"/>
           <w:b/>
           <w:bCs/>
         </w:rPr>
         <w:t xml:space="preserve">Q1、Q2</w:t>
       </w:r>
       <w:r>
+        <w:rPr>
+          <w:rFonts w:eastAsia="黑体"/>
+        </w:rPr>
         <w:t xml:space="preserve"> </w:t>
       </w:r>
       <w:r>
         <w:rPr>
-          <w:rFonts w:hint="eastAsia"/>
+          <w:rFonts w:hint="eastAsia" w:eastAsia="黑体"/>
         </w:rPr>
         <w:t xml:space="preserve">的基极</w:t>
       </w:r>
       <w:r>
+        <w:rPr>
+          <w:rFonts w:eastAsia="黑体"/>
+        </w:rPr>
         <w:t xml:space="preserve"> B </w:t>
       </w:r>
       <w:r>
         <w:rPr>
-          <w:rFonts w:hint="eastAsia"/>
+          <w:rFonts w:hint="eastAsia" w:eastAsia="黑体"/>
         </w:rPr>
         <w:t xml:space="preserve">接节点⑤、Q1</w:t>
       </w:r>
       <w:r>
+        <w:rPr>
+          <w:rFonts w:eastAsia="黑体"/>
+        </w:rPr>
         <w:t xml:space="preserve"> </w:t>
       </w:r>
       <w:r>
         <w:rPr>
-          <w:rFonts w:hint="eastAsia"/>
+          <w:rFonts w:hint="eastAsia" w:eastAsia="黑体"/>
         </w:rPr>
         <w:t xml:space="preserve">的集电极</w:t>
       </w:r>
       <w:r>
+        <w:rPr>
+          <w:rFonts w:eastAsia="黑体"/>
+        </w:rPr>
         <w:t xml:space="preserve"> C </w:t>
       </w:r>
       <w:r>
         <w:rPr>
-          <w:rFonts w:hint="eastAsia"/>
+          <w:rFonts w:hint="eastAsia" w:eastAsia="黑体"/>
         </w:rPr>
         <w:t xml:space="preserve">接节点③、Q2</w:t>
       </w:r>
       <w:r>
+        <w:rPr>
+          <w:rFonts w:eastAsia="黑体"/>
+        </w:rPr>
         <w:t xml:space="preserve"> </w:t>
       </w:r>
       <w:r>
         <w:rPr>
-          <w:rFonts w:hint="eastAsia"/>
+          <w:rFonts w:hint="eastAsia" w:eastAsia="黑体"/>
         </w:rPr>
         <w:t xml:space="preserve">的集电极</w:t>
       </w:r>
       <w:r>
+        <w:rPr>
+          <w:rFonts w:eastAsia="黑体"/>
+        </w:rPr>
         <w:t xml:space="preserve"> C </w:t>
       </w:r>
       <w:r>
         <w:rPr>
-          <w:rFonts w:hint="eastAsia"/>
+          <w:rFonts w:hint="eastAsia" w:eastAsia="黑体"/>
         </w:rPr>
         <w:t xml:space="preserve">接节点④、Q1</w:t>
       </w:r>
       <w:r>
+        <w:rPr>
+          <w:rFonts w:eastAsia="黑体"/>
+        </w:rPr>
         <w:t xml:space="preserve"> </w:t>
       </w:r>
       <w:r>
         <w:rPr>
-          <w:rFonts w:hint="eastAsia"/>
+          <w:rFonts w:hint="eastAsia" w:eastAsia="黑体"/>
         </w:rPr>
         <w:t xml:space="preserve">的发射极</w:t>
       </w:r>
       <w:r>
+        <w:rPr>
+          <w:rFonts w:eastAsia="黑体"/>
+        </w:rPr>
         <w:t xml:space="preserve"> E </w:t>
       </w:r>
       <w:r>
         <w:rPr>
-          <w:rFonts w:hint="eastAsia"/>
+          <w:rFonts w:hint="eastAsia" w:eastAsia="黑体"/>
         </w:rPr>
         <w:t xml:space="preserve">接节点②（GND）、Q2</w:t>
       </w:r>
       <w:r>
+        <w:rPr>
+          <w:rFonts w:eastAsia="黑体"/>
+        </w:rPr>
         <w:t xml:space="preserve"> </w:t>
       </w:r>
       <w:r>
         <w:rPr>
-          <w:rFonts w:hint="eastAsia"/>
+          <w:rFonts w:hint="eastAsia" w:eastAsia="黑体"/>
         </w:rPr>
         <w:t xml:space="preserve">的发射极</w:t>
       </w:r>
       <w:r>
+        <w:rPr>
+          <w:rFonts w:eastAsia="黑体"/>
+        </w:rPr>
         <w:t xml:space="preserve"> E </w:t>
       </w:r>
       <w:r>
         <w:rPr>
-          <w:rFonts w:hint="eastAsia"/>
+          <w:rFonts w:hint="eastAsia" w:eastAsia="黑体"/>
         </w:rPr>
         <w:t xml:space="preserve">接节点⑥；</w:t>
       </w:r>
@@ -982,15 +1141,21 @@
         </m:sSub>
       </m:oMath>
       <w:r>
+        <w:rPr>
+          <w:rFonts w:eastAsia="黑体"/>
+        </w:rPr>
         <w:t xml:space="preserve"> </w:t>
       </w:r>
       <w:r>
         <w:rPr>
-          <w:rFonts w:hint="eastAsia"/>
+          <w:rFonts w:hint="eastAsia" w:eastAsia="黑体"/>
         </w:rPr>
         <w:t xml:space="preserve">一端接节点⑥、另一端接节点②（GND），两端为</w:t>
       </w:r>
       <w:r>
+        <w:rPr>
+          <w:rFonts w:eastAsia="黑体"/>
+        </w:rPr>
         <w:t xml:space="preserve"> </w:t>
       </w:r>
       <m:oMath>
@@ -1045,50 +1210,63 @@
       </m:oMath>
       <w:r>
         <w:rPr>
-          <w:rFonts w:hint="eastAsia"/>
+          <w:rFonts w:hint="eastAsia" w:eastAsia="黑体"/>
         </w:rPr>
         <w:t xml:space="preserve">；</w:t>
       </w:r>
       <w:r>
         <w:rPr>
+          <w:rFonts w:eastAsia="黑体"/>
           <w:b/>
           <w:bCs/>
         </w:rPr>
         <w:t xml:space="preserve">A1</w:t>
       </w:r>
       <w:r>
+        <w:rPr>
+          <w:rFonts w:eastAsia="黑体"/>
+        </w:rPr>
         <w:t xml:space="preserve"> </w:t>
       </w:r>
       <w:r>
         <w:rPr>
-          <w:rFonts w:hint="eastAsia"/>
+          <w:rFonts w:hint="eastAsia" w:eastAsia="黑体"/>
         </w:rPr>
         <w:t xml:space="preserve">的</w:t>
       </w:r>
       <w:r>
+        <w:rPr>
+          <w:rFonts w:eastAsia="黑体"/>
+        </w:rPr>
         <w:t xml:space="preserve"> IN− </w:t>
       </w:r>
       <w:r>
         <w:rPr>
-          <w:rFonts w:hint="eastAsia"/>
+          <w:rFonts w:hint="eastAsia" w:eastAsia="黑体"/>
         </w:rPr>
         <w:t xml:space="preserve">接节点③、IN+</w:t>
       </w:r>
       <w:r>
+        <w:rPr>
+          <w:rFonts w:eastAsia="黑体"/>
+        </w:rPr>
         <w:t xml:space="preserve"> </w:t>
       </w:r>
       <w:r>
         <w:rPr>
-          <w:rFonts w:hint="eastAsia"/>
+          <w:rFonts w:hint="eastAsia" w:eastAsia="黑体"/>
         </w:rPr>
         <w:t xml:space="preserve">接节点④、输出端接节点⑤（平衡基准/驱动电流镜）、正电源脚</w:t>
       </w:r>
       <w:r>
+        <w:rPr>
+          <w:rFonts w:eastAsia="黑体"/>
+        </w:rPr>
         <w:t xml:space="preserve"> V+ </w:t>
       </w:r>
       <w:r>
         <w:rPr>
-          <w:rFonts w:hint="eastAsia"/>
+          <w:rFonts w:hint="eastAsia" w:eastAsia="黑体"/>
         </w:rPr>
         <w:t xml:space="preserve">接节点①（</w:t>
       </w:r>
@@ -1111,16 +1289,19 @@
       </m:oMath>
       <w:r>
         <w:rPr>
-          <w:rFonts w:hint="eastAsia"/>
+          <w:rFonts w:hint="eastAsia" w:eastAsia="黑体"/>
         </w:rPr>
         <w:t xml:space="preserve">）、负电源脚</w:t>
       </w:r>
       <w:r>
+        <w:rPr>
+          <w:rFonts w:eastAsia="黑体"/>
+        </w:rPr>
         <w:t xml:space="preserve"> V− </w:t>
       </w:r>
       <w:r>
         <w:rPr>
-          <w:rFonts w:hint="eastAsia"/>
+          <w:rFonts w:hint="eastAsia" w:eastAsia="黑体"/>
         </w:rPr>
         <w:t xml:space="preserve">接节点②（GND）；</w:t>
       </w:r>
@@ -1139,11 +1320,14 @@
         </m:sSub>
       </m:oMath>
       <w:r>
+        <w:rPr>
+          <w:rFonts w:eastAsia="黑体"/>
+        </w:rPr>
         <w:t xml:space="preserve"> </w:t>
       </w:r>
       <w:r>
         <w:rPr>
-          <w:rFonts w:hint="eastAsia"/>
+          <w:rFonts w:hint="eastAsia" w:eastAsia="黑体"/>
         </w:rPr>
         <w:t xml:space="preserve">一端接节点①（</w:t>
       </w:r>
@@ -1166,7 +1350,7 @@
       </m:oMath>
       <w:r>
         <w:rPr>
-          <w:rFonts w:hint="eastAsia"/>
+          <w:rFonts w:hint="eastAsia" w:eastAsia="黑体"/>
         </w:rPr>
         <w:t xml:space="preserve">）或相应镜像输出支路、另一端接节点⑦（</w:t>
       </w:r>
@@ -1192,11 +1376,14 @@
       </m:oMath>
       <w:r>
         <w:rPr>
-          <w:rFonts w:hint="eastAsia"/>
+          <w:rFonts w:hint="eastAsia" w:eastAsia="黑体"/>
         </w:rPr>
         <w:t xml:space="preserve">），从而把</w:t>
       </w:r>
       <w:r>
+        <w:rPr>
+          <w:rFonts w:eastAsia="黑体"/>
+        </w:rPr>
         <w:t xml:space="preserve"> </w:t>
       </w:r>
       <m:oMath>
@@ -1217,15 +1404,21 @@
         </m:sSub>
       </m:oMath>
       <w:r>
+        <w:rPr>
+          <w:rFonts w:eastAsia="黑体"/>
+        </w:rPr>
         <w:t xml:space="preserve"> </w:t>
       </w:r>
       <w:r>
         <w:rPr>
-          <w:rFonts w:hint="eastAsia"/>
+          <w:rFonts w:hint="eastAsia" w:eastAsia="黑体"/>
         </w:rPr>
         <w:t xml:space="preserve">与</w:t>
       </w:r>
       <w:r>
+        <w:rPr>
+          <w:rFonts w:eastAsia="黑体"/>
+        </w:rPr>
         <w:t xml:space="preserve"> </w:t>
       </w:r>
       <m:oMath>
@@ -1261,11 +1454,14 @@
         </m:sSub>
       </m:oMath>
       <w:r>
+        <w:rPr>
+          <w:rFonts w:eastAsia="黑体"/>
+        </w:rPr>
         <w:t xml:space="preserve"> </w:t>
       </w:r>
       <w:r>
         <w:rPr>
-          <w:rFonts w:hint="eastAsia"/>
+          <w:rFonts w:hint="eastAsia" w:eastAsia="黑体"/>
         </w:rPr>
         <w:t xml:space="preserve">按比例相加。</w:t>
       </w:r>
@@ -1274,11 +1470,14 @@
       <w:pPr/>
       <w:r>
         <w:rPr>
-          <w:rFonts w:hint="eastAsia"/>
+          <w:rFonts w:hint="eastAsia" w:eastAsia="黑体"/>
         </w:rPr>
         <w:t xml:space="preserve">由此构成”两管不同电流密度产生</w:t>
       </w:r>
       <w:r>
+        <w:rPr>
+          <w:rFonts w:eastAsia="黑体"/>
+        </w:rPr>
         <w:t xml:space="preserve"> </w:t>
       </w:r>
       <m:oMath>
@@ -1306,11 +1505,14 @@
       </m:oMath>
       <w:r>
         <w:rPr>
-          <w:rFonts w:hint="eastAsia"/>
+          <w:rFonts w:hint="eastAsia" w:eastAsia="黑体"/>
         </w:rPr>
         <w:t xml:space="preserve">、经</w:t>
       </w:r>
       <w:r>
+        <w:rPr>
+          <w:rFonts w:eastAsia="黑体"/>
+        </w:rPr>
         <w:t xml:space="preserve"> </w:t>
       </w:r>
       <m:oMath>
@@ -1328,15 +1530,21 @@
         </m:sSub>
       </m:oMath>
       <w:r>
+        <w:rPr>
+          <w:rFonts w:eastAsia="黑体"/>
+        </w:rPr>
         <w:t xml:space="preserve"> </w:t>
       </w:r>
       <w:r>
         <w:rPr>
-          <w:rFonts w:hint="eastAsia"/>
+          <w:rFonts w:hint="eastAsia" w:eastAsia="黑体"/>
         </w:rPr>
         <w:t xml:space="preserve">变为正温度系数电流、再与</w:t>
       </w:r>
       <w:r>
+        <w:rPr>
+          <w:rFonts w:eastAsia="黑体"/>
+        </w:rPr>
         <w:t xml:space="preserve"> </w:t>
       </w:r>
       <m:oMath>
@@ -1357,15 +1565,21 @@
         </m:sSub>
       </m:oMath>
       <w:r>
+        <w:rPr>
+          <w:rFonts w:eastAsia="黑体"/>
+        </w:rPr>
         <w:t xml:space="preserve"> </w:t>
       </w:r>
       <w:r>
         <w:rPr>
-          <w:rFonts w:hint="eastAsia"/>
+          <w:rFonts w:hint="eastAsia" w:eastAsia="黑体"/>
         </w:rPr>
         <w:t xml:space="preserve">经</w:t>
       </w:r>
       <w:r>
+        <w:rPr>
+          <w:rFonts w:eastAsia="黑体"/>
+        </w:rPr>
         <w:t xml:space="preserve"> </w:t>
       </w:r>
       <m:oMath>
@@ -1383,15 +1597,21 @@
         </m:sSub>
       </m:oMath>
       <w:r>
+        <w:rPr>
+          <w:rFonts w:eastAsia="黑体"/>
+        </w:rPr>
         <w:t xml:space="preserve"> </w:t>
       </w:r>
       <w:r>
         <w:rPr>
-          <w:rFonts w:hint="eastAsia"/>
+          <w:rFonts w:hint="eastAsia" w:eastAsia="黑体"/>
         </w:rPr>
         <w:t xml:space="preserve">按比例叠加”的带隙基准组态，正负温度系数相互抵消，得到约</w:t>
       </w:r>
       <w:r>
+        <w:rPr>
+          <w:rFonts w:eastAsia="黑体"/>
+        </w:rPr>
         <w:t xml:space="preserve"> </w:t>
       </w:r>
       <m:oMath>
@@ -1411,7 +1631,7 @@
       </m:oMath>
       <w:r>
         <w:rPr>
-          <w:rFonts w:hint="eastAsia"/>
+          <w:rFonts w:hint="eastAsia" w:eastAsia="黑体"/>
         </w:rPr>
         <w:t xml:space="preserve">、近似与温度无关的基准电压。</w:t>
       </w:r>
@@ -1424,7 +1644,7 @@
       </w:pPr>
       <w:r>
         <w:rPr>
-          <w:rFonts w:hint="eastAsia"/>
+          <w:rFonts w:hint="eastAsia" w:eastAsia="黑体"/>
         </w:rPr>
         <w:t xml:space="preserve">工作原理</w:t>
       </w:r>
@@ -1435,11 +1655,14 @@
       </w:pPr>
       <w:r>
         <w:rPr>
-          <w:rFonts w:hint="eastAsia"/>
+          <w:rFonts w:hint="eastAsia" w:eastAsia="黑体"/>
         </w:rPr>
         <w:t xml:space="preserve">晶体管的</w:t>
       </w:r>
       <w:r>
+        <w:rPr>
+          <w:rFonts w:eastAsia="黑体"/>
+        </w:rPr>
         <w:t xml:space="preserve"> </w:t>
       </w:r>
       <m:oMath>
@@ -1460,24 +1683,33 @@
         </m:sSub>
       </m:oMath>
       <w:r>
+        <w:rPr>
+          <w:rFonts w:eastAsia="黑体"/>
+        </w:rPr>
         <w:t xml:space="preserve"> </w:t>
       </w:r>
       <w:r>
         <w:rPr>
-          <w:rFonts w:hint="eastAsia"/>
+          <w:rFonts w:hint="eastAsia" w:eastAsia="黑体"/>
         </w:rPr>
         <w:t xml:space="preserve">具有负温度系数（约</w:t>
       </w:r>
       <w:r>
+        <w:rPr>
+          <w:rFonts w:eastAsia="黑体"/>
+        </w:rPr>
         <w:t xml:space="preserve"> -2 </w:t>
       </w:r>
       <w:r>
         <w:rPr>
-          <w:rFonts w:hint="eastAsia"/>
+          <w:rFonts w:hint="eastAsia" w:eastAsia="黑体"/>
         </w:rPr>
         <w:t xml:space="preserve">mV/℃），而两只管子的</w:t>
       </w:r>
       <w:r>
+        <w:rPr>
+          <w:rFonts w:eastAsia="黑体"/>
+        </w:rPr>
         <w:t xml:space="preserve"> </w:t>
       </w:r>
       <m:oMath>
@@ -1504,24 +1736,33 @@
         </m:sSub>
       </m:oMath>
       <w:r>
+        <w:rPr>
+          <w:rFonts w:eastAsia="黑体"/>
+        </w:rPr>
         <w:t xml:space="preserve"> </w:t>
       </w:r>
       <w:r>
         <w:rPr>
-          <w:rFonts w:hint="eastAsia"/>
+          <w:rFonts w:hint="eastAsia" w:eastAsia="黑体"/>
         </w:rPr>
         <w:t xml:space="preserve">具有正温度系数（约</w:t>
       </w:r>
       <w:r>
+        <w:rPr>
+          <w:rFonts w:eastAsia="黑体"/>
+        </w:rPr>
         <w:t xml:space="preserve"> +0.085 </w:t>
       </w:r>
       <w:r>
         <w:rPr>
-          <w:rFonts w:hint="eastAsia"/>
+          <w:rFonts w:hint="eastAsia" w:eastAsia="黑体"/>
         </w:rPr>
         <w:t xml:space="preserve">mV/℃）。把</w:t>
       </w:r>
       <w:r>
+        <w:rPr>
+          <w:rFonts w:eastAsia="黑体"/>
+        </w:rPr>
         <w:t xml:space="preserve"> </w:t>
       </w:r>
       <m:oMath>
@@ -1548,24 +1789,33 @@
         </m:sSub>
       </m:oMath>
       <w:r>
+        <w:rPr>
+          <w:rFonts w:eastAsia="黑体"/>
+        </w:rPr>
         <w:t xml:space="preserve"> </w:t>
       </w:r>
       <w:r>
         <w:rPr>
-          <w:rFonts w:hint="eastAsia"/>
+          <w:rFonts w:hint="eastAsia" w:eastAsia="黑体"/>
         </w:rPr>
         <w:t xml:space="preserve">放大</w:t>
       </w:r>
       <w:r>
+        <w:rPr>
+          <w:rFonts w:eastAsia="黑体"/>
+        </w:rPr>
         <w:t xml:space="preserve"> K </w:t>
       </w:r>
       <w:r>
         <w:rPr>
-          <w:rFonts w:hint="eastAsia"/>
+          <w:rFonts w:hint="eastAsia" w:eastAsia="黑体"/>
         </w:rPr>
         <w:t xml:space="preserve">倍后与</w:t>
       </w:r>
       <w:r>
+        <w:rPr>
+          <w:rFonts w:eastAsia="黑体"/>
+        </w:rPr>
         <w:t xml:space="preserve"> </w:t>
       </w:r>
       <m:oMath>
@@ -1586,11 +1836,14 @@
         </m:sSub>
       </m:oMath>
       <w:r>
+        <w:rPr>
+          <w:rFonts w:eastAsia="黑体"/>
+        </w:rPr>
         <w:t xml:space="preserve"> </w:t>
       </w:r>
       <w:r>
         <w:rPr>
-          <w:rFonts w:hint="eastAsia"/>
+          <w:rFonts w:hint="eastAsia" w:eastAsia="黑体"/>
         </w:rPr>
         <w:t xml:space="preserve">相加，正负温度系数相互抵消，获得零温度系数基准。</w:t>
       </w:r>
@@ -1603,7 +1856,7 @@
       </w:pPr>
       <w:r>
         <w:rPr>
-          <w:rFonts w:hint="eastAsia"/>
+          <w:rFonts w:hint="eastAsia" w:eastAsia="黑体"/>
         </w:rPr>
         <w:t xml:space="preserve">关键计算公式</w:t>
       </w:r>
@@ -1617,7 +1870,7 @@
       </w:pPr>
       <w:r>
         <w:rPr>
-          <w:rFonts w:hint="eastAsia"/>
+          <w:rFonts w:hint="eastAsia" w:eastAsia="黑体"/>
         </w:rPr>
         <w:t xml:space="preserve">带隙基准输出电压：</w:t>
       </w:r>
@@ -1719,7 +1972,7 @@
       </w:pPr>
       <w:r>
         <w:rPr>
-          <w:rFonts w:hint="eastAsia"/>
+          <w:rFonts w:hint="eastAsia" w:eastAsia="黑体"/>
         </w:rPr>
         <w:t xml:space="preserve">差压（热电压关系）：</w:t>
       </w:r>
@@ -1839,7 +2092,7 @@
       </w:pPr>
       <w:r>
         <w:rPr>
-          <w:rFonts w:hint="eastAsia"/>
+          <w:rFonts w:hint="eastAsia" w:eastAsia="黑体"/>
         </w:rPr>
         <w:t xml:space="preserve">零温度系数条件（</w:t>
       </w:r>
@@ -1861,20 +2114,26 @@
         </m:sSub>
       </m:oMath>
       <w:r>
+        <w:rPr>
+          <w:rFonts w:eastAsia="黑体"/>
+        </w:rPr>
         <w:t xml:space="preserve"> </w:t>
       </w:r>
       <w:r>
         <w:rPr>
-          <w:rFonts w:hint="eastAsia"/>
+          <w:rFonts w:hint="eastAsia" w:eastAsia="黑体"/>
         </w:rPr>
         <w:t xml:space="preserve">温度系数约</w:t>
       </w:r>
       <w:r>
+        <w:rPr>
+          <w:rFonts w:eastAsia="黑体"/>
+        </w:rPr>
         <w:t xml:space="preserve"> -2 </w:t>
       </w:r>
       <w:r>
         <w:rPr>
-          <w:rFonts w:hint="eastAsia"/>
+          <w:rFonts w:hint="eastAsia" w:eastAsia="黑体"/>
         </w:rPr>
         <w:t xml:space="preserve">mV/℃）：</w:t>
       </w:r>
@@ -2029,7 +2288,7 @@
       </w:pPr>
       <w:r>
         <w:rPr>
-          <w:rFonts w:hint="eastAsia"/>
+          <w:rFonts w:hint="eastAsia" w:eastAsia="黑体"/>
         </w:rPr>
         <w:t xml:space="preserve">温度系数定义：</w:t>
       </w:r>
@@ -2156,7 +2415,7 @@
             </w:pPr>
             <w:r>
               <w:rPr>
-                <w:rFonts w:hint="eastAsia"/>
+                <w:rFonts w:hint="eastAsia" w:eastAsia="黑体"/>
               </w:rPr>
               <w:t xml:space="preserve">符号</w:t>
             </w:r>
@@ -2170,7 +2429,7 @@
             </w:pPr>
             <w:r>
               <w:rPr>
-                <w:rFonts w:hint="eastAsia"/>
+                <w:rFonts w:hint="eastAsia" w:eastAsia="黑体"/>
               </w:rPr>
               <w:t xml:space="preserve">含义</w:t>
             </w:r>
@@ -2184,7 +2443,7 @@
             </w:pPr>
             <w:r>
               <w:rPr>
-                <w:rFonts w:hint="eastAsia"/>
+                <w:rFonts w:hint="eastAsia" w:eastAsia="黑体"/>
               </w:rPr>
               <w:t xml:space="preserve">单位</w:t>
             </w:r>
@@ -2219,6 +2478,9 @@
               </m:sSub>
             </m:oMath>
             <w:r>
+              <w:rPr>
+                <w:rFonts w:eastAsia="黑体"/>
+              </w:rPr>
               <w:t xml:space="preserve">​</w:t>
             </w:r>
           </w:p>
@@ -2231,7 +2493,7 @@
             </w:pPr>
             <w:r>
               <w:rPr>
-                <w:rFonts w:hint="eastAsia"/>
+                <w:rFonts w:hint="eastAsia" w:eastAsia="黑体"/>
               </w:rPr>
               <w:t xml:space="preserve">基准输出电压</w:t>
             </w:r>
@@ -2244,6 +2506,9 @@
               <w:pStyle w:val="Compact"/>
             </w:pPr>
             <w:r>
+              <w:rPr>
+                <w:rFonts w:eastAsia="黑体"/>
+              </w:rPr>
               <w:t xml:space="preserve">V</w:t>
             </w:r>
           </w:p>
@@ -2274,6 +2539,9 @@
               </m:sSub>
             </m:oMath>
             <w:r>
+              <w:rPr>
+                <w:rFonts w:eastAsia="黑体"/>
+              </w:rPr>
               <w:t xml:space="preserve">​</w:t>
             </w:r>
           </w:p>
@@ -2285,11 +2553,14 @@
               <w:pStyle w:val="Compact"/>
             </w:pPr>
             <w:r>
+              <w:rPr>
+                <w:rFonts w:eastAsia="黑体"/>
+              </w:rPr>
               <w:t xml:space="preserve">BE </w:t>
             </w:r>
             <w:r>
               <w:rPr>
-                <w:rFonts w:hint="eastAsia"/>
+                <w:rFonts w:hint="eastAsia" w:eastAsia="黑体"/>
               </w:rPr>
               <w:t xml:space="preserve">结电压</w:t>
             </w:r>
@@ -2302,6 +2573,9 @@
               <w:pStyle w:val="Compact"/>
             </w:pPr>
             <w:r>
+              <w:rPr>
+                <w:rFonts w:eastAsia="黑体"/>
+              </w:rPr>
               <w:t xml:space="preserve">V</w:t>
             </w:r>
           </w:p>
@@ -2338,6 +2612,9 @@
               </m:sSub>
             </m:oMath>
             <w:r>
+              <w:rPr>
+                <w:rFonts w:eastAsia="黑体"/>
+              </w:rPr>
               <w:t xml:space="preserve">​</w:t>
             </w:r>
           </w:p>
@@ -2350,7 +2627,7 @@
             </w:pPr>
             <w:r>
               <w:rPr>
-                <w:rFonts w:hint="eastAsia"/>
+                <w:rFonts w:hint="eastAsia" w:eastAsia="黑体"/>
               </w:rPr>
               <w:t xml:space="preserve">差压</w:t>
             </w:r>
@@ -2363,6 +2640,9 @@
               <w:pStyle w:val="Compact"/>
             </w:pPr>
             <w:r>
+              <w:rPr>
+                <w:rFonts w:eastAsia="黑体"/>
+              </w:rPr>
               <w:t xml:space="preserve">V</w:t>
             </w:r>
           </w:p>
@@ -2390,6 +2670,9 @@
               </m:sSub>
             </m:oMath>
             <w:r>
+              <w:rPr>
+                <w:rFonts w:eastAsia="黑体"/>
+              </w:rPr>
               <w:t xml:space="preserve">​</w:t>
             </w:r>
           </w:p>
@@ -2402,7 +2685,7 @@
             </w:pPr>
             <w:r>
               <w:rPr>
-                <w:rFonts w:hint="eastAsia"/>
+                <w:rFonts w:hint="eastAsia" w:eastAsia="黑体"/>
               </w:rPr>
               <w:t xml:space="preserve">热电压（</w:t>
             </w:r>
@@ -2425,7 +2708,7 @@
             </m:oMath>
             <w:r>
               <w:rPr>
-                <w:rFonts w:hint="eastAsia"/>
+                <w:rFonts w:hint="eastAsia" w:eastAsia="黑体"/>
               </w:rPr>
               <w:t xml:space="preserve">）</w:t>
             </w:r>
@@ -2438,6 +2721,9 @@
               <w:pStyle w:val="Compact"/>
             </w:pPr>
             <w:r>
+              <w:rPr>
+                <w:rFonts w:eastAsia="黑体"/>
+              </w:rPr>
               <w:t xml:space="preserve">V</w:t>
             </w:r>
           </w:p>
@@ -2456,6 +2742,9 @@
               </m:r>
             </m:oMath>
             <w:r>
+              <w:rPr>
+                <w:rFonts w:eastAsia="黑体"/>
+              </w:rPr>
               <w:t xml:space="preserve">​</w:t>
             </w:r>
           </w:p>
@@ -2468,7 +2757,7 @@
             </w:pPr>
             <w:r>
               <w:rPr>
-                <w:rFonts w:hint="eastAsia"/>
+                <w:rFonts w:hint="eastAsia" w:eastAsia="黑体"/>
               </w:rPr>
               <w:t xml:space="preserve">两管电流密度比</w:t>
             </w:r>
@@ -2481,6 +2770,9 @@
               <w:pStyle w:val="Compact"/>
             </w:pPr>
             <w:r>
+              <w:rPr>
+                <w:rFonts w:eastAsia="黑体"/>
+              </w:rPr>
               <w:t xml:space="preserve">—</w:t>
             </w:r>
           </w:p>
@@ -2526,6 +2818,9 @@
               </m:sSub>
             </m:oMath>
             <w:r>
+              <w:rPr>
+                <w:rFonts w:eastAsia="黑体"/>
+              </w:rPr>
               <w:t xml:space="preserve">​</w:t>
             </w:r>
           </w:p>
@@ -2538,7 +2833,7 @@
             </w:pPr>
             <w:r>
               <w:rPr>
-                <w:rFonts w:hint="eastAsia"/>
+                <w:rFonts w:hint="eastAsia" w:eastAsia="黑体"/>
               </w:rPr>
               <w:t xml:space="preserve">比例电阻</w:t>
             </w:r>
@@ -2551,6 +2846,9 @@
               <w:pStyle w:val="Compact"/>
             </w:pPr>
             <w:r>
+              <w:rPr>
+                <w:rFonts w:eastAsia="黑体"/>
+              </w:rPr>
               <w:t xml:space="preserve">Ω</w:t>
             </w:r>
           </w:p>
@@ -2572,6 +2870,9 @@
               </m:r>
             </m:oMath>
             <w:r>
+              <w:rPr>
+                <w:rFonts w:eastAsia="黑体"/>
+              </w:rPr>
               <w:t xml:space="preserve">​</w:t>
             </w:r>
           </w:p>
@@ -2584,7 +2885,7 @@
             </w:pPr>
             <w:r>
               <w:rPr>
-                <w:rFonts w:hint="eastAsia"/>
+                <w:rFonts w:hint="eastAsia" w:eastAsia="黑体"/>
               </w:rPr>
               <w:t xml:space="preserve">温度系数</w:t>
             </w:r>
@@ -2597,6 +2898,9 @@
               <w:pStyle w:val="Compact"/>
             </w:pPr>
             <w:r>
+              <w:rPr>
+                <w:rFonts w:eastAsia="黑体"/>
+              </w:rPr>
               <w:t xml:space="preserve">1/℃</w:t>
             </w:r>
           </w:p>
@@ -2611,7 +2915,7 @@
       </w:pPr>
       <w:r>
         <w:rPr>
-          <w:rFonts w:hint="eastAsia"/>
+          <w:rFonts w:hint="eastAsia" w:eastAsia="黑体"/>
         </w:rPr>
         <w:t xml:space="preserve">元件调整影响</w:t>
       </w:r>
@@ -2626,7 +2930,7 @@
       </w:pPr>
       <w:r>
         <w:rPr>
-          <w:rFonts w:hint="eastAsia"/>
+          <w:rFonts w:hint="eastAsia" w:eastAsia="黑体"/>
           <w:b/>
           <w:bCs/>
         </w:rPr>
@@ -2634,6 +2938,7 @@
       </w:r>
       <w:r>
         <w:rPr>
+          <w:rFonts w:eastAsia="黑体"/>
           <w:b/>
           <w:bCs/>
         </w:rPr>
@@ -2673,6 +2978,7 @@
       </m:oMath>
       <w:r>
         <w:rPr>
+          <w:rFonts w:eastAsia="黑体"/>
           <w:b/>
           <w:bCs/>
         </w:rPr>
@@ -2680,30 +2986,39 @@
       </w:r>
       <w:r>
         <w:rPr>
-          <w:rFonts w:hint="eastAsia"/>
+          <w:rFonts w:hint="eastAsia" w:eastAsia="黑体"/>
           <w:b/>
           <w:bCs/>
         </w:rPr>
         <w:t xml:space="preserve">增大</w:t>
       </w:r>
       <w:r>
+        <w:rPr>
+          <w:rFonts w:eastAsia="黑体"/>
+        </w:rPr>
         <w:t xml:space="preserve"> </w:t>
       </w:r>
       <w:r>
+        <w:rPr>
+          <w:rFonts w:eastAsia="黑体"/>
+        </w:rPr>
         <w:t xml:space="preserve">→ </w:t>
       </w:r>
       <w:r>
         <w:rPr>
-          <w:rFonts w:hint="eastAsia"/>
+          <w:rFonts w:hint="eastAsia" w:eastAsia="黑体"/>
         </w:rPr>
         <w:t xml:space="preserve">正温度系数项放大，可调平温度曲线（过补偿则</w:t>
       </w:r>
       <w:r>
+        <w:rPr>
+          <w:rFonts w:eastAsia="黑体"/>
+        </w:rPr>
         <w:t xml:space="preserve"> TC </w:t>
       </w:r>
       <w:r>
         <w:rPr>
-          <w:rFonts w:hint="eastAsia"/>
+          <w:rFonts w:hint="eastAsia" w:eastAsia="黑体"/>
         </w:rPr>
         <w:t xml:space="preserve">变正）。</w:t>
       </w:r>
@@ -2718,7 +3033,7 @@
       </w:pPr>
       <w:r>
         <w:rPr>
-          <w:rFonts w:hint="eastAsia"/>
+          <w:rFonts w:hint="eastAsia" w:eastAsia="黑体"/>
           <w:b/>
           <w:bCs/>
         </w:rPr>
@@ -2726,6 +3041,7 @@
       </w:r>
       <w:r>
         <w:rPr>
+          <w:rFonts w:eastAsia="黑体"/>
           <w:b/>
           <w:bCs/>
         </w:rPr>
@@ -2733,19 +3049,28 @@
       </w:r>
       <w:r>
         <w:rPr>
-          <w:rFonts w:hint="eastAsia"/>
+          <w:rFonts w:hint="eastAsia" w:eastAsia="黑体"/>
           <w:b/>
           <w:bCs/>
         </w:rPr>
         <w:t xml:space="preserve">增大</w:t>
       </w:r>
       <w:r>
+        <w:rPr>
+          <w:rFonts w:eastAsia="黑体"/>
+        </w:rPr>
         <w:t xml:space="preserve"> </w:t>
       </w:r>
       <w:r>
+        <w:rPr>
+          <w:rFonts w:eastAsia="黑体"/>
+        </w:rPr>
         <w:t xml:space="preserve">→</w:t>
       </w:r>
       <w:r>
+        <w:rPr>
+          <w:rFonts w:eastAsia="黑体"/>
+        </w:rPr>
         <w:t xml:space="preserve"> </w:t>
       </w:r>
       <m:oMath>
@@ -2772,11 +3097,14 @@
         </m:sSub>
       </m:oMath>
       <w:r>
+        <w:rPr>
+          <w:rFonts w:eastAsia="黑体"/>
+        </w:rPr>
         <w:t xml:space="preserve"> </w:t>
       </w:r>
       <w:r>
         <w:rPr>
-          <w:rFonts w:hint="eastAsia"/>
+          <w:rFonts w:hint="eastAsia" w:eastAsia="黑体"/>
         </w:rPr>
         <w:t xml:space="preserve">增大，需减小放大倍数，同时改进匹配。</w:t>
       </w:r>
@@ -2791,21 +3119,27 @@
       </w:pPr>
       <w:r>
         <w:rPr>
-          <w:rFonts w:hint="eastAsia"/>
+          <w:rFonts w:hint="eastAsia" w:eastAsia="黑体"/>
           <w:b/>
           <w:bCs/>
         </w:rPr>
         <w:t xml:space="preserve">电阻绝对精度</w:t>
       </w:r>
       <w:r>
+        <w:rPr>
+          <w:rFonts w:eastAsia="黑体"/>
+        </w:rPr>
         <w:t xml:space="preserve"> </w:t>
       </w:r>
       <w:r>
+        <w:rPr>
+          <w:rFonts w:eastAsia="黑体"/>
+        </w:rPr>
         <w:t xml:space="preserve">→ </w:t>
       </w:r>
       <w:r>
         <w:rPr>
-          <w:rFonts w:hint="eastAsia"/>
+          <w:rFonts w:hint="eastAsia" w:eastAsia="黑体"/>
         </w:rPr>
         <w:t xml:space="preserve">影响输出绝对电压，需修调（trim）达高精度。</w:t>
       </w:r>
@@ -2820,21 +3154,27 @@
       </w:pPr>
       <w:r>
         <w:rPr>
-          <w:rFonts w:hint="eastAsia"/>
+          <w:rFonts w:hint="eastAsia" w:eastAsia="黑体"/>
           <w:b/>
           <w:bCs/>
         </w:rPr>
         <w:t xml:space="preserve">运放失调电压</w:t>
       </w:r>
       <w:r>
+        <w:rPr>
+          <w:rFonts w:eastAsia="黑体"/>
+        </w:rPr>
         <w:t xml:space="preserve"> </w:t>
       </w:r>
       <w:r>
+        <w:rPr>
+          <w:rFonts w:eastAsia="黑体"/>
+        </w:rPr>
         <w:t xml:space="preserve">→ </w:t>
       </w:r>
       <w:r>
         <w:rPr>
-          <w:rFonts w:hint="eastAsia"/>
+          <w:rFonts w:hint="eastAsia" w:eastAsia="黑体"/>
         </w:rPr>
         <w:t xml:space="preserve">直接引入输出误差，需低失调设计。</w:t>
       </w:r>
@@ -2847,7 +3187,7 @@
       </w:pPr>
       <w:r>
         <w:rPr>
-          <w:rFonts w:hint="eastAsia"/>
+          <w:rFonts w:hint="eastAsia" w:eastAsia="黑体"/>
         </w:rPr>
         <w:t xml:space="preserve">典型参数示例</w:t>
       </w:r>
@@ -2862,11 +3202,14 @@
       </w:pPr>
       <w:r>
         <w:rPr>
-          <w:rFonts w:hint="eastAsia"/>
+          <w:rFonts w:hint="eastAsia" w:eastAsia="黑体"/>
         </w:rPr>
         <w:t xml:space="preserve">室温</w:t>
       </w:r>
       <w:r>
+        <w:rPr>
+          <w:rFonts w:eastAsia="黑体"/>
+        </w:rPr>
         <w:t xml:space="preserve"> </w:t>
       </w:r>
       <m:oMath>
@@ -2895,7 +3238,7 @@
       </m:oMath>
       <w:r>
         <w:rPr>
-          <w:rFonts w:hint="eastAsia"/>
+          <w:rFonts w:hint="eastAsia" w:eastAsia="黑体"/>
         </w:rPr>
         <w:t xml:space="preserve">：</w:t>
       </w:r>
@@ -2957,6 +3300,9 @@
         </m:r>
       </m:oMath>
       <w:r>
+        <w:rPr>
+          <w:rFonts w:eastAsia="黑体"/>
+        </w:rPr>
         <w:t xml:space="preserve">。</w:t>
       </w:r>
     </w:p>
@@ -2970,11 +3316,14 @@
       </w:pPr>
       <w:r>
         <w:rPr>
-          <w:rFonts w:hint="eastAsia"/>
+          <w:rFonts w:hint="eastAsia" w:eastAsia="黑体"/>
         </w:rPr>
         <w:t xml:space="preserve">取</w:t>
       </w:r>
       <w:r>
+        <w:rPr>
+          <w:rFonts w:eastAsia="黑体"/>
+        </w:rPr>
         <w:t xml:space="preserve"> </w:t>
       </w:r>
       <m:oMath>
@@ -2993,7 +3342,7 @@
       </m:oMath>
       <w:r>
         <w:rPr>
-          <w:rFonts w:hint="eastAsia"/>
+          <w:rFonts w:hint="eastAsia" w:eastAsia="黑体"/>
         </w:rPr>
         <w:t xml:space="preserve">：</w:t>
       </w:r>
@@ -3089,11 +3438,14 @@
       </m:oMath>
       <w:r>
         <w:rPr>
-          <w:rFonts w:hint="eastAsia"/>
+          <w:rFonts w:hint="eastAsia" w:eastAsia="黑体"/>
         </w:rPr>
         <w:t xml:space="preserve">；配合</w:t>
       </w:r>
       <w:r>
+        <w:rPr>
+          <w:rFonts w:eastAsia="黑体"/>
+        </w:rPr>
         <w:t xml:space="preserve"> </w:t>
       </w:r>
       <m:oMath>
@@ -3111,15 +3463,21 @@
         </m:r>
       </m:oMath>
       <w:r>
+        <w:rPr>
+          <w:rFonts w:eastAsia="黑体"/>
+        </w:rPr>
         <w:t xml:space="preserve"> </w:t>
       </w:r>
       <w:r>
         <w:rPr>
-          <w:rFonts w:hint="eastAsia"/>
+          <w:rFonts w:hint="eastAsia" w:eastAsia="黑体"/>
         </w:rPr>
         <w:t xml:space="preserve">与</w:t>
       </w:r>
       <w:r>
+        <w:rPr>
+          <w:rFonts w:eastAsia="黑体"/>
+        </w:rPr>
         <w:t xml:space="preserve"> </w:t>
       </w:r>
       <m:oMath>
@@ -3160,11 +3518,14 @@
       </m:oMath>
       <w:r>
         <w:rPr>
-          <w:rFonts w:hint="eastAsia"/>
+          <w:rFonts w:hint="eastAsia" w:eastAsia="黑体"/>
         </w:rPr>
         <w:t xml:space="preserve">，得</w:t>
       </w:r>
       <w:r>
+        <w:rPr>
+          <w:rFonts w:eastAsia="黑体"/>
+        </w:rPr>
         <w:t xml:space="preserve"> </w:t>
       </w:r>
       <m:oMath>
@@ -3235,16 +3596,19 @@
       </m:oMath>
       <w:r>
         <w:rPr>
-          <w:rFonts w:hint="eastAsia"/>
+          <w:rFonts w:hint="eastAsia" w:eastAsia="黑体"/>
         </w:rPr>
         <w:t xml:space="preserve">（再经比例放大至</w:t>
       </w:r>
       <w:r>
+        <w:rPr>
+          <w:rFonts w:eastAsia="黑体"/>
+        </w:rPr>
         <w:t xml:space="preserve"> </w:t>
       </w:r>
       <w:r>
         <w:rPr>
-          <w:rFonts w:hint="eastAsia"/>
+          <w:rFonts w:hint="eastAsia" w:eastAsia="黑体"/>
         </w:rPr>
         <w:t xml:space="preserve">1.2V）。</w:t>
       </w:r>
@@ -3257,7 +3621,7 @@
       </w:pPr>
       <w:r>
         <w:rPr>
-          <w:rFonts w:hint="eastAsia"/>
+          <w:rFonts w:hint="eastAsia" w:eastAsia="黑体"/>
         </w:rPr>
         <w:t xml:space="preserve">常见器件型号</w:t>
       </w:r>
@@ -3272,7 +3636,7 @@
       </w:pPr>
       <w:r>
         <w:rPr>
-          <w:rFonts w:hint="eastAsia"/>
+          <w:rFonts w:hint="eastAsia" w:eastAsia="黑体"/>
         </w:rPr>
         <w:t xml:space="preserve">集成带隙基准：REF192、LT1021、LM4040、AD780、TL431（三端带隙型可调）。</w:t>
       </w:r>
@@ -3285,7 +3649,7 @@
       </w:pPr>
       <w:r>
         <w:rPr>
-          <w:rFonts w:hint="eastAsia"/>
+          <w:rFonts w:hint="eastAsia" w:eastAsia="黑体"/>
         </w:rPr>
         <w:t xml:space="preserve">注意事项</w:t>
       </w:r>
@@ -3300,7 +3664,7 @@
       </w:pPr>
       <w:r>
         <w:rPr>
-          <w:rFonts w:hint="eastAsia"/>
+          <w:rFonts w:hint="eastAsia" w:eastAsia="黑体"/>
         </w:rPr>
         <w:t xml:space="preserve">输出噪声与运放、电流源设计密切相关，低噪声基准追求低噪声运放与滤波。</w:t>
       </w:r>
@@ -3315,7 +3679,7 @@
       </w:pPr>
       <w:r>
         <w:rPr>
-          <w:rFonts w:hint="eastAsia"/>
+          <w:rFonts w:hint="eastAsia" w:eastAsia="黑体"/>
         </w:rPr>
         <w:t xml:space="preserve">高精度需激光修调（trimming）消除初始误差。</w:t>
       </w:r>
@@ -3330,7 +3694,7 @@
       </w:pPr>
       <w:r>
         <w:rPr>
-          <w:rFonts w:hint="eastAsia"/>
+          <w:rFonts w:hint="eastAsia" w:eastAsia="黑体"/>
         </w:rPr>
         <w:t xml:space="preserve">负载电流与输入电压变化会影响精度，注意降压差（dropout）与负载调整率。</w:t>
       </w:r>
@@ -3343,7 +3707,7 @@
       </w:pPr>
       <w:r>
         <w:rPr>
-          <w:rFonts w:hint="eastAsia"/>
+          <w:rFonts w:hint="eastAsia" w:eastAsia="黑体"/>
         </w:rPr>
         <w:t xml:space="preserve">参考资料</w:t>
       </w:r>
@@ -3357,6 +3721,9 @@
         </w:numPr>
       </w:pPr>
       <w:r>
+        <w:rPr>
+          <w:rFonts w:eastAsia="黑体"/>
+        </w:rPr>
         <w:t xml:space="preserve">Wikipedia: Bandgap voltage reference。</w:t>
       </w:r>
     </w:p>
@@ -3370,7 +3737,7 @@
       </w:pPr>
       <w:r>
         <w:rPr>
-          <w:rFonts w:hint="eastAsia"/>
+          <w:rFonts w:hint="eastAsia" w:eastAsia="黑体"/>
         </w:rPr>
         <w:t xml:space="preserve">《模拟集成电路设计》（拉扎维）。</w:t>
       </w:r>
@@ -3384,15 +3751,21 @@
         </w:numPr>
       </w:pPr>
       <w:r>
+        <w:rPr>
+          <w:rFonts w:eastAsia="黑体"/>
+        </w:rPr>
         <w:t xml:space="preserve">ADI </w:t>
       </w:r>
       <w:r>
         <w:rPr>
-          <w:rFonts w:hint="eastAsia"/>
+          <w:rFonts w:hint="eastAsia" w:eastAsia="黑体"/>
         </w:rPr>
         <w:t xml:space="preserve">应用笔记：Bandgap</w:t>
       </w:r>
       <w:r>
+        <w:rPr>
+          <w:rFonts w:eastAsia="黑体"/>
+        </w:rPr>
         <w:t xml:space="preserve"> References。</w:t>
       </w:r>
     </w:p>
@@ -3405,11 +3778,11 @@
       </w:pPr>
       <w:r>
         <w:rPr>
-          <w:rFonts w:ascii="Times New Roman" w:hAnsi="Times New Roman"/>
+          <w:rFonts w:ascii="Times New Roman" w:hAnsi="Times New Roman" w:eastAsia="黑体"/>
           <w:color w:val="555555"/>
           <w:sz w:val="21"/>
         </w:rPr>
-        <w:t>材料收集者：杜文杰</w:t>
+        <w:t>材料收集者：杜文杰，WX手机：19519196569，QQ:3478827729</w:t>
       </w:r>
     </w:p>
     <w:sectPr>
@@ -3429,7 +3802,7 @@
 </file>
 
 <file path=word/footer1.xml><?xml version="1.0" encoding="utf-8"?>
-<w:ftr xmlns:m="http://schemas.openxmlformats.org/officeDocument/2006/math" xmlns:mc="http://schemas.openxmlformats.org/markup-compatibility/2006" xmlns:mo="http://schemas.microsoft.com/office/mac/office/2008/main" xmlns:mv="urn:schemas-microsoft-com:mac:vml" xmlns:o="urn:schemas-microsoft-com:office:office" xmlns:r="http://schemas.openxmlformats.org/officeDocument/2006/relationships" xmlns:v="urn:schemas-microsoft-com:vml" xmlns:w10="urn:schemas-microsoft-com:office:word" xmlns:w14="http://schemas.microsoft.com/office/word/2010/wordml" xmlns:w="http://schemas.openxmlformats.org/wordprocessingml/2006/main" xmlns:wne="http://schemas.microsoft.com/office/word/2006/wordml" xmlns:wp14="http://schemas.microsoft.com/office/word/2010/wordprocessingDrawing" xmlns:wp="http://schemas.openxmlformats.org/drawingml/2006/wordprocessingDrawing" xmlns:wpc="http://schemas.microsoft.com/office/word/2010/wordprocessingCanvas" xmlns:wpg="http://schemas.microsoft.com/office/word/2010/wordprocessingGroup" xmlns:wpi="http://schemas.microsoft.com/office/word/2010/wordprocessingInk" xmlns:wps="http://schemas.microsoft.com/office/word/2010/wordprocessingShape" mc:Ignorable="w14 wp14">
+<w:ftr xmlns:mc="http://schemas.openxmlformats.org/markup-compatibility/2006" xmlns:w="http://schemas.openxmlformats.org/wordprocessingml/2006/main" xmlns:m="http://schemas.openxmlformats.org/officeDocument/2006/math" xmlns:mo="http://schemas.microsoft.com/office/mac/office/2008/main" xmlns:mv="urn:schemas-microsoft-com:mac:vml" xmlns:o="urn:schemas-microsoft-com:office:office" xmlns:r="http://schemas.openxmlformats.org/officeDocument/2006/relationships" xmlns:v="urn:schemas-microsoft-com:vml" xmlns:w10="urn:schemas-microsoft-com:office:word" xmlns:w14="http://schemas.microsoft.com/office/word/2010/wordml" xmlns:wne="http://schemas.microsoft.com/office/word/2006/wordml" xmlns:wp14="http://schemas.microsoft.com/office/word/2010/wordprocessingDrawing" xmlns:wp="http://schemas.openxmlformats.org/drawingml/2006/wordprocessingDrawing" xmlns:wpc="http://schemas.microsoft.com/office/word/2010/wordprocessingCanvas" xmlns:wpg="http://schemas.microsoft.com/office/word/2010/wordprocessingGroup" xmlns:wpi="http://schemas.microsoft.com/office/word/2010/wordprocessingInk" xmlns:wps="http://schemas.microsoft.com/office/word/2010/wordprocessingShape" mc:Ignorable="w14 wp14">
   <w:p>
     <w:pPr>
       <w:pStyle w:val="Footer"/>
@@ -3437,12 +3810,14 @@
     </w:pPr>
     <w:r>
       <w:rPr>
+        <w:rFonts w:eastAsia="黑体"/>
         <w:sz w:val="18"/>
       </w:rPr>
       <w:t xml:space="preserve">第 </w:t>
     </w:r>
     <w:r>
       <w:rPr>
+        <w:rFonts w:eastAsia="黑体"/>
         <w:sz w:val="18"/>
       </w:rPr>
       <w:fldChar w:fldCharType="begin"/>
@@ -3451,6 +3826,7 @@
     </w:r>
     <w:r>
       <w:rPr>
+        <w:rFonts w:eastAsia="黑体"/>
         <w:sz w:val="18"/>
       </w:rPr>
       <w:t xml:space="preserve"> 页</w:t>
@@ -3464,6 +3840,9 @@
   <w:footnote w:type="continuationSeparator" w:id="0">
     <w:p>
       <w:r>
+        <w:rPr>
+          <w:rFonts w:eastAsia="黑体"/>
+        </w:rPr>
         <w:continuationSeparator/>
       </w:r>
     </w:p>
@@ -3471,6 +3850,9 @@
   <w:footnote w:type="separator" w:id="-1">
     <w:p>
       <w:r>
+        <w:rPr>
+          <w:rFonts w:eastAsia="黑体"/>
+        </w:rPr>
         <w:separator/>
       </w:r>
     </w:p>
@@ -3479,7 +3861,7 @@
 </file>
 
 <file path=word/header1.xml><?xml version="1.0" encoding="utf-8"?>
-<w:hdr xmlns:m="http://schemas.openxmlformats.org/officeDocument/2006/math" xmlns:mc="http://schemas.openxmlformats.org/markup-compatibility/2006" xmlns:mo="http://schemas.microsoft.com/office/mac/office/2008/main" xmlns:mv="urn:schemas-microsoft-com:mac:vml" xmlns:o="urn:schemas-microsoft-com:office:office" xmlns:r="http://schemas.openxmlformats.org/officeDocument/2006/relationships" xmlns:v="urn:schemas-microsoft-com:vml" xmlns:w10="urn:schemas-microsoft-com:office:word" xmlns:w14="http://schemas.microsoft.com/office/word/2010/wordml" xmlns:w="http://schemas.openxmlformats.org/wordprocessingml/2006/main" xmlns:wne="http://schemas.microsoft.com/office/word/2006/wordml" xmlns:wp14="http://schemas.microsoft.com/office/word/2010/wordprocessingDrawing" xmlns:wp="http://schemas.openxmlformats.org/drawingml/2006/wordprocessingDrawing" xmlns:wpc="http://schemas.microsoft.com/office/word/2010/wordprocessingCanvas" xmlns:wpg="http://schemas.microsoft.com/office/word/2010/wordprocessingGroup" xmlns:wpi="http://schemas.microsoft.com/office/word/2010/wordprocessingInk" xmlns:wps="http://schemas.microsoft.com/office/word/2010/wordprocessingShape" mc:Ignorable="w14 wp14">
+<w:hdr xmlns:mc="http://schemas.openxmlformats.org/markup-compatibility/2006" xmlns:w="http://schemas.openxmlformats.org/wordprocessingml/2006/main" xmlns:m="http://schemas.openxmlformats.org/officeDocument/2006/math" xmlns:mo="http://schemas.microsoft.com/office/mac/office/2008/main" xmlns:mv="urn:schemas-microsoft-com:mac:vml" xmlns:o="urn:schemas-microsoft-com:office:office" xmlns:r="http://schemas.openxmlformats.org/officeDocument/2006/relationships" xmlns:v="urn:schemas-microsoft-com:vml" xmlns:w10="urn:schemas-microsoft-com:office:word" xmlns:w14="http://schemas.microsoft.com/office/word/2010/wordml" xmlns:wne="http://schemas.microsoft.com/office/word/2006/wordml" xmlns:wp14="http://schemas.microsoft.com/office/word/2010/wordprocessingDrawing" xmlns:wp="http://schemas.openxmlformats.org/drawingml/2006/wordprocessingDrawing" xmlns:wpc="http://schemas.microsoft.com/office/word/2010/wordprocessingCanvas" xmlns:wpg="http://schemas.microsoft.com/office/word/2010/wordprocessingGroup" xmlns:wpi="http://schemas.microsoft.com/office/word/2010/wordprocessingInk" xmlns:wps="http://schemas.microsoft.com/office/word/2010/wordprocessingShape" mc:Ignorable="w14 wp14">
   <w:p>
     <w:pPr>
       <w:pStyle w:val="Header"/>
@@ -3487,7 +3869,7 @@
     </w:pPr>
     <w:r>
       <w:rPr>
-        <w:rFonts w:ascii="Times New Roman" w:hAnsi="Times New Roman"/>
+        <w:rFonts w:ascii="Times New Roman" w:hAnsi="Times New Roman" w:eastAsia="黑体"/>
         <w:sz w:val="18"/>
         <w:rFonts w:eastAsia="黑体"/>
         <w:rFonts w:eastAsia="黑体"/>
@@ -3499,7 +3881,7 @@
 </file>
 
 <file path=word/numbering.xml><?xml version="1.0" encoding="utf-8"?>
-<w:numbering xmlns:m="http://schemas.openxmlformats.org/officeDocument/2006/math" xmlns:mc="http://schemas.openxmlformats.org/markup-compatibility/2006" xmlns:mo="http://schemas.microsoft.com/office/mac/office/2008/main" xmlns:mv="urn:schemas-microsoft-com:mac:vml" xmlns:o="urn:schemas-microsoft-com:office:office" xmlns:r="http://schemas.openxmlformats.org/officeDocument/2006/relationships" xmlns:v="urn:schemas-microsoft-com:vml" xmlns:w="http://schemas.openxmlformats.org/wordprocessingml/2006/main" xmlns:w10="urn:schemas-microsoft-com:office:word" xmlns:w14="http://schemas.microsoft.com/office/word/2010/wordml" xmlns:wne="http://schemas.microsoft.com/office/word/2006/wordml" xmlns:wp="http://schemas.openxmlformats.org/drawingml/2006/wordprocessingDrawing" xmlns:wp14="http://schemas.microsoft.com/office/word/2010/wordprocessingDrawing" xmlns:wpc="http://schemas.microsoft.com/office/word/2010/wordprocessingCanvas" xmlns:wpg="http://schemas.microsoft.com/office/word/2010/wordprocessingGroup" xmlns:wpi="http://schemas.microsoft.com/office/word/2010/wordprocessingInk" xmlns:wps="http://schemas.microsoft.com/office/word/2010/wordprocessingShape" mc:Ignorable="w14 wp14">
+<w:numbering xmlns:mc="http://schemas.openxmlformats.org/markup-compatibility/2006" xmlns:w="http://schemas.openxmlformats.org/wordprocessingml/2006/main" xmlns:m="http://schemas.openxmlformats.org/officeDocument/2006/math" xmlns:mo="http://schemas.microsoft.com/office/mac/office/2008/main" xmlns:mv="urn:schemas-microsoft-com:mac:vml" xmlns:o="urn:schemas-microsoft-com:office:office" xmlns:r="http://schemas.openxmlformats.org/officeDocument/2006/relationships" xmlns:v="urn:schemas-microsoft-com:vml" xmlns:w10="urn:schemas-microsoft-com:office:word" xmlns:w14="http://schemas.microsoft.com/office/word/2010/wordml" xmlns:wne="http://schemas.microsoft.com/office/word/2006/wordml" xmlns:wp="http://schemas.openxmlformats.org/drawingml/2006/wordprocessingDrawing" xmlns:wp14="http://schemas.microsoft.com/office/word/2010/wordprocessingDrawing" xmlns:wpc="http://schemas.microsoft.com/office/word/2010/wordprocessingCanvas" xmlns:wpg="http://schemas.microsoft.com/office/word/2010/wordprocessingGroup" xmlns:wpi="http://schemas.microsoft.com/office/word/2010/wordprocessingInk" xmlns:wps="http://schemas.microsoft.com/office/word/2010/wordprocessingShape" mc:Ignorable="w14 wp14">
   <w:abstractNum w:abstractNumId="0">
     <w:nsid w:val="FFFFFF7C"/>
     <w:multiLevelType w:val="singleLevel"/>
@@ -3586,7 +3968,7 @@
         <w:ind w:hanging="360" w:left="1440"/>
       </w:pPr>
       <w:rPr>
-        <w:rFonts w:ascii="Symbol" w:hAnsi="Symbol" w:hint="default"/>
+        <w:rFonts w:ascii="Symbol" w:hAnsi="Symbol" w:hint="default" w:eastAsia="黑体"/>
       </w:rPr>
     </w:lvl>
   </w:abstractNum>
@@ -3607,7 +3989,7 @@
         <w:ind w:hanging="360" w:left="1080"/>
       </w:pPr>
       <w:rPr>
-        <w:rFonts w:ascii="Symbol" w:hAnsi="Symbol" w:hint="default"/>
+        <w:rFonts w:ascii="Symbol" w:hAnsi="Symbol" w:hint="default" w:eastAsia="黑体"/>
       </w:rPr>
     </w:lvl>
   </w:abstractNum>
@@ -3628,7 +4010,7 @@
         <w:ind w:hanging="360" w:left="720"/>
       </w:pPr>
       <w:rPr>
-        <w:rFonts w:ascii="Symbol" w:hAnsi="Symbol" w:hint="default"/>
+        <w:rFonts w:ascii="Symbol" w:hAnsi="Symbol" w:hint="default" w:eastAsia="黑体"/>
       </w:rPr>
     </w:lvl>
   </w:abstractNum>
@@ -3667,7 +4049,7 @@
         <w:ind w:hanging="360" w:left="360"/>
       </w:pPr>
       <w:rPr>
-        <w:rFonts w:ascii="Symbol" w:hAnsi="Symbol" w:hint="default"/>
+        <w:rFonts w:ascii="Symbol" w:hAnsi="Symbol" w:hint="default" w:eastAsia="黑体"/>
       </w:rPr>
     </w:lvl>
   </w:abstractNum>
@@ -3758,7 +4140,7 @@
         <w:ind w:left="720" w:hanging="360"/>
       </w:pPr>
       <w:rPr>
-        <w:rFonts w:ascii="Symbol" w:hAnsi="Symbol" w:cs="Symbol" w:hint="default"/>
+        <w:rFonts w:ascii="Symbol" w:hAnsi="Symbol" w:cs="Symbol" w:hint="default" w:eastAsia="黑体"/>
       </w:rPr>
     </w:lvl>
     <w:lvl w:ilvl="1">
@@ -3769,7 +4151,7 @@
         <w:ind w:left="1440" w:hanging="360"/>
       </w:pPr>
       <w:rPr>
-        <w:rFonts w:ascii="Courier New" w:hAnsi="Courier New" w:cs="Courier New" w:hint="default"/>
+        <w:rFonts w:ascii="Courier New" w:hAnsi="Courier New" w:cs="Courier New" w:hint="default" w:eastAsia="黑体"/>
       </w:rPr>
     </w:lvl>
     <w:lvl w:ilvl="2">
@@ -3780,7 +4162,7 @@
         <w:ind w:left="2160" w:hanging="360"/>
       </w:pPr>
       <w:rPr>
-        <w:rFonts w:ascii="Wingdings" w:hAnsi="Wingdings" w:cs="Wingdings" w:hint="default"/>
+        <w:rFonts w:ascii="Wingdings" w:hAnsi="Wingdings" w:cs="Wingdings" w:hint="default" w:eastAsia="黑体"/>
       </w:rPr>
     </w:lvl>
     <w:lvl w:ilvl="3">
@@ -3791,7 +4173,7 @@
         <w:ind w:left="2880" w:hanging="360"/>
       </w:pPr>
       <w:rPr>
-        <w:rFonts w:ascii="Symbol" w:hAnsi="Symbol" w:cs="Symbol" w:hint="default"/>
+        <w:rFonts w:ascii="Symbol" w:hAnsi="Symbol" w:cs="Symbol" w:hint="default" w:eastAsia="黑体"/>
       </w:rPr>
     </w:lvl>
     <w:lvl w:ilvl="4">
@@ -3802,7 +4184,7 @@
         <w:ind w:left="3600" w:hanging="360"/>
       </w:pPr>
       <w:rPr>
-        <w:rFonts w:ascii="Courier New" w:hAnsi="Courier New" w:cs="Courier New" w:hint="default"/>
+        <w:rFonts w:ascii="Courier New" w:hAnsi="Courier New" w:cs="Courier New" w:hint="default" w:eastAsia="黑体"/>
       </w:rPr>
     </w:lvl>
     <w:lvl w:ilvl="5">
@@ -3813,7 +4195,7 @@
         <w:ind w:left="4320" w:hanging="360"/>
       </w:pPr>
       <w:rPr>
-        <w:rFonts w:ascii="Wingdings" w:hAnsi="Wingdings" w:cs="Wingdings" w:hint="default"/>
+        <w:rFonts w:ascii="Wingdings" w:hAnsi="Wingdings" w:cs="Wingdings" w:hint="default" w:eastAsia="黑体"/>
       </w:rPr>
     </w:lvl>
     <w:lvl w:ilvl="6">
@@ -3824,7 +4206,7 @@
         <w:ind w:left="5040" w:hanging="360"/>
       </w:pPr>
       <w:rPr>
-        <w:rFonts w:ascii="Symbol" w:hAnsi="Symbol" w:cs="Symbol" w:hint="default"/>
+        <w:rFonts w:ascii="Symbol" w:hAnsi="Symbol" w:cs="Symbol" w:hint="default" w:eastAsia="黑体"/>
       </w:rPr>
     </w:lvl>
     <w:lvl w:ilvl="7">
@@ -3835,7 +4217,7 @@
         <w:ind w:left="5760" w:hanging="360"/>
       </w:pPr>
       <w:rPr>
-        <w:rFonts w:ascii="Courier New" w:hAnsi="Courier New" w:cs="Courier New" w:hint="default"/>
+        <w:rFonts w:ascii="Courier New" w:hAnsi="Courier New" w:cs="Courier New" w:hint="default" w:eastAsia="黑体"/>
       </w:rPr>
     </w:lvl>
     <w:lvl w:ilvl="8">
@@ -3846,7 +4228,7 @@
         <w:ind w:left="6480" w:hanging="360"/>
       </w:pPr>
       <w:rPr>
-        <w:rFonts w:ascii="Wingdings" w:hAnsi="Wingdings" w:cs="Wingdings" w:hint="default"/>
+        <w:rFonts w:ascii="Wingdings" w:hAnsi="Wingdings" w:cs="Wingdings" w:hint="default" w:eastAsia="黑体"/>
       </w:rPr>
     </w:lvl>
   </w:abstractNum>
@@ -3902,11 +4284,11 @@
 </file>
 
 <file path=word/styles.xml><?xml version="1.0" encoding="utf-8"?>
-<w:styles xmlns:mc="http://schemas.openxmlformats.org/markup-compatibility/2006" xmlns:r="http://schemas.openxmlformats.org/officeDocument/2006/relationships" xmlns:w="http://schemas.openxmlformats.org/wordprocessingml/2006/main" xmlns:w14="http://schemas.microsoft.com/office/word/2010/wordml" mc:Ignorable="w14">
+<w:styles xmlns:mc="http://schemas.openxmlformats.org/markup-compatibility/2006" xmlns:w="http://schemas.openxmlformats.org/wordprocessingml/2006/main" xmlns:r="http://schemas.openxmlformats.org/officeDocument/2006/relationships" xmlns:w14="http://schemas.microsoft.com/office/word/2010/wordml" mc:Ignorable="w14">
   <w:docDefaults>
     <w:rPrDefault>
       <w:rPr>
-        <w:rFonts w:asciiTheme="minorHAnsi" w:cstheme="minorBidi" w:eastAsiaTheme="minorEastAsia" w:hAnsiTheme="minorHAnsi"/>
+        <w:rFonts w:asciiTheme="minorHAnsi" w:cstheme="minorBidi" w:hAnsiTheme="minorHAnsi" w:eastAsia="黑体"/>
         <w:sz w:val="22"/>
         <w:szCs w:val="22"/>
         <w:lang w:bidi="ar-SA" w:eastAsia="en-US" w:val="en-US"/>
@@ -4128,7 +4510,7 @@
       <w:outlineLvl w:val="0"/>
     </w:pPr>
     <w:rPr>
-      <w:rFonts w:ascii="Times New Roman" w:asciiTheme="majorHAnsi" w:cstheme="majorBidi" w:eastAsia="黑体" w:eastAsiaTheme="majorEastAsia" w:hAnsi="Times New Roman" w:hAnsiTheme="majorHAnsi"/>
+      <w:rFonts w:ascii="Times New Roman" w:asciiTheme="majorHAnsi" w:cstheme="majorBidi" w:eastAsia="黑体" w:hAnsi="Times New Roman" w:hAnsiTheme="majorHAnsi"/>
       <w:b/>
       <w:bCs/>
       <w:color w:val="1F3864"/>
@@ -4152,7 +4534,7 @@
       <w:outlineLvl w:val="1"/>
     </w:pPr>
     <w:rPr>
-      <w:rFonts w:ascii="Times New Roman" w:asciiTheme="majorHAnsi" w:cstheme="majorBidi" w:eastAsia="黑体" w:eastAsiaTheme="majorEastAsia" w:hAnsi="Times New Roman" w:hAnsiTheme="majorHAnsi"/>
+      <w:rFonts w:ascii="Times New Roman" w:asciiTheme="majorHAnsi" w:cstheme="majorBidi" w:eastAsia="黑体" w:hAnsi="Times New Roman" w:hAnsiTheme="majorHAnsi"/>
       <w:b/>
       <w:bCs/>
       <w:color w:val="2E4E7E"/>
@@ -4176,7 +4558,7 @@
       <w:outlineLvl w:val="2"/>
     </w:pPr>
     <w:rPr>
-      <w:rFonts w:ascii="Times New Roman" w:asciiTheme="majorHAnsi" w:cstheme="majorBidi" w:eastAsia="黑体" w:eastAsiaTheme="majorEastAsia" w:hAnsi="Times New Roman" w:hAnsiTheme="majorHAnsi"/>
+      <w:rFonts w:ascii="Times New Roman" w:asciiTheme="majorHAnsi" w:cstheme="majorBidi" w:eastAsia="黑体" w:hAnsi="Times New Roman" w:hAnsiTheme="majorHAnsi"/>
       <w:b/>
       <w:bCs/>
       <w:color w:val="2E4E7E"/>
@@ -4200,7 +4582,7 @@
       <w:outlineLvl w:val="3"/>
     </w:pPr>
     <w:rPr>
-      <w:rFonts w:ascii="Times New Roman" w:asciiTheme="majorHAnsi" w:cstheme="majorBidi" w:eastAsia="黑体" w:eastAsiaTheme="majorEastAsia" w:hAnsi="Times New Roman" w:hAnsiTheme="majorHAnsi"/>
+      <w:rFonts w:ascii="Times New Roman" w:asciiTheme="majorHAnsi" w:cstheme="majorBidi" w:eastAsia="黑体" w:hAnsi="Times New Roman" w:hAnsiTheme="majorHAnsi"/>
       <w:b/>
       <w:bCs/>
       <w:i/>
@@ -4226,7 +4608,7 @@
       <w:outlineLvl w:val="4"/>
     </w:pPr>
     <w:rPr>
-      <w:rFonts w:ascii="Times New Roman" w:asciiTheme="majorHAnsi" w:cstheme="majorBidi" w:eastAsia="黑体" w:eastAsiaTheme="majorEastAsia" w:hAnsi="Times New Roman" w:hAnsiTheme="majorHAnsi"/>
+      <w:rFonts w:ascii="Times New Roman" w:asciiTheme="majorHAnsi" w:cstheme="majorBidi" w:eastAsia="黑体" w:hAnsi="Times New Roman" w:hAnsiTheme="majorHAnsi"/>
       <w:b/>
       <w:color w:val="333333"/>
       <w:sz w:val="22"/>
@@ -4249,7 +4631,7 @@
       <w:outlineLvl w:val="5"/>
     </w:pPr>
     <w:rPr>
-      <w:rFonts w:asciiTheme="majorHAnsi" w:cstheme="majorBidi" w:eastAsiaTheme="majorEastAsia" w:hAnsiTheme="majorHAnsi"/>
+      <w:rFonts w:asciiTheme="majorHAnsi" w:cstheme="majorBidi" w:hAnsiTheme="majorHAnsi" w:eastAsia="黑体"/>
       <w:i/>
       <w:iCs/>
       <w:color w:themeColor="accent1" w:themeShade="7F" w:val="243F60"/>
@@ -4272,7 +4654,7 @@
       <w:outlineLvl w:val="6"/>
     </w:pPr>
     <w:rPr>
-      <w:rFonts w:asciiTheme="majorHAnsi" w:cstheme="majorBidi" w:eastAsiaTheme="majorEastAsia" w:hAnsiTheme="majorHAnsi"/>
+      <w:rFonts w:asciiTheme="majorHAnsi" w:cstheme="majorBidi" w:hAnsiTheme="majorHAnsi" w:eastAsia="黑体"/>
       <w:i/>
       <w:iCs/>
       <w:color w:themeColor="text1" w:themeTint="BF" w:val="404040"/>
@@ -4295,7 +4677,7 @@
       <w:outlineLvl w:val="7"/>
     </w:pPr>
     <w:rPr>
-      <w:rFonts w:asciiTheme="majorHAnsi" w:cstheme="majorBidi" w:eastAsiaTheme="majorEastAsia" w:hAnsiTheme="majorHAnsi"/>
+      <w:rFonts w:asciiTheme="majorHAnsi" w:cstheme="majorBidi" w:hAnsiTheme="majorHAnsi" w:eastAsia="黑体"/>
       <w:color w:themeColor="accent1" w:val="4F81BD"/>
       <w:sz w:val="20"/>
       <w:szCs w:val="20"/>
@@ -4318,7 +4700,7 @@
       <w:outlineLvl w:val="8"/>
     </w:pPr>
     <w:rPr>
-      <w:rFonts w:asciiTheme="majorHAnsi" w:cstheme="majorBidi" w:eastAsiaTheme="majorEastAsia" w:hAnsiTheme="majorHAnsi"/>
+      <w:rFonts w:asciiTheme="majorHAnsi" w:cstheme="majorBidi" w:hAnsiTheme="majorHAnsi" w:eastAsia="黑体"/>
       <w:i/>
       <w:iCs/>
       <w:color w:themeColor="text1" w:themeTint="BF" w:val="404040"/>
@@ -4369,7 +4751,7 @@
     <w:uiPriority w:val="9"/>
     <w:rsid w:val="00FC693F"/>
     <w:rPr>
-      <w:rFonts w:asciiTheme="majorHAnsi" w:cstheme="majorBidi" w:eastAsiaTheme="majorEastAsia" w:hAnsiTheme="majorHAnsi"/>
+      <w:rFonts w:asciiTheme="majorHAnsi" w:cstheme="majorBidi" w:hAnsiTheme="majorHAnsi" w:eastAsia="黑体"/>
       <w:b/>
       <w:bCs/>
       <w:color w:themeColor="accent1" w:themeShade="BF" w:val="365F91"/>
@@ -4384,7 +4766,7 @@
     <w:uiPriority w:val="9"/>
     <w:rsid w:val="00FC693F"/>
     <w:rPr>
-      <w:rFonts w:asciiTheme="majorHAnsi" w:cstheme="majorBidi" w:eastAsiaTheme="majorEastAsia" w:hAnsiTheme="majorHAnsi"/>
+      <w:rFonts w:asciiTheme="majorHAnsi" w:cstheme="majorBidi" w:hAnsiTheme="majorHAnsi" w:eastAsia="黑体"/>
       <w:b/>
       <w:bCs/>
       <w:color w:themeColor="accent1" w:val="4F81BD"/>
@@ -4399,7 +4781,7 @@
     <w:uiPriority w:val="9"/>
     <w:rsid w:val="00FC693F"/>
     <w:rPr>
-      <w:rFonts w:asciiTheme="majorHAnsi" w:cstheme="majorBidi" w:eastAsiaTheme="majorEastAsia" w:hAnsiTheme="majorHAnsi"/>
+      <w:rFonts w:asciiTheme="majorHAnsi" w:cstheme="majorBidi" w:hAnsiTheme="majorHAnsi" w:eastAsia="黑体"/>
       <w:b/>
       <w:bCs/>
       <w:color w:themeColor="accent1" w:val="4F81BD"/>
@@ -4422,7 +4804,7 @@
       <w:contextualSpacing/>
     </w:pPr>
     <w:rPr>
-      <w:rFonts w:ascii="Times New Roman" w:asciiTheme="majorHAnsi" w:cstheme="majorBidi" w:eastAsia="黑体" w:eastAsiaTheme="majorEastAsia" w:hAnsi="Times New Roman" w:hAnsiTheme="majorHAnsi"/>
+      <w:rFonts w:ascii="Times New Roman" w:asciiTheme="majorHAnsi" w:cstheme="majorBidi" w:eastAsia="黑体" w:hAnsi="Times New Roman" w:hAnsiTheme="majorHAnsi"/>
       <w:b/>
       <w:color w:val="1F3864"/>
       <w:spacing w:val="5"/>
@@ -4438,7 +4820,7 @@
     <w:uiPriority w:val="10"/>
     <w:rsid w:val="00FC693F"/>
     <w:rPr>
-      <w:rFonts w:asciiTheme="majorHAnsi" w:cstheme="majorBidi" w:eastAsiaTheme="majorEastAsia" w:hAnsiTheme="majorHAnsi"/>
+      <w:rFonts w:asciiTheme="majorHAnsi" w:cstheme="majorBidi" w:hAnsiTheme="majorHAnsi" w:eastAsia="黑体"/>
       <w:color w:themeColor="text2" w:themeShade="BF" w:val="17365D"/>
       <w:spacing w:val="5"/>
       <w:kern w:val="28"/>
@@ -4460,7 +4842,7 @@
       </w:numPr>
     </w:pPr>
     <w:rPr>
-      <w:rFonts w:asciiTheme="majorHAnsi" w:cstheme="majorBidi" w:eastAsiaTheme="majorEastAsia" w:hAnsiTheme="majorHAnsi"/>
+      <w:rFonts w:asciiTheme="majorHAnsi" w:cstheme="majorBidi" w:hAnsiTheme="majorHAnsi" w:eastAsia="黑体"/>
       <w:i/>
       <w:iCs/>
       <w:color w:themeColor="accent1" w:val="4F81BD"/>
@@ -4476,7 +4858,7 @@
     <w:uiPriority w:val="11"/>
     <w:rsid w:val="00FC693F"/>
     <w:rPr>
-      <w:rFonts w:asciiTheme="majorHAnsi" w:cstheme="majorBidi" w:eastAsiaTheme="majorEastAsia" w:hAnsiTheme="majorHAnsi"/>
+      <w:rFonts w:asciiTheme="majorHAnsi" w:cstheme="majorBidi" w:hAnsiTheme="majorHAnsi" w:eastAsia="黑体"/>
       <w:i/>
       <w:iCs/>
       <w:color w:themeColor="accent1" w:val="4F81BD"/>
@@ -4543,6 +4925,7 @@
       <w:spacing w:after="120"/>
     </w:pPr>
     <w:rPr>
+      <w:rFonts w:eastAsia="黑体"/>
       <w:sz w:val="16"/>
       <w:szCs w:val="16"/>
     </w:rPr>
@@ -4554,6 +4937,7 @@
     <w:uiPriority w:val="99"/>
     <w:rsid w:val="00AA1D8D"/>
     <w:rPr>
+      <w:rFonts w:eastAsia="黑体"/>
       <w:sz w:val="16"/>
       <w:szCs w:val="16"/>
     </w:rPr>
@@ -4723,7 +5107,7 @@
       </w:tabs>
     </w:pPr>
     <w:rPr>
-      <w:rFonts w:ascii="Courier" w:hAnsi="Courier"/>
+      <w:rFonts w:ascii="Courier" w:hAnsi="Courier" w:eastAsia="黑体"/>
       <w:sz w:val="20"/>
       <w:szCs w:val="20"/>
     </w:rPr>
@@ -4735,7 +5119,7 @@
     <w:uiPriority w:val="99"/>
     <w:rsid w:val="0029639D"/>
     <w:rPr>
-      <w:rFonts w:ascii="Courier" w:hAnsi="Courier"/>
+      <w:rFonts w:ascii="Courier" w:hAnsi="Courier" w:eastAsia="黑体"/>
       <w:sz w:val="20"/>
       <w:szCs w:val="20"/>
     </w:rPr>
@@ -4771,6 +5155,7 @@
     <w:uiPriority w:val="29"/>
     <w:rsid w:val="00FC693F"/>
     <w:rPr>
+      <w:rFonts w:eastAsia="黑体"/>
       <w:i/>
       <w:iCs/>
       <w:color w:themeColor="text1" w:val="000000"/>
@@ -4784,7 +5169,7 @@
     <w:semiHidden/>
     <w:rsid w:val="00FC693F"/>
     <w:rPr>
-      <w:rFonts w:asciiTheme="majorHAnsi" w:cstheme="majorBidi" w:eastAsiaTheme="majorEastAsia" w:hAnsiTheme="majorHAnsi"/>
+      <w:rFonts w:asciiTheme="majorHAnsi" w:cstheme="majorBidi" w:hAnsiTheme="majorHAnsi" w:eastAsia="黑体"/>
       <w:b/>
       <w:bCs/>
       <w:i/>
@@ -4800,7 +5185,7 @@
     <w:semiHidden/>
     <w:rsid w:val="00FC693F"/>
     <w:rPr>
-      <w:rFonts w:asciiTheme="majorHAnsi" w:cstheme="majorBidi" w:eastAsiaTheme="majorEastAsia" w:hAnsiTheme="majorHAnsi"/>
+      <w:rFonts w:asciiTheme="majorHAnsi" w:cstheme="majorBidi" w:hAnsiTheme="majorHAnsi" w:eastAsia="黑体"/>
       <w:color w:themeColor="accent1" w:themeShade="7F" w:val="243F60"/>
     </w:rPr>
   </w:style>
@@ -4812,7 +5197,7 @@
     <w:semiHidden/>
     <w:rsid w:val="00FC693F"/>
     <w:rPr>
-      <w:rFonts w:asciiTheme="majorHAnsi" w:cstheme="majorBidi" w:eastAsiaTheme="majorEastAsia" w:hAnsiTheme="majorHAnsi"/>
+      <w:rFonts w:asciiTheme="majorHAnsi" w:cstheme="majorBidi" w:hAnsiTheme="majorHAnsi" w:eastAsia="黑体"/>
       <w:i/>
       <w:iCs/>
       <w:color w:themeColor="accent1" w:themeShade="7F" w:val="243F60"/>
@@ -4826,7 +5211,7 @@
     <w:semiHidden/>
     <w:rsid w:val="00FC693F"/>
     <w:rPr>
-      <w:rFonts w:asciiTheme="majorHAnsi" w:cstheme="majorBidi" w:eastAsiaTheme="majorEastAsia" w:hAnsiTheme="majorHAnsi"/>
+      <w:rFonts w:asciiTheme="majorHAnsi" w:cstheme="majorBidi" w:hAnsiTheme="majorHAnsi" w:eastAsia="黑体"/>
       <w:i/>
       <w:iCs/>
       <w:color w:themeColor="text1" w:themeTint="BF" w:val="404040"/>
@@ -4840,7 +5225,7 @@
     <w:semiHidden/>
     <w:rsid w:val="00FC693F"/>
     <w:rPr>
-      <w:rFonts w:asciiTheme="majorHAnsi" w:cstheme="majorBidi" w:eastAsiaTheme="majorEastAsia" w:hAnsiTheme="majorHAnsi"/>
+      <w:rFonts w:asciiTheme="majorHAnsi" w:cstheme="majorBidi" w:hAnsiTheme="majorHAnsi" w:eastAsia="黑体"/>
       <w:color w:themeColor="accent1" w:val="4F81BD"/>
       <w:sz w:val="20"/>
       <w:szCs w:val="20"/>
@@ -4854,7 +5239,7 @@
     <w:semiHidden/>
     <w:rsid w:val="00FC693F"/>
     <w:rPr>
-      <w:rFonts w:asciiTheme="majorHAnsi" w:cstheme="majorBidi" w:eastAsiaTheme="majorEastAsia" w:hAnsiTheme="majorHAnsi"/>
+      <w:rFonts w:asciiTheme="majorHAnsi" w:cstheme="majorBidi" w:hAnsiTheme="majorHAnsi" w:eastAsia="黑体"/>
       <w:i/>
       <w:iCs/>
       <w:color w:themeColor="text1" w:themeTint="BF" w:val="404040"/>
@@ -4875,6 +5260,7 @@
       <w:spacing w:line="240" w:lineRule="auto"/>
     </w:pPr>
     <w:rPr>
+      <w:rFonts w:eastAsia="黑体"/>
       <w:b/>
       <w:bCs/>
       <w:color w:themeColor="accent1" w:val="4F81BD"/>
@@ -4889,6 +5275,7 @@
     <w:qFormat/>
     <w:rsid w:val="00FC693F"/>
     <w:rPr>
+      <w:rFonts w:eastAsia="黑体"/>
       <w:b/>
       <w:bCs/>
     </w:rPr>
@@ -4900,6 +5287,7 @@
     <w:qFormat/>
     <w:rsid w:val="00FC693F"/>
     <w:rPr>
+      <w:rFonts w:eastAsia="黑体"/>
       <w:i/>
       <w:iCs/>
     </w:rPr>
@@ -4920,6 +5308,7 @@
       <w:ind w:left="936" w:right="936"/>
     </w:pPr>
     <w:rPr>
+      <w:rFonts w:eastAsia="黑体"/>
       <w:b/>
       <w:bCs/>
       <w:i/>
@@ -4934,6 +5323,7 @@
     <w:uiPriority w:val="30"/>
     <w:rsid w:val="00FC693F"/>
     <w:rPr>
+      <w:rFonts w:eastAsia="黑体"/>
       <w:b/>
       <w:bCs/>
       <w:i/>
@@ -4948,6 +5338,7 @@
     <w:qFormat/>
     <w:rsid w:val="00FC693F"/>
     <w:rPr>
+      <w:rFonts w:eastAsia="黑体"/>
       <w:i/>
       <w:iCs/>
       <w:color w:themeColor="text1" w:themeTint="7F" w:val="808080"/>
@@ -4960,6 +5351,7 @@
     <w:qFormat/>
     <w:rsid w:val="00FC693F"/>
     <w:rPr>
+      <w:rFonts w:eastAsia="黑体"/>
       <w:b/>
       <w:bCs/>
       <w:i/>
@@ -4974,6 +5366,7 @@
     <w:qFormat/>
     <w:rsid w:val="00FC693F"/>
     <w:rPr>
+      <w:rFonts w:eastAsia="黑体"/>
       <w:smallCaps/>
       <w:color w:themeColor="accent2" w:val="C0504D"/>
       <w:u w:val="single"/>
@@ -4986,6 +5379,7 @@
     <w:qFormat/>
     <w:rsid w:val="00FC693F"/>
     <w:rPr>
+      <w:rFonts w:eastAsia="黑体"/>
       <w:b/>
       <w:bCs/>
       <w:smallCaps/>
@@ -5001,6 +5395,7 @@
     <w:qFormat/>
     <w:rsid w:val="00FC693F"/>
     <w:rPr>
+      <w:rFonts w:eastAsia="黑体"/>
       <w:b/>
       <w:bCs/>
       <w:smallCaps/>
@@ -5055,6 +5450,7 @@
       <w:spacing w:after="0" w:line="240" w:lineRule="auto"/>
     </w:pPr>
     <w:rPr>
+      <w:rFonts w:eastAsia="黑体"/>
       <w:color w:themeColor="text1" w:themeShade="BF" w:val="000000"/>
     </w:rPr>
     <w:tblPr>
@@ -5077,6 +5473,7 @@
         <w:spacing w:after="0" w:before="0" w:line="240" w:lineRule="auto"/>
       </w:pPr>
       <w:rPr>
+        <w:rFonts w:eastAsia="黑体"/>
         <w:b/>
         <w:bCs/>
       </w:rPr>
@@ -5097,6 +5494,7 @@
         <w:spacing w:after="0" w:before="0" w:line="240" w:lineRule="auto"/>
       </w:pPr>
       <w:rPr>
+        <w:rFonts w:eastAsia="黑体"/>
         <w:b/>
         <w:bCs/>
       </w:rPr>
@@ -5114,12 +5512,14 @@
     </w:tblStylePr>
     <w:tblStylePr w:type="firstCol">
       <w:rPr>
+        <w:rFonts w:eastAsia="黑体"/>
         <w:b/>
         <w:bCs/>
       </w:rPr>
     </w:tblStylePr>
     <w:tblStylePr w:type="lastCol">
       <w:rPr>
+        <w:rFonts w:eastAsia="黑体"/>
         <w:b/>
         <w:bCs/>
       </w:rPr>
@@ -5158,6 +5558,7 @@
       <w:spacing w:after="0" w:line="240" w:lineRule="auto"/>
     </w:pPr>
     <w:rPr>
+      <w:rFonts w:eastAsia="黑体"/>
       <w:color w:themeColor="accent1" w:themeShade="BF" w:val="365F91"/>
     </w:rPr>
     <w:tblPr>
@@ -5180,6 +5581,7 @@
         <w:spacing w:after="0" w:before="0" w:line="240" w:lineRule="auto"/>
       </w:pPr>
       <w:rPr>
+        <w:rFonts w:eastAsia="黑体"/>
         <w:b/>
         <w:bCs/>
       </w:rPr>
@@ -5200,6 +5602,7 @@
         <w:spacing w:after="0" w:before="0" w:line="240" w:lineRule="auto"/>
       </w:pPr>
       <w:rPr>
+        <w:rFonts w:eastAsia="黑体"/>
         <w:b/>
         <w:bCs/>
       </w:rPr>
@@ -5217,12 +5620,14 @@
     </w:tblStylePr>
     <w:tblStylePr w:type="firstCol">
       <w:rPr>
+        <w:rFonts w:eastAsia="黑体"/>
         <w:b/>
         <w:bCs/>
       </w:rPr>
     </w:tblStylePr>
     <w:tblStylePr w:type="lastCol">
       <w:rPr>
+        <w:rFonts w:eastAsia="黑体"/>
         <w:b/>
         <w:bCs/>
       </w:rPr>
@@ -5261,6 +5666,7 @@
       <w:spacing w:after="0" w:line="240" w:lineRule="auto"/>
     </w:pPr>
     <w:rPr>
+      <w:rFonts w:eastAsia="黑体"/>
       <w:color w:themeColor="accent2" w:themeShade="BF" w:val="943634"/>
     </w:rPr>
     <w:tblPr>
@@ -5283,6 +5689,7 @@
         <w:spacing w:after="0" w:before="0" w:line="240" w:lineRule="auto"/>
       </w:pPr>
       <w:rPr>
+        <w:rFonts w:eastAsia="黑体"/>
         <w:b/>
         <w:bCs/>
       </w:rPr>
@@ -5303,6 +5710,7 @@
         <w:spacing w:after="0" w:before="0" w:line="240" w:lineRule="auto"/>
       </w:pPr>
       <w:rPr>
+        <w:rFonts w:eastAsia="黑体"/>
         <w:b/>
         <w:bCs/>
       </w:rPr>
@@ -5320,12 +5728,14 @@
     </w:tblStylePr>
     <w:tblStylePr w:type="firstCol">
       <w:rPr>
+        <w:rFonts w:eastAsia="黑体"/>
         <w:b/>
         <w:bCs/>
       </w:rPr>
     </w:tblStylePr>
     <w:tblStylePr w:type="lastCol">
       <w:rPr>
+        <w:rFonts w:eastAsia="黑体"/>
         <w:b/>
         <w:bCs/>
       </w:rPr>
@@ -5364,6 +5774,7 @@
       <w:spacing w:after="0" w:line="240" w:lineRule="auto"/>
     </w:pPr>
     <w:rPr>
+      <w:rFonts w:eastAsia="黑体"/>
       <w:color w:themeColor="accent3" w:themeShade="BF" w:val="76923C"/>
     </w:rPr>
     <w:tblPr>
@@ -5386,6 +5797,7 @@
         <w:spacing w:after="0" w:before="0" w:line="240" w:lineRule="auto"/>
       </w:pPr>
       <w:rPr>
+        <w:rFonts w:eastAsia="黑体"/>
         <w:b/>
         <w:bCs/>
       </w:rPr>
@@ -5406,6 +5818,7 @@
         <w:spacing w:after="0" w:before="0" w:line="240" w:lineRule="auto"/>
       </w:pPr>
       <w:rPr>
+        <w:rFonts w:eastAsia="黑体"/>
         <w:b/>
         <w:bCs/>
       </w:rPr>
@@ -5423,12 +5836,14 @@
     </w:tblStylePr>
     <w:tblStylePr w:type="firstCol">
       <w:rPr>
+        <w:rFonts w:eastAsia="黑体"/>
         <w:b/>
         <w:bCs/>
       </w:rPr>
     </w:tblStylePr>
     <w:tblStylePr w:type="lastCol">
       <w:rPr>
+        <w:rFonts w:eastAsia="黑体"/>
         <w:b/>
         <w:bCs/>
       </w:rPr>
@@ -5467,6 +5882,7 @@
       <w:spacing w:after="0" w:line="240" w:lineRule="auto"/>
     </w:pPr>
     <w:rPr>
+      <w:rFonts w:eastAsia="黑体"/>
       <w:color w:themeColor="accent4" w:themeShade="BF" w:val="5F497A"/>
     </w:rPr>
     <w:tblPr>
@@ -5489,6 +5905,7 @@
         <w:spacing w:after="0" w:before="0" w:line="240" w:lineRule="auto"/>
       </w:pPr>
       <w:rPr>
+        <w:rFonts w:eastAsia="黑体"/>
         <w:b/>
         <w:bCs/>
       </w:rPr>
@@ -5509,6 +5926,7 @@
         <w:spacing w:after="0" w:before="0" w:line="240" w:lineRule="auto"/>
       </w:pPr>
       <w:rPr>
+        <w:rFonts w:eastAsia="黑体"/>
         <w:b/>
         <w:bCs/>
       </w:rPr>
@@ -5526,12 +5944,14 @@
     </w:tblStylePr>
     <w:tblStylePr w:type="firstCol">
       <w:rPr>
+        <w:rFonts w:eastAsia="黑体"/>
         <w:b/>
         <w:bCs/>
       </w:rPr>
     </w:tblStylePr>
     <w:tblStylePr w:type="lastCol">
       <w:rPr>
+        <w:rFonts w:eastAsia="黑体"/>
         <w:b/>
         <w:bCs/>
       </w:rPr>
@@ -5570,6 +5990,7 @@
       <w:spacing w:after="0" w:line="240" w:lineRule="auto"/>
     </w:pPr>
     <w:rPr>
+      <w:rFonts w:eastAsia="黑体"/>
       <w:color w:themeColor="accent5" w:themeShade="BF" w:val="31849B"/>
     </w:rPr>
     <w:tblPr>
@@ -5592,6 +6013,7 @@
         <w:spacing w:after="0" w:before="0" w:line="240" w:lineRule="auto"/>
       </w:pPr>
       <w:rPr>
+        <w:rFonts w:eastAsia="黑体"/>
         <w:b/>
         <w:bCs/>
       </w:rPr>
@@ -5612,6 +6034,7 @@
         <w:spacing w:after="0" w:before="0" w:line="240" w:lineRule="auto"/>
       </w:pPr>
       <w:rPr>
+        <w:rFonts w:eastAsia="黑体"/>
         <w:b/>
         <w:bCs/>
       </w:rPr>
@@ -5629,12 +6052,14 @@
     </w:tblStylePr>
     <w:tblStylePr w:type="firstCol">
       <w:rPr>
+        <w:rFonts w:eastAsia="黑体"/>
         <w:b/>
         <w:bCs/>
       </w:rPr>
     </w:tblStylePr>
     <w:tblStylePr w:type="lastCol">
       <w:rPr>
+        <w:rFonts w:eastAsia="黑体"/>
         <w:b/>
         <w:bCs/>
       </w:rPr>
@@ -5673,6 +6098,7 @@
       <w:spacing w:after="0" w:line="240" w:lineRule="auto"/>
     </w:pPr>
     <w:rPr>
+      <w:rFonts w:eastAsia="黑体"/>
       <w:color w:themeColor="accent6" w:themeShade="BF" w:val="E36C0A"/>
     </w:rPr>
     <w:tblPr>
@@ -5695,6 +6121,7 @@
         <w:spacing w:after="0" w:before="0" w:line="240" w:lineRule="auto"/>
       </w:pPr>
       <w:rPr>
+        <w:rFonts w:eastAsia="黑体"/>
         <w:b/>
         <w:bCs/>
       </w:rPr>
@@ -5715,6 +6142,7 @@
         <w:spacing w:after="0" w:before="0" w:line="240" w:lineRule="auto"/>
       </w:pPr>
       <w:rPr>
+        <w:rFonts w:eastAsia="黑体"/>
         <w:b/>
         <w:bCs/>
       </w:rPr>
@@ -5732,12 +6160,14 @@
     </w:tblStylePr>
     <w:tblStylePr w:type="firstCol">
       <w:rPr>
+        <w:rFonts w:eastAsia="黑体"/>
         <w:b/>
         <w:bCs/>
       </w:rPr>
     </w:tblStylePr>
     <w:tblStylePr w:type="lastCol">
       <w:rPr>
+        <w:rFonts w:eastAsia="黑体"/>
         <w:b/>
         <w:bCs/>
       </w:rPr>
@@ -5797,6 +6227,7 @@
         <w:spacing w:after="0" w:before="0" w:line="240" w:lineRule="auto"/>
       </w:pPr>
       <w:rPr>
+        <w:rFonts w:eastAsia="黑体"/>
         <w:b/>
         <w:bCs/>
         <w:color w:themeColor="background1" w:val="FFFFFF"/>
@@ -5811,6 +6242,7 @@
         <w:spacing w:after="0" w:before="0" w:line="240" w:lineRule="auto"/>
       </w:pPr>
       <w:rPr>
+        <w:rFonts w:eastAsia="黑体"/>
         <w:b/>
         <w:bCs/>
       </w:rPr>
@@ -5826,12 +6258,14 @@
     </w:tblStylePr>
     <w:tblStylePr w:type="firstCol">
       <w:rPr>
+        <w:rFonts w:eastAsia="黑体"/>
         <w:b/>
         <w:bCs/>
       </w:rPr>
     </w:tblStylePr>
     <w:tblStylePr w:type="lastCol">
       <w:rPr>
+        <w:rFonts w:eastAsia="黑体"/>
         <w:b/>
         <w:bCs/>
       </w:rPr>
@@ -5889,6 +6323,7 @@
         <w:spacing w:after="0" w:before="0" w:line="240" w:lineRule="auto"/>
       </w:pPr>
       <w:rPr>
+        <w:rFonts w:eastAsia="黑体"/>
         <w:b/>
         <w:bCs/>
         <w:color w:themeColor="background1" w:val="FFFFFF"/>
@@ -5903,6 +6338,7 @@
         <w:spacing w:after="0" w:before="0" w:line="240" w:lineRule="auto"/>
       </w:pPr>
       <w:rPr>
+        <w:rFonts w:eastAsia="黑体"/>
         <w:b/>
         <w:bCs/>
       </w:rPr>
@@ -5918,12 +6354,14 @@
     </w:tblStylePr>
     <w:tblStylePr w:type="firstCol">
       <w:rPr>
+        <w:rFonts w:eastAsia="黑体"/>
         <w:b/>
         <w:bCs/>
       </w:rPr>
     </w:tblStylePr>
     <w:tblStylePr w:type="lastCol">
       <w:rPr>
+        <w:rFonts w:eastAsia="黑体"/>
         <w:b/>
         <w:bCs/>
       </w:rPr>
@@ -5981,6 +6419,7 @@
         <w:spacing w:after="0" w:before="0" w:line="240" w:lineRule="auto"/>
       </w:pPr>
       <w:rPr>
+        <w:rFonts w:eastAsia="黑体"/>
         <w:b/>
         <w:bCs/>
         <w:color w:themeColor="background1" w:val="FFFFFF"/>
@@ -5995,6 +6434,7 @@
         <w:spacing w:after="0" w:before="0" w:line="240" w:lineRule="auto"/>
       </w:pPr>
       <w:rPr>
+        <w:rFonts w:eastAsia="黑体"/>
         <w:b/>
         <w:bCs/>
       </w:rPr>
@@ -6010,12 +6450,14 @@
     </w:tblStylePr>
     <w:tblStylePr w:type="firstCol">
       <w:rPr>
+        <w:rFonts w:eastAsia="黑体"/>
         <w:b/>
         <w:bCs/>
       </w:rPr>
     </w:tblStylePr>
     <w:tblStylePr w:type="lastCol">
       <w:rPr>
+        <w:rFonts w:eastAsia="黑体"/>
         <w:b/>
         <w:bCs/>
       </w:rPr>
@@ -6073,6 +6515,7 @@
         <w:spacing w:after="0" w:before="0" w:line="240" w:lineRule="auto"/>
       </w:pPr>
       <w:rPr>
+        <w:rFonts w:eastAsia="黑体"/>
         <w:b/>
         <w:bCs/>
         <w:color w:themeColor="background1" w:val="FFFFFF"/>
@@ -6087,6 +6530,7 @@
         <w:spacing w:after="0" w:before="0" w:line="240" w:lineRule="auto"/>
       </w:pPr>
       <w:rPr>
+        <w:rFonts w:eastAsia="黑体"/>
         <w:b/>
         <w:bCs/>
       </w:rPr>
@@ -6102,12 +6546,14 @@
     </w:tblStylePr>
     <w:tblStylePr w:type="firstCol">
       <w:rPr>
+        <w:rFonts w:eastAsia="黑体"/>
         <w:b/>
         <w:bCs/>
       </w:rPr>
     </w:tblStylePr>
     <w:tblStylePr w:type="lastCol">
       <w:rPr>
+        <w:rFonts w:eastAsia="黑体"/>
         <w:b/>
         <w:bCs/>
       </w:rPr>
@@ -6165,6 +6611,7 @@
         <w:spacing w:after="0" w:before="0" w:line="240" w:lineRule="auto"/>
       </w:pPr>
       <w:rPr>
+        <w:rFonts w:eastAsia="黑体"/>
         <w:b/>
         <w:bCs/>
         <w:color w:themeColor="background1" w:val="FFFFFF"/>
@@ -6179,6 +6626,7 @@
         <w:spacing w:after="0" w:before="0" w:line="240" w:lineRule="auto"/>
       </w:pPr>
       <w:rPr>
+        <w:rFonts w:eastAsia="黑体"/>
         <w:b/>
         <w:bCs/>
       </w:rPr>
@@ -6194,12 +6642,14 @@
     </w:tblStylePr>
     <w:tblStylePr w:type="firstCol">
       <w:rPr>
+        <w:rFonts w:eastAsia="黑体"/>
         <w:b/>
         <w:bCs/>
       </w:rPr>
     </w:tblStylePr>
     <w:tblStylePr w:type="lastCol">
       <w:rPr>
+        <w:rFonts w:eastAsia="黑体"/>
         <w:b/>
         <w:bCs/>
       </w:rPr>
@@ -6257,6 +6707,7 @@
         <w:spacing w:after="0" w:before="0" w:line="240" w:lineRule="auto"/>
       </w:pPr>
       <w:rPr>
+        <w:rFonts w:eastAsia="黑体"/>
         <w:b/>
         <w:bCs/>
         <w:color w:themeColor="background1" w:val="FFFFFF"/>
@@ -6271,6 +6722,7 @@
         <w:spacing w:after="0" w:before="0" w:line="240" w:lineRule="auto"/>
       </w:pPr>
       <w:rPr>
+        <w:rFonts w:eastAsia="黑体"/>
         <w:b/>
         <w:bCs/>
       </w:rPr>
@@ -6286,12 +6738,14 @@
     </w:tblStylePr>
     <w:tblStylePr w:type="firstCol">
       <w:rPr>
+        <w:rFonts w:eastAsia="黑体"/>
         <w:b/>
         <w:bCs/>
       </w:rPr>
     </w:tblStylePr>
     <w:tblStylePr w:type="lastCol">
       <w:rPr>
+        <w:rFonts w:eastAsia="黑体"/>
         <w:b/>
         <w:bCs/>
       </w:rPr>
@@ -6349,6 +6803,7 @@
         <w:spacing w:after="0" w:before="0" w:line="240" w:lineRule="auto"/>
       </w:pPr>
       <w:rPr>
+        <w:rFonts w:eastAsia="黑体"/>
         <w:b/>
         <w:bCs/>
         <w:color w:themeColor="background1" w:val="FFFFFF"/>
@@ -6363,6 +6818,7 @@
         <w:spacing w:after="0" w:before="0" w:line="240" w:lineRule="auto"/>
       </w:pPr>
       <w:rPr>
+        <w:rFonts w:eastAsia="黑体"/>
         <w:b/>
         <w:bCs/>
       </w:rPr>
@@ -6378,12 +6834,14 @@
     </w:tblStylePr>
     <w:tblStylePr w:type="firstCol">
       <w:rPr>
+        <w:rFonts w:eastAsia="黑体"/>
         <w:b/>
         <w:bCs/>
       </w:rPr>
     </w:tblStylePr>
     <w:tblStylePr w:type="lastCol">
       <w:rPr>
+        <w:rFonts w:eastAsia="黑体"/>
         <w:b/>
         <w:bCs/>
       </w:rPr>
@@ -6443,7 +6901,7 @@
         <w:spacing w:after="0" w:before="0" w:line="240" w:lineRule="auto"/>
       </w:pPr>
       <w:rPr>
-        <w:rFonts w:asciiTheme="majorHAnsi" w:cstheme="majorBidi" w:eastAsiaTheme="majorEastAsia" w:hAnsiTheme="majorHAnsi"/>
+        <w:rFonts w:asciiTheme="majorHAnsi" w:cstheme="majorBidi" w:hAnsiTheme="majorHAnsi" w:eastAsia="黑体"/>
         <w:b/>
         <w:bCs/>
       </w:rPr>
@@ -6464,7 +6922,7 @@
         <w:spacing w:after="0" w:before="0" w:line="240" w:lineRule="auto"/>
       </w:pPr>
       <w:rPr>
-        <w:rFonts w:asciiTheme="majorHAnsi" w:cstheme="majorBidi" w:eastAsiaTheme="majorEastAsia" w:hAnsiTheme="majorHAnsi"/>
+        <w:rFonts w:asciiTheme="majorHAnsi" w:cstheme="majorBidi" w:hAnsiTheme="majorHAnsi" w:eastAsia="黑体"/>
         <w:b/>
         <w:bCs/>
       </w:rPr>
@@ -6482,14 +6940,14 @@
     </w:tblStylePr>
     <w:tblStylePr w:type="firstCol">
       <w:rPr>
-        <w:rFonts w:asciiTheme="majorHAnsi" w:cstheme="majorBidi" w:eastAsiaTheme="majorEastAsia" w:hAnsiTheme="majorHAnsi"/>
+        <w:rFonts w:asciiTheme="majorHAnsi" w:cstheme="majorBidi" w:hAnsiTheme="majorHAnsi" w:eastAsia="黑体"/>
         <w:b/>
         <w:bCs/>
       </w:rPr>
     </w:tblStylePr>
     <w:tblStylePr w:type="lastCol">
       <w:rPr>
-        <w:rFonts w:asciiTheme="majorHAnsi" w:cstheme="majorBidi" w:eastAsiaTheme="majorEastAsia" w:hAnsiTheme="majorHAnsi"/>
+        <w:rFonts w:asciiTheme="majorHAnsi" w:cstheme="majorBidi" w:hAnsiTheme="majorHAnsi" w:eastAsia="黑体"/>
         <w:b/>
         <w:bCs/>
       </w:rPr>
@@ -6573,7 +7031,7 @@
         <w:spacing w:after="0" w:before="0" w:line="240" w:lineRule="auto"/>
       </w:pPr>
       <w:rPr>
-        <w:rFonts w:asciiTheme="majorHAnsi" w:cstheme="majorBidi" w:eastAsiaTheme="majorEastAsia" w:hAnsiTheme="majorHAnsi"/>
+        <w:rFonts w:asciiTheme="majorHAnsi" w:cstheme="majorBidi" w:hAnsiTheme="majorHAnsi" w:eastAsia="黑体"/>
         <w:b/>
         <w:bCs/>
       </w:rPr>
@@ -6594,7 +7052,7 @@
         <w:spacing w:after="0" w:before="0" w:line="240" w:lineRule="auto"/>
       </w:pPr>
       <w:rPr>
-        <w:rFonts w:asciiTheme="majorHAnsi" w:cstheme="majorBidi" w:eastAsiaTheme="majorEastAsia" w:hAnsiTheme="majorHAnsi"/>
+        <w:rFonts w:asciiTheme="majorHAnsi" w:cstheme="majorBidi" w:hAnsiTheme="majorHAnsi" w:eastAsia="黑体"/>
         <w:b/>
         <w:bCs/>
       </w:rPr>
@@ -6612,14 +7070,14 @@
     </w:tblStylePr>
     <w:tblStylePr w:type="firstCol">
       <w:rPr>
-        <w:rFonts w:asciiTheme="majorHAnsi" w:cstheme="majorBidi" w:eastAsiaTheme="majorEastAsia" w:hAnsiTheme="majorHAnsi"/>
+        <w:rFonts w:asciiTheme="majorHAnsi" w:cstheme="majorBidi" w:hAnsiTheme="majorHAnsi" w:eastAsia="黑体"/>
         <w:b/>
         <w:bCs/>
       </w:rPr>
     </w:tblStylePr>
     <w:tblStylePr w:type="lastCol">
       <w:rPr>
-        <w:rFonts w:asciiTheme="majorHAnsi" w:cstheme="majorBidi" w:eastAsiaTheme="majorEastAsia" w:hAnsiTheme="majorHAnsi"/>
+        <w:rFonts w:asciiTheme="majorHAnsi" w:cstheme="majorBidi" w:hAnsiTheme="majorHAnsi" w:eastAsia="黑体"/>
         <w:b/>
         <w:bCs/>
       </w:rPr>
@@ -6703,7 +7161,7 @@
         <w:spacing w:after="0" w:before="0" w:line="240" w:lineRule="auto"/>
       </w:pPr>
       <w:rPr>
-        <w:rFonts w:asciiTheme="majorHAnsi" w:cstheme="majorBidi" w:eastAsiaTheme="majorEastAsia" w:hAnsiTheme="majorHAnsi"/>
+        <w:rFonts w:asciiTheme="majorHAnsi" w:cstheme="majorBidi" w:hAnsiTheme="majorHAnsi" w:eastAsia="黑体"/>
         <w:b/>
         <w:bCs/>
       </w:rPr>
@@ -6724,7 +7182,7 @@
         <w:spacing w:after="0" w:before="0" w:line="240" w:lineRule="auto"/>
       </w:pPr>
       <w:rPr>
-        <w:rFonts w:asciiTheme="majorHAnsi" w:cstheme="majorBidi" w:eastAsiaTheme="majorEastAsia" w:hAnsiTheme="majorHAnsi"/>
+        <w:rFonts w:asciiTheme="majorHAnsi" w:cstheme="majorBidi" w:hAnsiTheme="majorHAnsi" w:eastAsia="黑体"/>
         <w:b/>
         <w:bCs/>
       </w:rPr>
@@ -6742,14 +7200,14 @@
     </w:tblStylePr>
     <w:tblStylePr w:type="firstCol">
       <w:rPr>
-        <w:rFonts w:asciiTheme="majorHAnsi" w:cstheme="majorBidi" w:eastAsiaTheme="majorEastAsia" w:hAnsiTheme="majorHAnsi"/>
+        <w:rFonts w:asciiTheme="majorHAnsi" w:cstheme="majorBidi" w:hAnsiTheme="majorHAnsi" w:eastAsia="黑体"/>
         <w:b/>
         <w:bCs/>
       </w:rPr>
     </w:tblStylePr>
     <w:tblStylePr w:type="lastCol">
       <w:rPr>
-        <w:rFonts w:asciiTheme="majorHAnsi" w:cstheme="majorBidi" w:eastAsiaTheme="majorEastAsia" w:hAnsiTheme="majorHAnsi"/>
+        <w:rFonts w:asciiTheme="majorHAnsi" w:cstheme="majorBidi" w:hAnsiTheme="majorHAnsi" w:eastAsia="黑体"/>
         <w:b/>
         <w:bCs/>
       </w:rPr>
@@ -6833,7 +7291,7 @@
         <w:spacing w:after="0" w:before="0" w:line="240" w:lineRule="auto"/>
       </w:pPr>
       <w:rPr>
-        <w:rFonts w:asciiTheme="majorHAnsi" w:cstheme="majorBidi" w:eastAsiaTheme="majorEastAsia" w:hAnsiTheme="majorHAnsi"/>
+        <w:rFonts w:asciiTheme="majorHAnsi" w:cstheme="majorBidi" w:hAnsiTheme="majorHAnsi" w:eastAsia="黑体"/>
         <w:b/>
         <w:bCs/>
       </w:rPr>
@@ -6854,7 +7312,7 @@
         <w:spacing w:after="0" w:before="0" w:line="240" w:lineRule="auto"/>
       </w:pPr>
       <w:rPr>
-        <w:rFonts w:asciiTheme="majorHAnsi" w:cstheme="majorBidi" w:eastAsiaTheme="majorEastAsia" w:hAnsiTheme="majorHAnsi"/>
+        <w:rFonts w:asciiTheme="majorHAnsi" w:cstheme="majorBidi" w:hAnsiTheme="majorHAnsi" w:eastAsia="黑体"/>
         <w:b/>
         <w:bCs/>
       </w:rPr>
@@ -6872,14 +7330,14 @@
     </w:tblStylePr>
     <w:tblStylePr w:type="firstCol">
       <w:rPr>
-        <w:rFonts w:asciiTheme="majorHAnsi" w:cstheme="majorBidi" w:eastAsiaTheme="majorEastAsia" w:hAnsiTheme="majorHAnsi"/>
+        <w:rFonts w:asciiTheme="majorHAnsi" w:cstheme="majorBidi" w:hAnsiTheme="majorHAnsi" w:eastAsia="黑体"/>
         <w:b/>
         <w:bCs/>
       </w:rPr>
     </w:tblStylePr>
     <w:tblStylePr w:type="lastCol">
       <w:rPr>
-        <w:rFonts w:asciiTheme="majorHAnsi" w:cstheme="majorBidi" w:eastAsiaTheme="majorEastAsia" w:hAnsiTheme="majorHAnsi"/>
+        <w:rFonts w:asciiTheme="majorHAnsi" w:cstheme="majorBidi" w:hAnsiTheme="majorHAnsi" w:eastAsia="黑体"/>
         <w:b/>
         <w:bCs/>
       </w:rPr>
@@ -6963,7 +7421,7 @@
         <w:spacing w:after="0" w:before="0" w:line="240" w:lineRule="auto"/>
       </w:pPr>
       <w:rPr>
-        <w:rFonts w:asciiTheme="majorHAnsi" w:cstheme="majorBidi" w:eastAsiaTheme="majorEastAsia" w:hAnsiTheme="majorHAnsi"/>
+        <w:rFonts w:asciiTheme="majorHAnsi" w:cstheme="majorBidi" w:hAnsiTheme="majorHAnsi" w:eastAsia="黑体"/>
         <w:b/>
         <w:bCs/>
       </w:rPr>
@@ -6984,7 +7442,7 @@
         <w:spacing w:after="0" w:before="0" w:line="240" w:lineRule="auto"/>
       </w:pPr>
       <w:rPr>
-        <w:rFonts w:asciiTheme="majorHAnsi" w:cstheme="majorBidi" w:eastAsiaTheme="majorEastAsia" w:hAnsiTheme="majorHAnsi"/>
+        <w:rFonts w:asciiTheme="majorHAnsi" w:cstheme="majorBidi" w:hAnsiTheme="majorHAnsi" w:eastAsia="黑体"/>
         <w:b/>
         <w:bCs/>
       </w:rPr>
@@ -7002,14 +7460,14 @@
     </w:tblStylePr>
     <w:tblStylePr w:type="firstCol">
       <w:rPr>
-        <w:rFonts w:asciiTheme="majorHAnsi" w:cstheme="majorBidi" w:eastAsiaTheme="majorEastAsia" w:hAnsiTheme="majorHAnsi"/>
+        <w:rFonts w:asciiTheme="majorHAnsi" w:cstheme="majorBidi" w:hAnsiTheme="majorHAnsi" w:eastAsia="黑体"/>
         <w:b/>
         <w:bCs/>
       </w:rPr>
     </w:tblStylePr>
     <w:tblStylePr w:type="lastCol">
       <w:rPr>
-        <w:rFonts w:asciiTheme="majorHAnsi" w:cstheme="majorBidi" w:eastAsiaTheme="majorEastAsia" w:hAnsiTheme="majorHAnsi"/>
+        <w:rFonts w:asciiTheme="majorHAnsi" w:cstheme="majorBidi" w:hAnsiTheme="majorHAnsi" w:eastAsia="黑体"/>
         <w:b/>
         <w:bCs/>
       </w:rPr>
@@ -7093,7 +7551,7 @@
         <w:spacing w:after="0" w:before="0" w:line="240" w:lineRule="auto"/>
       </w:pPr>
       <w:rPr>
-        <w:rFonts w:asciiTheme="majorHAnsi" w:cstheme="majorBidi" w:eastAsiaTheme="majorEastAsia" w:hAnsiTheme="majorHAnsi"/>
+        <w:rFonts w:asciiTheme="majorHAnsi" w:cstheme="majorBidi" w:hAnsiTheme="majorHAnsi" w:eastAsia="黑体"/>
         <w:b/>
         <w:bCs/>
       </w:rPr>
@@ -7114,7 +7572,7 @@
         <w:spacing w:after="0" w:before="0" w:line="240" w:lineRule="auto"/>
       </w:pPr>
       <w:rPr>
-        <w:rFonts w:asciiTheme="majorHAnsi" w:cstheme="majorBidi" w:eastAsiaTheme="majorEastAsia" w:hAnsiTheme="majorHAnsi"/>
+        <w:rFonts w:asciiTheme="majorHAnsi" w:cstheme="majorBidi" w:hAnsiTheme="majorHAnsi" w:eastAsia="黑体"/>
         <w:b/>
         <w:bCs/>
       </w:rPr>
@@ -7132,14 +7590,14 @@
     </w:tblStylePr>
     <w:tblStylePr w:type="firstCol">
       <w:rPr>
-        <w:rFonts w:asciiTheme="majorHAnsi" w:cstheme="majorBidi" w:eastAsiaTheme="majorEastAsia" w:hAnsiTheme="majorHAnsi"/>
+        <w:rFonts w:asciiTheme="majorHAnsi" w:cstheme="majorBidi" w:hAnsiTheme="majorHAnsi" w:eastAsia="黑体"/>
         <w:b/>
         <w:bCs/>
       </w:rPr>
     </w:tblStylePr>
     <w:tblStylePr w:type="lastCol">
       <w:rPr>
-        <w:rFonts w:asciiTheme="majorHAnsi" w:cstheme="majorBidi" w:eastAsiaTheme="majorEastAsia" w:hAnsiTheme="majorHAnsi"/>
+        <w:rFonts w:asciiTheme="majorHAnsi" w:cstheme="majorBidi" w:hAnsiTheme="majorHAnsi" w:eastAsia="黑体"/>
         <w:b/>
         <w:bCs/>
       </w:rPr>
@@ -7223,7 +7681,7 @@
         <w:spacing w:after="0" w:before="0" w:line="240" w:lineRule="auto"/>
       </w:pPr>
       <w:rPr>
-        <w:rFonts w:asciiTheme="majorHAnsi" w:cstheme="majorBidi" w:eastAsiaTheme="majorEastAsia" w:hAnsiTheme="majorHAnsi"/>
+        <w:rFonts w:asciiTheme="majorHAnsi" w:cstheme="majorBidi" w:hAnsiTheme="majorHAnsi" w:eastAsia="黑体"/>
         <w:b/>
         <w:bCs/>
       </w:rPr>
@@ -7244,7 +7702,7 @@
         <w:spacing w:after="0" w:before="0" w:line="240" w:lineRule="auto"/>
       </w:pPr>
       <w:rPr>
-        <w:rFonts w:asciiTheme="majorHAnsi" w:cstheme="majorBidi" w:eastAsiaTheme="majorEastAsia" w:hAnsiTheme="majorHAnsi"/>
+        <w:rFonts w:asciiTheme="majorHAnsi" w:cstheme="majorBidi" w:hAnsiTheme="majorHAnsi" w:eastAsia="黑体"/>
         <w:b/>
         <w:bCs/>
       </w:rPr>
@@ -7262,14 +7720,14 @@
     </w:tblStylePr>
     <w:tblStylePr w:type="firstCol">
       <w:rPr>
-        <w:rFonts w:asciiTheme="majorHAnsi" w:cstheme="majorBidi" w:eastAsiaTheme="majorEastAsia" w:hAnsiTheme="majorHAnsi"/>
+        <w:rFonts w:asciiTheme="majorHAnsi" w:cstheme="majorBidi" w:hAnsiTheme="majorHAnsi" w:eastAsia="黑体"/>
         <w:b/>
         <w:bCs/>
       </w:rPr>
     </w:tblStylePr>
     <w:tblStylePr w:type="lastCol">
       <w:rPr>
-        <w:rFonts w:asciiTheme="majorHAnsi" w:cstheme="majorBidi" w:eastAsiaTheme="majorEastAsia" w:hAnsiTheme="majorHAnsi"/>
+        <w:rFonts w:asciiTheme="majorHAnsi" w:cstheme="majorBidi" w:hAnsiTheme="majorHAnsi" w:eastAsia="黑体"/>
         <w:b/>
         <w:bCs/>
       </w:rPr>
@@ -7352,6 +7810,7 @@
         <w:spacing w:after="0" w:before="0" w:line="240" w:lineRule="auto"/>
       </w:pPr>
       <w:rPr>
+        <w:rFonts w:eastAsia="黑体"/>
         <w:b/>
         <w:bCs/>
         <w:color w:themeColor="background1" w:val="FFFFFF"/>
@@ -7374,6 +7833,7 @@
         <w:spacing w:after="0" w:before="0" w:line="240" w:lineRule="auto"/>
       </w:pPr>
       <w:rPr>
+        <w:rFonts w:eastAsia="黑体"/>
         <w:b/>
         <w:bCs/>
       </w:rPr>
@@ -7391,12 +7851,14 @@
     </w:tblStylePr>
     <w:tblStylePr w:type="firstCol">
       <w:rPr>
+        <w:rFonts w:eastAsia="黑体"/>
         <w:b/>
         <w:bCs/>
       </w:rPr>
     </w:tblStylePr>
     <w:tblStylePr w:type="lastCol">
       <w:rPr>
+        <w:rFonts w:eastAsia="黑体"/>
         <w:b/>
         <w:bCs/>
       </w:rPr>
@@ -7458,6 +7920,7 @@
         <w:spacing w:after="0" w:before="0" w:line="240" w:lineRule="auto"/>
       </w:pPr>
       <w:rPr>
+        <w:rFonts w:eastAsia="黑体"/>
         <w:b/>
         <w:bCs/>
         <w:color w:themeColor="background1" w:val="FFFFFF"/>
@@ -7480,6 +7943,7 @@
         <w:spacing w:after="0" w:before="0" w:line="240" w:lineRule="auto"/>
       </w:pPr>
       <w:rPr>
+        <w:rFonts w:eastAsia="黑体"/>
         <w:b/>
         <w:bCs/>
       </w:rPr>
@@ -7497,12 +7961,14 @@
     </w:tblStylePr>
     <w:tblStylePr w:type="firstCol">
       <w:rPr>
+        <w:rFonts w:eastAsia="黑体"/>
         <w:b/>
         <w:bCs/>
       </w:rPr>
     </w:tblStylePr>
     <w:tblStylePr w:type="lastCol">
       <w:rPr>
+        <w:rFonts w:eastAsia="黑体"/>
         <w:b/>
         <w:bCs/>
       </w:rPr>
@@ -7564,6 +8030,7 @@
         <w:spacing w:after="0" w:before="0" w:line="240" w:lineRule="auto"/>
       </w:pPr>
       <w:rPr>
+        <w:rFonts w:eastAsia="黑体"/>
         <w:b/>
         <w:bCs/>
         <w:color w:themeColor="background1" w:val="FFFFFF"/>
@@ -7586,6 +8053,7 @@
         <w:spacing w:after="0" w:before="0" w:line="240" w:lineRule="auto"/>
       </w:pPr>
       <w:rPr>
+        <w:rFonts w:eastAsia="黑体"/>
         <w:b/>
         <w:bCs/>
       </w:rPr>
@@ -7603,12 +8071,14 @@
     </w:tblStylePr>
     <w:tblStylePr w:type="firstCol">
       <w:rPr>
+        <w:rFonts w:eastAsia="黑体"/>
         <w:b/>
         <w:bCs/>
       </w:rPr>
     </w:tblStylePr>
     <w:tblStylePr w:type="lastCol">
       <w:rPr>
+        <w:rFonts w:eastAsia="黑体"/>
         <w:b/>
         <w:bCs/>
       </w:rPr>
@@ -7670,6 +8140,7 @@
         <w:spacing w:after="0" w:before="0" w:line="240" w:lineRule="auto"/>
       </w:pPr>
       <w:rPr>
+        <w:rFonts w:eastAsia="黑体"/>
         <w:b/>
         <w:bCs/>
         <w:color w:themeColor="background1" w:val="FFFFFF"/>
@@ -7692,6 +8163,7 @@
         <w:spacing w:after="0" w:before="0" w:line="240" w:lineRule="auto"/>
       </w:pPr>
       <w:rPr>
+        <w:rFonts w:eastAsia="黑体"/>
         <w:b/>
         <w:bCs/>
       </w:rPr>
@@ -7709,12 +8181,14 @@
     </w:tblStylePr>
     <w:tblStylePr w:type="firstCol">
       <w:rPr>
+        <w:rFonts w:eastAsia="黑体"/>
         <w:b/>
         <w:bCs/>
       </w:rPr>
     </w:tblStylePr>
     <w:tblStylePr w:type="lastCol">
       <w:rPr>
+        <w:rFonts w:eastAsia="黑体"/>
         <w:b/>
         <w:bCs/>
       </w:rPr>
@@ -7776,6 +8250,7 @@
         <w:spacing w:after="0" w:before="0" w:line="240" w:lineRule="auto"/>
       </w:pPr>
       <w:rPr>
+        <w:rFonts w:eastAsia="黑体"/>
         <w:b/>
         <w:bCs/>
         <w:color w:themeColor="background1" w:val="FFFFFF"/>
@@ -7798,6 +8273,7 @@
         <w:spacing w:after="0" w:before="0" w:line="240" w:lineRule="auto"/>
       </w:pPr>
       <w:rPr>
+        <w:rFonts w:eastAsia="黑体"/>
         <w:b/>
         <w:bCs/>
       </w:rPr>
@@ -7815,12 +8291,14 @@
     </w:tblStylePr>
     <w:tblStylePr w:type="firstCol">
       <w:rPr>
+        <w:rFonts w:eastAsia="黑体"/>
         <w:b/>
         <w:bCs/>
       </w:rPr>
     </w:tblStylePr>
     <w:tblStylePr w:type="lastCol">
       <w:rPr>
+        <w:rFonts w:eastAsia="黑体"/>
         <w:b/>
         <w:bCs/>
       </w:rPr>
@@ -7882,6 +8360,7 @@
         <w:spacing w:after="0" w:before="0" w:line="240" w:lineRule="auto"/>
       </w:pPr>
       <w:rPr>
+        <w:rFonts w:eastAsia="黑体"/>
         <w:b/>
         <w:bCs/>
         <w:color w:themeColor="background1" w:val="FFFFFF"/>
@@ -7904,6 +8383,7 @@
         <w:spacing w:after="0" w:before="0" w:line="240" w:lineRule="auto"/>
       </w:pPr>
       <w:rPr>
+        <w:rFonts w:eastAsia="黑体"/>
         <w:b/>
         <w:bCs/>
       </w:rPr>
@@ -7921,12 +8401,14 @@
     </w:tblStylePr>
     <w:tblStylePr w:type="firstCol">
       <w:rPr>
+        <w:rFonts w:eastAsia="黑体"/>
         <w:b/>
         <w:bCs/>
       </w:rPr>
     </w:tblStylePr>
     <w:tblStylePr w:type="lastCol">
       <w:rPr>
+        <w:rFonts w:eastAsia="黑体"/>
         <w:b/>
         <w:bCs/>
       </w:rPr>
@@ -7988,6 +8470,7 @@
         <w:spacing w:after="0" w:before="0" w:line="240" w:lineRule="auto"/>
       </w:pPr>
       <w:rPr>
+        <w:rFonts w:eastAsia="黑体"/>
         <w:b/>
         <w:bCs/>
         <w:color w:themeColor="background1" w:val="FFFFFF"/>
@@ -8010,6 +8493,7 @@
         <w:spacing w:after="0" w:before="0" w:line="240" w:lineRule="auto"/>
       </w:pPr>
       <w:rPr>
+        <w:rFonts w:eastAsia="黑体"/>
         <w:b/>
         <w:bCs/>
       </w:rPr>
@@ -8027,12 +8511,14 @@
     </w:tblStylePr>
     <w:tblStylePr w:type="firstCol">
       <w:rPr>
+        <w:rFonts w:eastAsia="黑体"/>
         <w:b/>
         <w:bCs/>
       </w:rPr>
     </w:tblStylePr>
     <w:tblStylePr w:type="lastCol">
       <w:rPr>
+        <w:rFonts w:eastAsia="黑体"/>
         <w:b/>
         <w:bCs/>
       </w:rPr>
@@ -8091,6 +8577,7 @@
         <w:spacing w:after="0" w:before="0" w:line="240" w:lineRule="auto"/>
       </w:pPr>
       <w:rPr>
+        <w:rFonts w:eastAsia="黑体"/>
         <w:b/>
         <w:bCs/>
         <w:color w:themeColor="background1" w:val="FFFFFF"/>
@@ -8113,6 +8600,7 @@
         <w:spacing w:after="0" w:before="0" w:line="240" w:lineRule="auto"/>
       </w:pPr>
       <w:rPr>
+        <w:rFonts w:eastAsia="黑体"/>
         <w:color w:val="auto"/>
       </w:rPr>
       <w:tblPr/>
@@ -8130,6 +8618,7 @@
     </w:tblStylePr>
     <w:tblStylePr w:type="firstCol">
       <w:rPr>
+        <w:rFonts w:eastAsia="黑体"/>
         <w:b/>
         <w:bCs/>
         <w:color w:themeColor="background1" w:val="FFFFFF"/>
@@ -8149,6 +8638,7 @@
     </w:tblStylePr>
     <w:tblStylePr w:type="lastCol">
       <w:rPr>
+        <w:rFonts w:eastAsia="黑体"/>
         <w:b/>
         <w:bCs/>
         <w:color w:themeColor="background1" w:val="FFFFFF"/>
@@ -8197,6 +8687,7 @@
     </w:tblStylePr>
     <w:tblStylePr w:type="nwCell">
       <w:rPr>
+        <w:rFonts w:eastAsia="黑体"/>
         <w:color w:themeColor="background1" w:val="FFFFFF"/>
       </w:rPr>
       <w:tblPr/>
@@ -8240,6 +8731,7 @@
         <w:spacing w:after="0" w:before="0" w:line="240" w:lineRule="auto"/>
       </w:pPr>
       <w:rPr>
+        <w:rFonts w:eastAsia="黑体"/>
         <w:b/>
         <w:bCs/>
         <w:color w:themeColor="background1" w:val="FFFFFF"/>
@@ -8262,6 +8754,7 @@
         <w:spacing w:after="0" w:before="0" w:line="240" w:lineRule="auto"/>
       </w:pPr>
       <w:rPr>
+        <w:rFonts w:eastAsia="黑体"/>
         <w:color w:val="auto"/>
       </w:rPr>
       <w:tblPr/>
@@ -8279,6 +8772,7 @@
     </w:tblStylePr>
     <w:tblStylePr w:type="firstCol">
       <w:rPr>
+        <w:rFonts w:eastAsia="黑体"/>
         <w:b/>
         <w:bCs/>
         <w:color w:themeColor="background1" w:val="FFFFFF"/>
@@ -8298,6 +8792,7 @@
     </w:tblStylePr>
     <w:tblStylePr w:type="lastCol">
       <w:rPr>
+        <w:rFonts w:eastAsia="黑体"/>
         <w:b/>
         <w:bCs/>
         <w:color w:themeColor="background1" w:val="FFFFFF"/>
@@ -8346,6 +8841,7 @@
     </w:tblStylePr>
     <w:tblStylePr w:type="nwCell">
       <w:rPr>
+        <w:rFonts w:eastAsia="黑体"/>
         <w:color w:themeColor="background1" w:val="FFFFFF"/>
       </w:rPr>
       <w:tblPr/>
@@ -8389,6 +8885,7 @@
         <w:spacing w:after="0" w:before="0" w:line="240" w:lineRule="auto"/>
       </w:pPr>
       <w:rPr>
+        <w:rFonts w:eastAsia="黑体"/>
         <w:b/>
         <w:bCs/>
         <w:color w:themeColor="background1" w:val="FFFFFF"/>
@@ -8411,6 +8908,7 @@
         <w:spacing w:after="0" w:before="0" w:line="240" w:lineRule="auto"/>
       </w:pPr>
       <w:rPr>
+        <w:rFonts w:eastAsia="黑体"/>
         <w:color w:val="auto"/>
       </w:rPr>
       <w:tblPr/>
@@ -8428,6 +8926,7 @@
     </w:tblStylePr>
     <w:tblStylePr w:type="firstCol">
       <w:rPr>
+        <w:rFonts w:eastAsia="黑体"/>
         <w:b/>
         <w:bCs/>
         <w:color w:themeColor="background1" w:val="FFFFFF"/>
@@ -8447,6 +8946,7 @@
     </w:tblStylePr>
     <w:tblStylePr w:type="lastCol">
       <w:rPr>
+        <w:rFonts w:eastAsia="黑体"/>
         <w:b/>
         <w:bCs/>
         <w:color w:themeColor="background1" w:val="FFFFFF"/>
@@ -8495,6 +8995,7 @@
     </w:tblStylePr>
     <w:tblStylePr w:type="nwCell">
       <w:rPr>
+        <w:rFonts w:eastAsia="黑体"/>
         <w:color w:themeColor="background1" w:val="FFFFFF"/>
       </w:rPr>
       <w:tblPr/>
@@ -8538,6 +9039,7 @@
         <w:spacing w:after="0" w:before="0" w:line="240" w:lineRule="auto"/>
       </w:pPr>
       <w:rPr>
+        <w:rFonts w:eastAsia="黑体"/>
         <w:b/>
         <w:bCs/>
         <w:color w:themeColor="background1" w:val="FFFFFF"/>
@@ -8560,6 +9062,7 @@
         <w:spacing w:after="0" w:before="0" w:line="240" w:lineRule="auto"/>
       </w:pPr>
       <w:rPr>
+        <w:rFonts w:eastAsia="黑体"/>
         <w:color w:val="auto"/>
       </w:rPr>
       <w:tblPr/>
@@ -8577,6 +9080,7 @@
     </w:tblStylePr>
     <w:tblStylePr w:type="firstCol">
       <w:rPr>
+        <w:rFonts w:eastAsia="黑体"/>
         <w:b/>
         <w:bCs/>
         <w:color w:themeColor="background1" w:val="FFFFFF"/>
@@ -8596,6 +9100,7 @@
     </w:tblStylePr>
     <w:tblStylePr w:type="lastCol">
       <w:rPr>
+        <w:rFonts w:eastAsia="黑体"/>
         <w:b/>
         <w:bCs/>
         <w:color w:themeColor="background1" w:val="FFFFFF"/>
@@ -8644,6 +9149,7 @@
     </w:tblStylePr>
     <w:tblStylePr w:type="nwCell">
       <w:rPr>
+        <w:rFonts w:eastAsia="黑体"/>
         <w:color w:themeColor="background1" w:val="FFFFFF"/>
       </w:rPr>
       <w:tblPr/>
@@ -8687,6 +9193,7 @@
         <w:spacing w:after="0" w:before="0" w:line="240" w:lineRule="auto"/>
       </w:pPr>
       <w:rPr>
+        <w:rFonts w:eastAsia="黑体"/>
         <w:b/>
         <w:bCs/>
         <w:color w:themeColor="background1" w:val="FFFFFF"/>
@@ -8709,6 +9216,7 @@
         <w:spacing w:after="0" w:before="0" w:line="240" w:lineRule="auto"/>
       </w:pPr>
       <w:rPr>
+        <w:rFonts w:eastAsia="黑体"/>
         <w:color w:val="auto"/>
       </w:rPr>
       <w:tblPr/>
@@ -8726,6 +9234,7 @@
     </w:tblStylePr>
     <w:tblStylePr w:type="firstCol">
       <w:rPr>
+        <w:rFonts w:eastAsia="黑体"/>
         <w:b/>
         <w:bCs/>
         <w:color w:themeColor="background1" w:val="FFFFFF"/>
@@ -8745,6 +9254,7 @@
     </w:tblStylePr>
     <w:tblStylePr w:type="lastCol">
       <w:rPr>
+        <w:rFonts w:eastAsia="黑体"/>
         <w:b/>
         <w:bCs/>
         <w:color w:themeColor="background1" w:val="FFFFFF"/>
@@ -8793,6 +9303,7 @@
     </w:tblStylePr>
     <w:tblStylePr w:type="nwCell">
       <w:rPr>
+        <w:rFonts w:eastAsia="黑体"/>
         <w:color w:themeColor="background1" w:val="FFFFFF"/>
       </w:rPr>
       <w:tblPr/>
@@ -8836,6 +9347,7 @@
         <w:spacing w:after="0" w:before="0" w:line="240" w:lineRule="auto"/>
       </w:pPr>
       <w:rPr>
+        <w:rFonts w:eastAsia="黑体"/>
         <w:b/>
         <w:bCs/>
         <w:color w:themeColor="background1" w:val="FFFFFF"/>
@@ -8858,6 +9370,7 @@
         <w:spacing w:after="0" w:before="0" w:line="240" w:lineRule="auto"/>
       </w:pPr>
       <w:rPr>
+        <w:rFonts w:eastAsia="黑体"/>
         <w:color w:val="auto"/>
       </w:rPr>
       <w:tblPr/>
@@ -8875,6 +9388,7 @@
     </w:tblStylePr>
     <w:tblStylePr w:type="firstCol">
       <w:rPr>
+        <w:rFonts w:eastAsia="黑体"/>
         <w:b/>
         <w:bCs/>
         <w:color w:themeColor="background1" w:val="FFFFFF"/>
@@ -8894,6 +9408,7 @@
     </w:tblStylePr>
     <w:tblStylePr w:type="lastCol">
       <w:rPr>
+        <w:rFonts w:eastAsia="黑体"/>
         <w:b/>
         <w:bCs/>
         <w:color w:themeColor="background1" w:val="FFFFFF"/>
@@ -8942,6 +9457,7 @@
     </w:tblStylePr>
     <w:tblStylePr w:type="nwCell">
       <w:rPr>
+        <w:rFonts w:eastAsia="黑体"/>
         <w:color w:themeColor="background1" w:val="FFFFFF"/>
       </w:rPr>
       <w:tblPr/>
@@ -8985,6 +9501,7 @@
         <w:spacing w:after="0" w:before="0" w:line="240" w:lineRule="auto"/>
       </w:pPr>
       <w:rPr>
+        <w:rFonts w:eastAsia="黑体"/>
         <w:b/>
         <w:bCs/>
         <w:color w:themeColor="background1" w:val="FFFFFF"/>
@@ -9007,6 +9524,7 @@
         <w:spacing w:after="0" w:before="0" w:line="240" w:lineRule="auto"/>
       </w:pPr>
       <w:rPr>
+        <w:rFonts w:eastAsia="黑体"/>
         <w:color w:val="auto"/>
       </w:rPr>
       <w:tblPr/>
@@ -9024,6 +9542,7 @@
     </w:tblStylePr>
     <w:tblStylePr w:type="firstCol">
       <w:rPr>
+        <w:rFonts w:eastAsia="黑体"/>
         <w:b/>
         <w:bCs/>
         <w:color w:themeColor="background1" w:val="FFFFFF"/>
@@ -9043,6 +9562,7 @@
     </w:tblStylePr>
     <w:tblStylePr w:type="lastCol">
       <w:rPr>
+        <w:rFonts w:eastAsia="黑体"/>
         <w:b/>
         <w:bCs/>
         <w:color w:themeColor="background1" w:val="FFFFFF"/>
@@ -9091,6 +9611,7 @@
     </w:tblStylePr>
     <w:tblStylePr w:type="nwCell">
       <w:rPr>
+        <w:rFonts w:eastAsia="黑体"/>
         <w:color w:themeColor="background1" w:val="FFFFFF"/>
       </w:rPr>
       <w:tblPr/>
@@ -9115,6 +9636,7 @@
       <w:spacing w:after="0" w:line="240" w:lineRule="auto"/>
     </w:pPr>
     <w:rPr>
+      <w:rFonts w:eastAsia="黑体"/>
       <w:color w:themeColor="text1" w:val="000000"/>
     </w:rPr>
     <w:tblPr>
@@ -9134,7 +9656,7 @@
     </w:tblPr>
     <w:tblStylePr w:type="firstRow">
       <w:rPr>
-        <w:rFonts w:asciiTheme="majorHAnsi" w:cstheme="majorBidi" w:eastAsiaTheme="majorEastAsia" w:hAnsiTheme="majorHAnsi"/>
+        <w:rFonts w:asciiTheme="majorHAnsi" w:cstheme="majorBidi" w:hAnsiTheme="majorHAnsi" w:eastAsia="黑体"/>
       </w:rPr>
       <w:tblPr/>
       <w:tcPr>
@@ -9146,6 +9668,7 @@
     </w:tblStylePr>
     <w:tblStylePr w:type="lastRow">
       <w:rPr>
+        <w:rFonts w:eastAsia="黑体"/>
         <w:b/>
         <w:bCs/>
         <w:color w:themeColor="text2" w:val="1F497D"/>
@@ -9160,12 +9683,14 @@
     </w:tblStylePr>
     <w:tblStylePr w:type="firstCol">
       <w:rPr>
+        <w:rFonts w:eastAsia="黑体"/>
         <w:b/>
         <w:bCs/>
       </w:rPr>
     </w:tblStylePr>
     <w:tblStylePr w:type="lastCol">
       <w:rPr>
+        <w:rFonts w:eastAsia="黑体"/>
         <w:b/>
         <w:bCs/>
       </w:rPr>
@@ -9199,6 +9724,7 @@
       <w:spacing w:after="0" w:line="240" w:lineRule="auto"/>
     </w:pPr>
     <w:rPr>
+      <w:rFonts w:eastAsia="黑体"/>
       <w:color w:themeColor="text1" w:val="000000"/>
     </w:rPr>
     <w:tblPr>
@@ -9218,7 +9744,7 @@
     </w:tblPr>
     <w:tblStylePr w:type="firstRow">
       <w:rPr>
-        <w:rFonts w:asciiTheme="majorHAnsi" w:cstheme="majorBidi" w:eastAsiaTheme="majorEastAsia" w:hAnsiTheme="majorHAnsi"/>
+        <w:rFonts w:asciiTheme="majorHAnsi" w:cstheme="majorBidi" w:hAnsiTheme="majorHAnsi" w:eastAsia="黑体"/>
       </w:rPr>
       <w:tblPr/>
       <w:tcPr>
@@ -9230,6 +9756,7 @@
     </w:tblStylePr>
     <w:tblStylePr w:type="lastRow">
       <w:rPr>
+        <w:rFonts w:eastAsia="黑体"/>
         <w:b/>
         <w:bCs/>
         <w:color w:themeColor="text2" w:val="1F497D"/>
@@ -9244,12 +9771,14 @@
     </w:tblStylePr>
     <w:tblStylePr w:type="firstCol">
       <w:rPr>
+        <w:rFonts w:eastAsia="黑体"/>
         <w:b/>
         <w:bCs/>
       </w:rPr>
     </w:tblStylePr>
     <w:tblStylePr w:type="lastCol">
       <w:rPr>
+        <w:rFonts w:eastAsia="黑体"/>
         <w:b/>
         <w:bCs/>
       </w:rPr>
@@ -9283,6 +9812,7 @@
       <w:spacing w:after="0" w:line="240" w:lineRule="auto"/>
     </w:pPr>
     <w:rPr>
+      <w:rFonts w:eastAsia="黑体"/>
       <w:color w:themeColor="text1" w:val="000000"/>
     </w:rPr>
     <w:tblPr>
@@ -9302,7 +9832,7 @@
     </w:tblPr>
     <w:tblStylePr w:type="firstRow">
       <w:rPr>
-        <w:rFonts w:asciiTheme="majorHAnsi" w:cstheme="majorBidi" w:eastAsiaTheme="majorEastAsia" w:hAnsiTheme="majorHAnsi"/>
+        <w:rFonts w:asciiTheme="majorHAnsi" w:cstheme="majorBidi" w:hAnsiTheme="majorHAnsi" w:eastAsia="黑体"/>
       </w:rPr>
       <w:tblPr/>
       <w:tcPr>
@@ -9314,6 +9844,7 @@
     </w:tblStylePr>
     <w:tblStylePr w:type="lastRow">
       <w:rPr>
+        <w:rFonts w:eastAsia="黑体"/>
         <w:b/>
         <w:bCs/>
         <w:color w:themeColor="text2" w:val="1F497D"/>
@@ -9328,12 +9859,14 @@
     </w:tblStylePr>
     <w:tblStylePr w:type="firstCol">
       <w:rPr>
+        <w:rFonts w:eastAsia="黑体"/>
         <w:b/>
         <w:bCs/>
       </w:rPr>
     </w:tblStylePr>
     <w:tblStylePr w:type="lastCol">
       <w:rPr>
+        <w:rFonts w:eastAsia="黑体"/>
         <w:b/>
         <w:bCs/>
       </w:rPr>
@@ -9367,6 +9900,7 @@
       <w:spacing w:after="0" w:line="240" w:lineRule="auto"/>
     </w:pPr>
     <w:rPr>
+      <w:rFonts w:eastAsia="黑体"/>
       <w:color w:themeColor="text1" w:val="000000"/>
     </w:rPr>
     <w:tblPr>
@@ -9386,7 +9920,7 @@
     </w:tblPr>
     <w:tblStylePr w:type="firstRow">
       <w:rPr>
-        <w:rFonts w:asciiTheme="majorHAnsi" w:cstheme="majorBidi" w:eastAsiaTheme="majorEastAsia" w:hAnsiTheme="majorHAnsi"/>
+        <w:rFonts w:asciiTheme="majorHAnsi" w:cstheme="majorBidi" w:hAnsiTheme="majorHAnsi" w:eastAsia="黑体"/>
       </w:rPr>
       <w:tblPr/>
       <w:tcPr>
@@ -9398,6 +9932,7 @@
     </w:tblStylePr>
     <w:tblStylePr w:type="lastRow">
       <w:rPr>
+        <w:rFonts w:eastAsia="黑体"/>
         <w:b/>
         <w:bCs/>
         <w:color w:themeColor="text2" w:val="1F497D"/>
@@ -9412,12 +9947,14 @@
     </w:tblStylePr>
     <w:tblStylePr w:type="firstCol">
       <w:rPr>
+        <w:rFonts w:eastAsia="黑体"/>
         <w:b/>
         <w:bCs/>
       </w:rPr>
     </w:tblStylePr>
     <w:tblStylePr w:type="lastCol">
       <w:rPr>
+        <w:rFonts w:eastAsia="黑体"/>
         <w:b/>
         <w:bCs/>
       </w:rPr>
@@ -9451,6 +9988,7 @@
       <w:spacing w:after="0" w:line="240" w:lineRule="auto"/>
     </w:pPr>
     <w:rPr>
+      <w:rFonts w:eastAsia="黑体"/>
       <w:color w:themeColor="text1" w:val="000000"/>
     </w:rPr>
     <w:tblPr>
@@ -9470,7 +10008,7 @@
     </w:tblPr>
     <w:tblStylePr w:type="firstRow">
       <w:rPr>
-        <w:rFonts w:asciiTheme="majorHAnsi" w:cstheme="majorBidi" w:eastAsiaTheme="majorEastAsia" w:hAnsiTheme="majorHAnsi"/>
+        <w:rFonts w:asciiTheme="majorHAnsi" w:cstheme="majorBidi" w:hAnsiTheme="majorHAnsi" w:eastAsia="黑体"/>
       </w:rPr>
       <w:tblPr/>
       <w:tcPr>
@@ -9482,6 +10020,7 @@
     </w:tblStylePr>
     <w:tblStylePr w:type="lastRow">
       <w:rPr>
+        <w:rFonts w:eastAsia="黑体"/>
         <w:b/>
         <w:bCs/>
         <w:color w:themeColor="text2" w:val="1F497D"/>
@@ -9496,12 +10035,14 @@
     </w:tblStylePr>
     <w:tblStylePr w:type="firstCol">
       <w:rPr>
+        <w:rFonts w:eastAsia="黑体"/>
         <w:b/>
         <w:bCs/>
       </w:rPr>
     </w:tblStylePr>
     <w:tblStylePr w:type="lastCol">
       <w:rPr>
+        <w:rFonts w:eastAsia="黑体"/>
         <w:b/>
         <w:bCs/>
       </w:rPr>
@@ -9535,6 +10076,7 @@
       <w:spacing w:after="0" w:line="240" w:lineRule="auto"/>
     </w:pPr>
     <w:rPr>
+      <w:rFonts w:eastAsia="黑体"/>
       <w:color w:themeColor="text1" w:val="000000"/>
     </w:rPr>
     <w:tblPr>
@@ -9554,7 +10096,7 @@
     </w:tblPr>
     <w:tblStylePr w:type="firstRow">
       <w:rPr>
-        <w:rFonts w:asciiTheme="majorHAnsi" w:cstheme="majorBidi" w:eastAsiaTheme="majorEastAsia" w:hAnsiTheme="majorHAnsi"/>
+        <w:rFonts w:asciiTheme="majorHAnsi" w:cstheme="majorBidi" w:hAnsiTheme="majorHAnsi" w:eastAsia="黑体"/>
       </w:rPr>
       <w:tblPr/>
       <w:tcPr>
@@ -9566,6 +10108,7 @@
     </w:tblStylePr>
     <w:tblStylePr w:type="lastRow">
       <w:rPr>
+        <w:rFonts w:eastAsia="黑体"/>
         <w:b/>
         <w:bCs/>
         <w:color w:themeColor="text2" w:val="1F497D"/>
@@ -9580,12 +10123,14 @@
     </w:tblStylePr>
     <w:tblStylePr w:type="firstCol">
       <w:rPr>
+        <w:rFonts w:eastAsia="黑体"/>
         <w:b/>
         <w:bCs/>
       </w:rPr>
     </w:tblStylePr>
     <w:tblStylePr w:type="lastCol">
       <w:rPr>
+        <w:rFonts w:eastAsia="黑体"/>
         <w:b/>
         <w:bCs/>
       </w:rPr>
@@ -9619,6 +10164,7 @@
       <w:spacing w:after="0" w:line="240" w:lineRule="auto"/>
     </w:pPr>
     <w:rPr>
+      <w:rFonts w:eastAsia="黑体"/>
       <w:color w:themeColor="text1" w:val="000000"/>
     </w:rPr>
     <w:tblPr>
@@ -9638,7 +10184,7 @@
     </w:tblPr>
     <w:tblStylePr w:type="firstRow">
       <w:rPr>
-        <w:rFonts w:asciiTheme="majorHAnsi" w:cstheme="majorBidi" w:eastAsiaTheme="majorEastAsia" w:hAnsiTheme="majorHAnsi"/>
+        <w:rFonts w:asciiTheme="majorHAnsi" w:cstheme="majorBidi" w:hAnsiTheme="majorHAnsi" w:eastAsia="黑体"/>
       </w:rPr>
       <w:tblPr/>
       <w:tcPr>
@@ -9650,6 +10196,7 @@
     </w:tblStylePr>
     <w:tblStylePr w:type="lastRow">
       <w:rPr>
+        <w:rFonts w:eastAsia="黑体"/>
         <w:b/>
         <w:bCs/>
         <w:color w:themeColor="text2" w:val="1F497D"/>
@@ -9664,12 +10211,14 @@
     </w:tblStylePr>
     <w:tblStylePr w:type="firstCol">
       <w:rPr>
+        <w:rFonts w:eastAsia="黑体"/>
         <w:b/>
         <w:bCs/>
       </w:rPr>
     </w:tblStylePr>
     <w:tblStylePr w:type="lastCol">
       <w:rPr>
+        <w:rFonts w:eastAsia="黑体"/>
         <w:b/>
         <w:bCs/>
       </w:rPr>
@@ -9703,7 +10252,7 @@
       <w:spacing w:after="0" w:line="240" w:lineRule="auto"/>
     </w:pPr>
     <w:rPr>
-      <w:rFonts w:asciiTheme="majorHAnsi" w:cstheme="majorBidi" w:eastAsiaTheme="majorEastAsia" w:hAnsiTheme="majorHAnsi"/>
+      <w:rFonts w:asciiTheme="majorHAnsi" w:cstheme="majorBidi" w:hAnsiTheme="majorHAnsi" w:eastAsia="黑体"/>
       <w:color w:themeColor="text1" w:val="000000"/>
     </w:rPr>
     <w:tblPr>
@@ -9725,6 +10274,7 @@
     </w:tblPr>
     <w:tblStylePr w:type="firstRow">
       <w:rPr>
+        <w:rFonts w:eastAsia="黑体"/>
         <w:sz w:val="24"/>
         <w:szCs w:val="24"/>
       </w:rPr>
@@ -9831,7 +10381,7 @@
       <w:spacing w:after="0" w:line="240" w:lineRule="auto"/>
     </w:pPr>
     <w:rPr>
-      <w:rFonts w:asciiTheme="majorHAnsi" w:cstheme="majorBidi" w:eastAsiaTheme="majorEastAsia" w:hAnsiTheme="majorHAnsi"/>
+      <w:rFonts w:asciiTheme="majorHAnsi" w:cstheme="majorBidi" w:hAnsiTheme="majorHAnsi" w:eastAsia="黑体"/>
       <w:color w:themeColor="text1" w:val="000000"/>
     </w:rPr>
     <w:tblPr>
@@ -9853,6 +10403,7 @@
     </w:tblPr>
     <w:tblStylePr w:type="firstRow">
       <w:rPr>
+        <w:rFonts w:eastAsia="黑体"/>
         <w:sz w:val="24"/>
         <w:szCs w:val="24"/>
       </w:rPr>
@@ -9959,7 +10510,7 @@
       <w:spacing w:after="0" w:line="240" w:lineRule="auto"/>
     </w:pPr>
     <w:rPr>
-      <w:rFonts w:asciiTheme="majorHAnsi" w:cstheme="majorBidi" w:eastAsiaTheme="majorEastAsia" w:hAnsiTheme="majorHAnsi"/>
+      <w:rFonts w:asciiTheme="majorHAnsi" w:cstheme="majorBidi" w:hAnsiTheme="majorHAnsi" w:eastAsia="黑体"/>
       <w:color w:themeColor="text1" w:val="000000"/>
     </w:rPr>
     <w:tblPr>
@@ -9981,6 +10532,7 @@
     </w:tblPr>
     <w:tblStylePr w:type="firstRow">
       <w:rPr>
+        <w:rFonts w:eastAsia="黑体"/>
         <w:sz w:val="24"/>
         <w:szCs w:val="24"/>
       </w:rPr>
@@ -10087,7 +10639,7 @@
       <w:spacing w:after="0" w:line="240" w:lineRule="auto"/>
     </w:pPr>
     <w:rPr>
-      <w:rFonts w:asciiTheme="majorHAnsi" w:cstheme="majorBidi" w:eastAsiaTheme="majorEastAsia" w:hAnsiTheme="majorHAnsi"/>
+      <w:rFonts w:asciiTheme="majorHAnsi" w:cstheme="majorBidi" w:hAnsiTheme="majorHAnsi" w:eastAsia="黑体"/>
       <w:color w:themeColor="text1" w:val="000000"/>
     </w:rPr>
     <w:tblPr>
@@ -10109,6 +10661,7 @@
     </w:tblPr>
     <w:tblStylePr w:type="firstRow">
       <w:rPr>
+        <w:rFonts w:eastAsia="黑体"/>
         <w:sz w:val="24"/>
         <w:szCs w:val="24"/>
       </w:rPr>
@@ -10215,7 +10768,7 @@
       <w:spacing w:after="0" w:line="240" w:lineRule="auto"/>
     </w:pPr>
     <w:rPr>
-      <w:rFonts w:asciiTheme="majorHAnsi" w:cstheme="majorBidi" w:eastAsiaTheme="majorEastAsia" w:hAnsiTheme="majorHAnsi"/>
+      <w:rFonts w:asciiTheme="majorHAnsi" w:cstheme="majorBidi" w:hAnsiTheme="majorHAnsi" w:eastAsia="黑体"/>
       <w:color w:themeColor="text1" w:val="000000"/>
     </w:rPr>
     <w:tblPr>
@@ -10237,6 +10790,7 @@
     </w:tblPr>
     <w:tblStylePr w:type="firstRow">
       <w:rPr>
+        <w:rFonts w:eastAsia="黑体"/>
         <w:sz w:val="24"/>
         <w:szCs w:val="24"/>
       </w:rPr>
@@ -10343,7 +10897,7 @@
       <w:spacing w:after="0" w:line="240" w:lineRule="auto"/>
     </w:pPr>
     <w:rPr>
-      <w:rFonts w:asciiTheme="majorHAnsi" w:cstheme="majorBidi" w:eastAsiaTheme="majorEastAsia" w:hAnsiTheme="majorHAnsi"/>
+      <w:rFonts w:asciiTheme="majorHAnsi" w:cstheme="majorBidi" w:hAnsiTheme="majorHAnsi" w:eastAsia="黑体"/>
       <w:color w:themeColor="text1" w:val="000000"/>
     </w:rPr>
     <w:tblPr>
@@ -10365,6 +10919,7 @@
     </w:tblPr>
     <w:tblStylePr w:type="firstRow">
       <w:rPr>
+        <w:rFonts w:eastAsia="黑体"/>
         <w:sz w:val="24"/>
         <w:szCs w:val="24"/>
       </w:rPr>
@@ -10471,7 +11026,7 @@
       <w:spacing w:after="0" w:line="240" w:lineRule="auto"/>
     </w:pPr>
     <w:rPr>
-      <w:rFonts w:asciiTheme="majorHAnsi" w:cstheme="majorBidi" w:eastAsiaTheme="majorEastAsia" w:hAnsiTheme="majorHAnsi"/>
+      <w:rFonts w:asciiTheme="majorHAnsi" w:cstheme="majorBidi" w:hAnsiTheme="majorHAnsi" w:eastAsia="黑体"/>
       <w:color w:themeColor="text1" w:val="000000"/>
     </w:rPr>
     <w:tblPr>
@@ -10493,6 +11048,7 @@
     </w:tblPr>
     <w:tblStylePr w:type="firstRow">
       <w:rPr>
+        <w:rFonts w:eastAsia="黑体"/>
         <w:sz w:val="24"/>
         <w:szCs w:val="24"/>
       </w:rPr>
@@ -10622,12 +11178,14 @@
     </w:tcPr>
     <w:tblStylePr w:type="firstRow">
       <w:rPr>
+        <w:rFonts w:eastAsia="黑体"/>
         <w:b/>
         <w:bCs/>
       </w:rPr>
     </w:tblStylePr>
     <w:tblStylePr w:type="lastRow">
       <w:rPr>
+        <w:rFonts w:eastAsia="黑体"/>
         <w:b/>
         <w:bCs/>
       </w:rPr>
@@ -10640,12 +11198,14 @@
     </w:tblStylePr>
     <w:tblStylePr w:type="firstCol">
       <w:rPr>
+        <w:rFonts w:eastAsia="黑体"/>
         <w:b/>
         <w:bCs/>
       </w:rPr>
     </w:tblStylePr>
     <w:tblStylePr w:type="lastCol">
       <w:rPr>
+        <w:rFonts w:eastAsia="黑体"/>
         <w:b/>
         <w:bCs/>
       </w:rPr>
@@ -10695,12 +11255,14 @@
     </w:tcPr>
     <w:tblStylePr w:type="firstRow">
       <w:rPr>
+        <w:rFonts w:eastAsia="黑体"/>
         <w:b/>
         <w:bCs/>
       </w:rPr>
     </w:tblStylePr>
     <w:tblStylePr w:type="lastRow">
       <w:rPr>
+        <w:rFonts w:eastAsia="黑体"/>
         <w:b/>
         <w:bCs/>
       </w:rPr>
@@ -10713,12 +11275,14 @@
     </w:tblStylePr>
     <w:tblStylePr w:type="firstCol">
       <w:rPr>
+        <w:rFonts w:eastAsia="黑体"/>
         <w:b/>
         <w:bCs/>
       </w:rPr>
     </w:tblStylePr>
     <w:tblStylePr w:type="lastCol">
       <w:rPr>
+        <w:rFonts w:eastAsia="黑体"/>
         <w:b/>
         <w:bCs/>
       </w:rPr>
@@ -10768,12 +11332,14 @@
     </w:tcPr>
     <w:tblStylePr w:type="firstRow">
       <w:rPr>
+        <w:rFonts w:eastAsia="黑体"/>
         <w:b/>
         <w:bCs/>
       </w:rPr>
     </w:tblStylePr>
     <w:tblStylePr w:type="lastRow">
       <w:rPr>
+        <w:rFonts w:eastAsia="黑体"/>
         <w:b/>
         <w:bCs/>
       </w:rPr>
@@ -10786,12 +11352,14 @@
     </w:tblStylePr>
     <w:tblStylePr w:type="firstCol">
       <w:rPr>
+        <w:rFonts w:eastAsia="黑体"/>
         <w:b/>
         <w:bCs/>
       </w:rPr>
     </w:tblStylePr>
     <w:tblStylePr w:type="lastCol">
       <w:rPr>
+        <w:rFonts w:eastAsia="黑体"/>
         <w:b/>
         <w:bCs/>
       </w:rPr>
@@ -10841,12 +11409,14 @@
     </w:tcPr>
     <w:tblStylePr w:type="firstRow">
       <w:rPr>
+        <w:rFonts w:eastAsia="黑体"/>
         <w:b/>
         <w:bCs/>
       </w:rPr>
     </w:tblStylePr>
     <w:tblStylePr w:type="lastRow">
       <w:rPr>
+        <w:rFonts w:eastAsia="黑体"/>
         <w:b/>
         <w:bCs/>
       </w:rPr>
@@ -10859,12 +11429,14 @@
     </w:tblStylePr>
     <w:tblStylePr w:type="firstCol">
       <w:rPr>
+        <w:rFonts w:eastAsia="黑体"/>
         <w:b/>
         <w:bCs/>
       </w:rPr>
     </w:tblStylePr>
     <w:tblStylePr w:type="lastCol">
       <w:rPr>
+        <w:rFonts w:eastAsia="黑体"/>
         <w:b/>
         <w:bCs/>
       </w:rPr>
@@ -10914,12 +11486,14 @@
     </w:tcPr>
     <w:tblStylePr w:type="firstRow">
       <w:rPr>
+        <w:rFonts w:eastAsia="黑体"/>
         <w:b/>
         <w:bCs/>
       </w:rPr>
     </w:tblStylePr>
     <w:tblStylePr w:type="lastRow">
       <w:rPr>
+        <w:rFonts w:eastAsia="黑体"/>
         <w:b/>
         <w:bCs/>
       </w:rPr>
@@ -10932,12 +11506,14 @@
     </w:tblStylePr>
     <w:tblStylePr w:type="firstCol">
       <w:rPr>
+        <w:rFonts w:eastAsia="黑体"/>
         <w:b/>
         <w:bCs/>
       </w:rPr>
     </w:tblStylePr>
     <w:tblStylePr w:type="lastCol">
       <w:rPr>
+        <w:rFonts w:eastAsia="黑体"/>
         <w:b/>
         <w:bCs/>
       </w:rPr>
@@ -10987,12 +11563,14 @@
     </w:tcPr>
     <w:tblStylePr w:type="firstRow">
       <w:rPr>
+        <w:rFonts w:eastAsia="黑体"/>
         <w:b/>
         <w:bCs/>
       </w:rPr>
     </w:tblStylePr>
     <w:tblStylePr w:type="lastRow">
       <w:rPr>
+        <w:rFonts w:eastAsia="黑体"/>
         <w:b/>
         <w:bCs/>
       </w:rPr>
@@ -11005,12 +11583,14 @@
     </w:tblStylePr>
     <w:tblStylePr w:type="firstCol">
       <w:rPr>
+        <w:rFonts w:eastAsia="黑体"/>
         <w:b/>
         <w:bCs/>
       </w:rPr>
     </w:tblStylePr>
     <w:tblStylePr w:type="lastCol">
       <w:rPr>
+        <w:rFonts w:eastAsia="黑体"/>
         <w:b/>
         <w:bCs/>
       </w:rPr>
@@ -11060,12 +11640,14 @@
     </w:tcPr>
     <w:tblStylePr w:type="firstRow">
       <w:rPr>
+        <w:rFonts w:eastAsia="黑体"/>
         <w:b/>
         <w:bCs/>
       </w:rPr>
     </w:tblStylePr>
     <w:tblStylePr w:type="lastRow">
       <w:rPr>
+        <w:rFonts w:eastAsia="黑体"/>
         <w:b/>
         <w:bCs/>
       </w:rPr>
@@ -11078,12 +11660,14 @@
     </w:tblStylePr>
     <w:tblStylePr w:type="firstCol">
       <w:rPr>
+        <w:rFonts w:eastAsia="黑体"/>
         <w:b/>
         <w:bCs/>
       </w:rPr>
     </w:tblStylePr>
     <w:tblStylePr w:type="lastCol">
       <w:rPr>
+        <w:rFonts w:eastAsia="黑体"/>
         <w:b/>
         <w:bCs/>
       </w:rPr>
@@ -11110,7 +11694,7 @@
       <w:spacing w:after="0" w:line="240" w:lineRule="auto"/>
     </w:pPr>
     <w:rPr>
-      <w:rFonts w:asciiTheme="majorHAnsi" w:cstheme="majorBidi" w:eastAsiaTheme="majorEastAsia" w:hAnsiTheme="majorHAnsi"/>
+      <w:rFonts w:asciiTheme="majorHAnsi" w:cstheme="majorBidi" w:hAnsiTheme="majorHAnsi" w:eastAsia="黑体"/>
       <w:color w:themeColor="text1" w:val="000000"/>
     </w:rPr>
     <w:tblPr>
@@ -11137,6 +11721,7 @@
     </w:tcPr>
     <w:tblStylePr w:type="firstRow">
       <w:rPr>
+        <w:rFonts w:eastAsia="黑体"/>
         <w:b/>
         <w:bCs/>
         <w:color w:themeColor="text1" w:val="000000"/>
@@ -11148,6 +11733,7 @@
     </w:tblStylePr>
     <w:tblStylePr w:type="lastRow">
       <w:rPr>
+        <w:rFonts w:eastAsia="黑体"/>
         <w:b/>
         <w:bCs/>
         <w:color w:themeColor="text1" w:val="000000"/>
@@ -11167,6 +11753,7 @@
     </w:tblStylePr>
     <w:tblStylePr w:type="firstCol">
       <w:rPr>
+        <w:rFonts w:eastAsia="黑体"/>
         <w:b/>
         <w:bCs/>
         <w:color w:themeColor="text1" w:val="000000"/>
@@ -11186,6 +11773,7 @@
     </w:tblStylePr>
     <w:tblStylePr w:type="lastCol">
       <w:rPr>
+        <w:rFonts w:eastAsia="黑体"/>
         <w:b w:val="0"/>
         <w:bCs w:val="0"/>
         <w:color w:themeColor="text1" w:val="000000"/>
@@ -11235,7 +11823,7 @@
       <w:spacing w:after="0" w:line="240" w:lineRule="auto"/>
     </w:pPr>
     <w:rPr>
-      <w:rFonts w:asciiTheme="majorHAnsi" w:cstheme="majorBidi" w:eastAsiaTheme="majorEastAsia" w:hAnsiTheme="majorHAnsi"/>
+      <w:rFonts w:asciiTheme="majorHAnsi" w:cstheme="majorBidi" w:hAnsiTheme="majorHAnsi" w:eastAsia="黑体"/>
       <w:color w:themeColor="text1" w:val="000000"/>
     </w:rPr>
     <w:tblPr>
@@ -11262,6 +11850,7 @@
     </w:tcPr>
     <w:tblStylePr w:type="firstRow">
       <w:rPr>
+        <w:rFonts w:eastAsia="黑体"/>
         <w:b/>
         <w:bCs/>
         <w:color w:themeColor="text1" w:val="000000"/>
@@ -11273,6 +11862,7 @@
     </w:tblStylePr>
     <w:tblStylePr w:type="lastRow">
       <w:rPr>
+        <w:rFonts w:eastAsia="黑体"/>
         <w:b/>
         <w:bCs/>
         <w:color w:themeColor="text1" w:val="000000"/>
@@ -11292,6 +11882,7 @@
     </w:tblStylePr>
     <w:tblStylePr w:type="firstCol">
       <w:rPr>
+        <w:rFonts w:eastAsia="黑体"/>
         <w:b/>
         <w:bCs/>
         <w:color w:themeColor="text1" w:val="000000"/>
@@ -11311,6 +11902,7 @@
     </w:tblStylePr>
     <w:tblStylePr w:type="lastCol">
       <w:rPr>
+        <w:rFonts w:eastAsia="黑体"/>
         <w:b w:val="0"/>
         <w:bCs w:val="0"/>
         <w:color w:themeColor="text1" w:val="000000"/>
@@ -11360,7 +11952,7 @@
       <w:spacing w:after="0" w:line="240" w:lineRule="auto"/>
     </w:pPr>
     <w:rPr>
-      <w:rFonts w:asciiTheme="majorHAnsi" w:cstheme="majorBidi" w:eastAsiaTheme="majorEastAsia" w:hAnsiTheme="majorHAnsi"/>
+      <w:rFonts w:asciiTheme="majorHAnsi" w:cstheme="majorBidi" w:hAnsiTheme="majorHAnsi" w:eastAsia="黑体"/>
       <w:color w:themeColor="text1" w:val="000000"/>
     </w:rPr>
     <w:tblPr>
@@ -11387,6 +11979,7 @@
     </w:tcPr>
     <w:tblStylePr w:type="firstRow">
       <w:rPr>
+        <w:rFonts w:eastAsia="黑体"/>
         <w:b/>
         <w:bCs/>
         <w:color w:themeColor="text1" w:val="000000"/>
@@ -11398,6 +11991,7 @@
     </w:tblStylePr>
     <w:tblStylePr w:type="lastRow">
       <w:rPr>
+        <w:rFonts w:eastAsia="黑体"/>
         <w:b/>
         <w:bCs/>
         <w:color w:themeColor="text1" w:val="000000"/>
@@ -11417,6 +12011,7 @@
     </w:tblStylePr>
     <w:tblStylePr w:type="firstCol">
       <w:rPr>
+        <w:rFonts w:eastAsia="黑体"/>
         <w:b/>
         <w:bCs/>
         <w:color w:themeColor="text1" w:val="000000"/>
@@ -11436,6 +12031,7 @@
     </w:tblStylePr>
     <w:tblStylePr w:type="lastCol">
       <w:rPr>
+        <w:rFonts w:eastAsia="黑体"/>
         <w:b w:val="0"/>
         <w:bCs w:val="0"/>
         <w:color w:themeColor="text1" w:val="000000"/>
@@ -11485,7 +12081,7 @@
       <w:spacing w:after="0" w:line="240" w:lineRule="auto"/>
     </w:pPr>
     <w:rPr>
-      <w:rFonts w:asciiTheme="majorHAnsi" w:cstheme="majorBidi" w:eastAsiaTheme="majorEastAsia" w:hAnsiTheme="majorHAnsi"/>
+      <w:rFonts w:asciiTheme="majorHAnsi" w:cstheme="majorBidi" w:hAnsiTheme="majorHAnsi" w:eastAsia="黑体"/>
       <w:color w:themeColor="text1" w:val="000000"/>
     </w:rPr>
     <w:tblPr>
@@ -11512,6 +12108,7 @@
     </w:tcPr>
     <w:tblStylePr w:type="firstRow">
       <w:rPr>
+        <w:rFonts w:eastAsia="黑体"/>
         <w:b/>
         <w:bCs/>
         <w:color w:themeColor="text1" w:val="000000"/>
@@ -11523,6 +12120,7 @@
     </w:tblStylePr>
     <w:tblStylePr w:type="lastRow">
       <w:rPr>
+        <w:rFonts w:eastAsia="黑体"/>
         <w:b/>
         <w:bCs/>
         <w:color w:themeColor="text1" w:val="000000"/>
@@ -11542,6 +12140,7 @@
     </w:tblStylePr>
     <w:tblStylePr w:type="firstCol">
       <w:rPr>
+        <w:rFonts w:eastAsia="黑体"/>
         <w:b/>
         <w:bCs/>
         <w:color w:themeColor="text1" w:val="000000"/>
@@ -11561,6 +12160,7 @@
     </w:tblStylePr>
     <w:tblStylePr w:type="lastCol">
       <w:rPr>
+        <w:rFonts w:eastAsia="黑体"/>
         <w:b w:val="0"/>
         <w:bCs w:val="0"/>
         <w:color w:themeColor="text1" w:val="000000"/>
@@ -11610,7 +12210,7 @@
       <w:spacing w:after="0" w:line="240" w:lineRule="auto"/>
     </w:pPr>
     <w:rPr>
-      <w:rFonts w:asciiTheme="majorHAnsi" w:cstheme="majorBidi" w:eastAsiaTheme="majorEastAsia" w:hAnsiTheme="majorHAnsi"/>
+      <w:rFonts w:asciiTheme="majorHAnsi" w:cstheme="majorBidi" w:hAnsiTheme="majorHAnsi" w:eastAsia="黑体"/>
       <w:color w:themeColor="text1" w:val="000000"/>
     </w:rPr>
     <w:tblPr>
@@ -11637,6 +12237,7 @@
     </w:tcPr>
     <w:tblStylePr w:type="firstRow">
       <w:rPr>
+        <w:rFonts w:eastAsia="黑体"/>
         <w:b/>
         <w:bCs/>
         <w:color w:themeColor="text1" w:val="000000"/>
@@ -11648,6 +12249,7 @@
     </w:tblStylePr>
     <w:tblStylePr w:type="lastRow">
       <w:rPr>
+        <w:rFonts w:eastAsia="黑体"/>
         <w:b/>
         <w:bCs/>
         <w:color w:themeColor="text1" w:val="000000"/>
@@ -11667,6 +12269,7 @@
     </w:tblStylePr>
     <w:tblStylePr w:type="firstCol">
       <w:rPr>
+        <w:rFonts w:eastAsia="黑体"/>
         <w:b/>
         <w:bCs/>
         <w:color w:themeColor="text1" w:val="000000"/>
@@ -11686,6 +12289,7 @@
     </w:tblStylePr>
     <w:tblStylePr w:type="lastCol">
       <w:rPr>
+        <w:rFonts w:eastAsia="黑体"/>
         <w:b w:val="0"/>
         <w:bCs w:val="0"/>
         <w:color w:themeColor="text1" w:val="000000"/>
@@ -11735,7 +12339,7 @@
       <w:spacing w:after="0" w:line="240" w:lineRule="auto"/>
     </w:pPr>
     <w:rPr>
-      <w:rFonts w:asciiTheme="majorHAnsi" w:cstheme="majorBidi" w:eastAsiaTheme="majorEastAsia" w:hAnsiTheme="majorHAnsi"/>
+      <w:rFonts w:asciiTheme="majorHAnsi" w:cstheme="majorBidi" w:hAnsiTheme="majorHAnsi" w:eastAsia="黑体"/>
       <w:color w:themeColor="text1" w:val="000000"/>
     </w:rPr>
     <w:tblPr>
@@ -11762,6 +12366,7 @@
     </w:tcPr>
     <w:tblStylePr w:type="firstRow">
       <w:rPr>
+        <w:rFonts w:eastAsia="黑体"/>
         <w:b/>
         <w:bCs/>
         <w:color w:themeColor="text1" w:val="000000"/>
@@ -11773,6 +12378,7 @@
     </w:tblStylePr>
     <w:tblStylePr w:type="lastRow">
       <w:rPr>
+        <w:rFonts w:eastAsia="黑体"/>
         <w:b/>
         <w:bCs/>
         <w:color w:themeColor="text1" w:val="000000"/>
@@ -11792,6 +12398,7 @@
     </w:tblStylePr>
     <w:tblStylePr w:type="firstCol">
       <w:rPr>
+        <w:rFonts w:eastAsia="黑体"/>
         <w:b/>
         <w:bCs/>
         <w:color w:themeColor="text1" w:val="000000"/>
@@ -11811,6 +12418,7 @@
     </w:tblStylePr>
     <w:tblStylePr w:type="lastCol">
       <w:rPr>
+        <w:rFonts w:eastAsia="黑体"/>
         <w:b w:val="0"/>
         <w:bCs w:val="0"/>
         <w:color w:themeColor="text1" w:val="000000"/>
@@ -11860,7 +12468,7 @@
       <w:spacing w:after="0" w:line="240" w:lineRule="auto"/>
     </w:pPr>
     <w:rPr>
-      <w:rFonts w:asciiTheme="majorHAnsi" w:cstheme="majorBidi" w:eastAsiaTheme="majorEastAsia" w:hAnsiTheme="majorHAnsi"/>
+      <w:rFonts w:asciiTheme="majorHAnsi" w:cstheme="majorBidi" w:hAnsiTheme="majorHAnsi" w:eastAsia="黑体"/>
       <w:color w:themeColor="text1" w:val="000000"/>
     </w:rPr>
     <w:tblPr>
@@ -11887,6 +12495,7 @@
     </w:tcPr>
     <w:tblStylePr w:type="firstRow">
       <w:rPr>
+        <w:rFonts w:eastAsia="黑体"/>
         <w:b/>
         <w:bCs/>
         <w:color w:themeColor="text1" w:val="000000"/>
@@ -11898,6 +12507,7 @@
     </w:tblStylePr>
     <w:tblStylePr w:type="lastRow">
       <w:rPr>
+        <w:rFonts w:eastAsia="黑体"/>
         <w:b/>
         <w:bCs/>
         <w:color w:themeColor="text1" w:val="000000"/>
@@ -11917,6 +12527,7 @@
     </w:tblStylePr>
     <w:tblStylePr w:type="firstCol">
       <w:rPr>
+        <w:rFonts w:eastAsia="黑体"/>
         <w:b/>
         <w:bCs/>
         <w:color w:themeColor="text1" w:val="000000"/>
@@ -11936,6 +12547,7 @@
     </w:tblStylePr>
     <w:tblStylePr w:type="lastCol">
       <w:rPr>
+        <w:rFonts w:eastAsia="黑体"/>
         <w:b w:val="0"/>
         <w:bCs w:val="0"/>
         <w:color w:themeColor="text1" w:val="000000"/>
@@ -12008,6 +12620,7 @@
     </w:tcPr>
     <w:tblStylePr w:type="firstRow">
       <w:rPr>
+        <w:rFonts w:eastAsia="黑体"/>
         <w:b/>
         <w:bCs/>
         <w:i w:val="0"/>
@@ -12029,6 +12642,7 @@
     </w:tblStylePr>
     <w:tblStylePr w:type="lastRow">
       <w:rPr>
+        <w:rFonts w:eastAsia="黑体"/>
         <w:b/>
         <w:bCs/>
         <w:i w:val="0"/>
@@ -12050,6 +12664,7 @@
     </w:tblStylePr>
     <w:tblStylePr w:type="firstCol">
       <w:rPr>
+        <w:rFonts w:eastAsia="黑体"/>
         <w:b/>
         <w:bCs/>
         <w:i w:val="0"/>
@@ -12069,6 +12684,7 @@
     </w:tblStylePr>
     <w:tblStylePr w:type="lastCol">
       <w:rPr>
+        <w:rFonts w:eastAsia="黑体"/>
         <w:b/>
         <w:bCs/>
         <w:i w:val="0"/>
@@ -12149,6 +12765,7 @@
     </w:tcPr>
     <w:tblStylePr w:type="firstRow">
       <w:rPr>
+        <w:rFonts w:eastAsia="黑体"/>
         <w:b/>
         <w:bCs/>
         <w:i w:val="0"/>
@@ -12170,6 +12787,7 @@
     </w:tblStylePr>
     <w:tblStylePr w:type="lastRow">
       <w:rPr>
+        <w:rFonts w:eastAsia="黑体"/>
         <w:b/>
         <w:bCs/>
         <w:i w:val="0"/>
@@ -12191,6 +12809,7 @@
     </w:tblStylePr>
     <w:tblStylePr w:type="firstCol">
       <w:rPr>
+        <w:rFonts w:eastAsia="黑体"/>
         <w:b/>
         <w:bCs/>
         <w:i w:val="0"/>
@@ -12210,6 +12829,7 @@
     </w:tblStylePr>
     <w:tblStylePr w:type="lastCol">
       <w:rPr>
+        <w:rFonts w:eastAsia="黑体"/>
         <w:b/>
         <w:bCs/>
         <w:i w:val="0"/>
@@ -12290,6 +12910,7 @@
     </w:tcPr>
     <w:tblStylePr w:type="firstRow">
       <w:rPr>
+        <w:rFonts w:eastAsia="黑体"/>
         <w:b/>
         <w:bCs/>
         <w:i w:val="0"/>
@@ -12311,6 +12932,7 @@
     </w:tblStylePr>
     <w:tblStylePr w:type="lastRow">
       <w:rPr>
+        <w:rFonts w:eastAsia="黑体"/>
         <w:b/>
         <w:bCs/>
         <w:i w:val="0"/>
@@ -12332,6 +12954,7 @@
     </w:tblStylePr>
     <w:tblStylePr w:type="firstCol">
       <w:rPr>
+        <w:rFonts w:eastAsia="黑体"/>
         <w:b/>
         <w:bCs/>
         <w:i w:val="0"/>
@@ -12351,6 +12974,7 @@
     </w:tblStylePr>
     <w:tblStylePr w:type="lastCol">
       <w:rPr>
+        <w:rFonts w:eastAsia="黑体"/>
         <w:b/>
         <w:bCs/>
         <w:i w:val="0"/>
@@ -12431,6 +13055,7 @@
     </w:tcPr>
     <w:tblStylePr w:type="firstRow">
       <w:rPr>
+        <w:rFonts w:eastAsia="黑体"/>
         <w:b/>
         <w:bCs/>
         <w:i w:val="0"/>
@@ -12452,6 +13077,7 @@
     </w:tblStylePr>
     <w:tblStylePr w:type="lastRow">
       <w:rPr>
+        <w:rFonts w:eastAsia="黑体"/>
         <w:b/>
         <w:bCs/>
         <w:i w:val="0"/>
@@ -12473,6 +13099,7 @@
     </w:tblStylePr>
     <w:tblStylePr w:type="firstCol">
       <w:rPr>
+        <w:rFonts w:eastAsia="黑体"/>
         <w:b/>
         <w:bCs/>
         <w:i w:val="0"/>
@@ -12492,6 +13119,7 @@
     </w:tblStylePr>
     <w:tblStylePr w:type="lastCol">
       <w:rPr>
+        <w:rFonts w:eastAsia="黑体"/>
         <w:b/>
         <w:bCs/>
         <w:i w:val="0"/>
@@ -12572,6 +13200,7 @@
     </w:tcPr>
     <w:tblStylePr w:type="firstRow">
       <w:rPr>
+        <w:rFonts w:eastAsia="黑体"/>
         <w:b/>
         <w:bCs/>
         <w:i w:val="0"/>
@@ -12593,6 +13222,7 @@
     </w:tblStylePr>
     <w:tblStylePr w:type="lastRow">
       <w:rPr>
+        <w:rFonts w:eastAsia="黑体"/>
         <w:b/>
         <w:bCs/>
         <w:i w:val="0"/>
@@ -12614,6 +13244,7 @@
     </w:tblStylePr>
     <w:tblStylePr w:type="firstCol">
       <w:rPr>
+        <w:rFonts w:eastAsia="黑体"/>
         <w:b/>
         <w:bCs/>
         <w:i w:val="0"/>
@@ -12633,6 +13264,7 @@
     </w:tblStylePr>
     <w:tblStylePr w:type="lastCol">
       <w:rPr>
+        <w:rFonts w:eastAsia="黑体"/>
         <w:b/>
         <w:bCs/>
         <w:i w:val="0"/>
@@ -12713,6 +13345,7 @@
     </w:tcPr>
     <w:tblStylePr w:type="firstRow">
       <w:rPr>
+        <w:rFonts w:eastAsia="黑体"/>
         <w:b/>
         <w:bCs/>
         <w:i w:val="0"/>
@@ -12734,6 +13367,7 @@
     </w:tblStylePr>
     <w:tblStylePr w:type="lastRow">
       <w:rPr>
+        <w:rFonts w:eastAsia="黑体"/>
         <w:b/>
         <w:bCs/>
         <w:i w:val="0"/>
@@ -12755,6 +13389,7 @@
     </w:tblStylePr>
     <w:tblStylePr w:type="firstCol">
       <w:rPr>
+        <w:rFonts w:eastAsia="黑体"/>
         <w:b/>
         <w:bCs/>
         <w:i w:val="0"/>
@@ -12774,6 +13409,7 @@
     </w:tblStylePr>
     <w:tblStylePr w:type="lastCol">
       <w:rPr>
+        <w:rFonts w:eastAsia="黑体"/>
         <w:b/>
         <w:bCs/>
         <w:i w:val="0"/>
@@ -12854,6 +13490,7 @@
     </w:tcPr>
     <w:tblStylePr w:type="firstRow">
       <w:rPr>
+        <w:rFonts w:eastAsia="黑体"/>
         <w:b/>
         <w:bCs/>
         <w:i w:val="0"/>
@@ -12875,6 +13512,7 @@
     </w:tblStylePr>
     <w:tblStylePr w:type="lastRow">
       <w:rPr>
+        <w:rFonts w:eastAsia="黑体"/>
         <w:b/>
         <w:bCs/>
         <w:i w:val="0"/>
@@ -12896,6 +13534,7 @@
     </w:tblStylePr>
     <w:tblStylePr w:type="firstCol">
       <w:rPr>
+        <w:rFonts w:eastAsia="黑体"/>
         <w:b/>
         <w:bCs/>
         <w:i w:val="0"/>
@@ -12915,6 +13554,7 @@
     </w:tblStylePr>
     <w:tblStylePr w:type="lastCol">
       <w:rPr>
+        <w:rFonts w:eastAsia="黑体"/>
         <w:b/>
         <w:bCs/>
         <w:i w:val="0"/>
@@ -12972,6 +13612,7 @@
       <w:spacing w:after="0" w:line="240" w:lineRule="auto"/>
     </w:pPr>
     <w:rPr>
+      <w:rFonts w:eastAsia="黑体"/>
       <w:color w:themeColor="background1" w:val="FFFFFF"/>
     </w:rPr>
     <w:tblPr>
@@ -12990,6 +13631,7 @@
     </w:tcPr>
     <w:tblStylePr w:type="firstRow">
       <w:rPr>
+        <w:rFonts w:eastAsia="黑体"/>
         <w:b/>
         <w:bCs/>
       </w:rPr>
@@ -13086,6 +13728,7 @@
       <w:spacing w:after="0" w:line="240" w:lineRule="auto"/>
     </w:pPr>
     <w:rPr>
+      <w:rFonts w:eastAsia="黑体"/>
       <w:color w:themeColor="background1" w:val="FFFFFF"/>
     </w:rPr>
     <w:tblPr>
@@ -13104,6 +13747,7 @@
     </w:tcPr>
     <w:tblStylePr w:type="firstRow">
       <w:rPr>
+        <w:rFonts w:eastAsia="黑体"/>
         <w:b/>
         <w:bCs/>
       </w:rPr>
@@ -13200,6 +13844,7 @@
       <w:spacing w:after="0" w:line="240" w:lineRule="auto"/>
     </w:pPr>
     <w:rPr>
+      <w:rFonts w:eastAsia="黑体"/>
       <w:color w:themeColor="background1" w:val="FFFFFF"/>
     </w:rPr>
     <w:tblPr>
@@ -13218,6 +13863,7 @@
     </w:tcPr>
     <w:tblStylePr w:type="firstRow">
       <w:rPr>
+        <w:rFonts w:eastAsia="黑体"/>
         <w:b/>
         <w:bCs/>
       </w:rPr>
@@ -13314,6 +13960,7 @@
       <w:spacing w:after="0" w:line="240" w:lineRule="auto"/>
     </w:pPr>
     <w:rPr>
+      <w:rFonts w:eastAsia="黑体"/>
       <w:color w:themeColor="background1" w:val="FFFFFF"/>
     </w:rPr>
     <w:tblPr>
@@ -13332,6 +13979,7 @@
     </w:tcPr>
     <w:tblStylePr w:type="firstRow">
       <w:rPr>
+        <w:rFonts w:eastAsia="黑体"/>
         <w:b/>
         <w:bCs/>
       </w:rPr>
@@ -13428,6 +14076,7 @@
       <w:spacing w:after="0" w:line="240" w:lineRule="auto"/>
     </w:pPr>
     <w:rPr>
+      <w:rFonts w:eastAsia="黑体"/>
       <w:color w:themeColor="background1" w:val="FFFFFF"/>
     </w:rPr>
     <w:tblPr>
@@ -13446,6 +14095,7 @@
     </w:tcPr>
     <w:tblStylePr w:type="firstRow">
       <w:rPr>
+        <w:rFonts w:eastAsia="黑体"/>
         <w:b/>
         <w:bCs/>
       </w:rPr>
@@ -13542,6 +14192,7 @@
       <w:spacing w:after="0" w:line="240" w:lineRule="auto"/>
     </w:pPr>
     <w:rPr>
+      <w:rFonts w:eastAsia="黑体"/>
       <w:color w:themeColor="background1" w:val="FFFFFF"/>
     </w:rPr>
     <w:tblPr>
@@ -13560,6 +14211,7 @@
     </w:tcPr>
     <w:tblStylePr w:type="firstRow">
       <w:rPr>
+        <w:rFonts w:eastAsia="黑体"/>
         <w:b/>
         <w:bCs/>
       </w:rPr>
@@ -13656,6 +14308,7 @@
       <w:spacing w:after="0" w:line="240" w:lineRule="auto"/>
     </w:pPr>
     <w:rPr>
+      <w:rFonts w:eastAsia="黑体"/>
       <w:color w:themeColor="background1" w:val="FFFFFF"/>
     </w:rPr>
     <w:tblPr>
@@ -13674,6 +14327,7 @@
     </w:tcPr>
     <w:tblStylePr w:type="firstRow">
       <w:rPr>
+        <w:rFonts w:eastAsia="黑体"/>
         <w:b/>
         <w:bCs/>
       </w:rPr>
@@ -13770,6 +14424,7 @@
       <w:spacing w:after="0" w:line="240" w:lineRule="auto"/>
     </w:pPr>
     <w:rPr>
+      <w:rFonts w:eastAsia="黑体"/>
       <w:color w:themeColor="text1" w:val="000000"/>
     </w:rPr>
     <w:tblPr>
@@ -13796,6 +14451,7 @@
     </w:tcPr>
     <w:tblStylePr w:type="firstRow">
       <w:rPr>
+        <w:rFonts w:eastAsia="黑体"/>
         <w:b/>
         <w:bCs/>
       </w:rPr>
@@ -13814,6 +14470,7 @@
     </w:tblStylePr>
     <w:tblStylePr w:type="lastRow">
       <w:rPr>
+        <w:rFonts w:eastAsia="黑体"/>
         <w:b/>
         <w:bCs/>
         <w:color w:themeColor="background1" w:val="FFFFFF"/>
@@ -13828,6 +14485,7 @@
     </w:tblStylePr>
     <w:tblStylePr w:type="firstCol">
       <w:rPr>
+        <w:rFonts w:eastAsia="黑体"/>
         <w:color w:themeColor="background1" w:val="FFFFFF"/>
       </w:rPr>
       <w:tblPr/>
@@ -13845,6 +14503,7 @@
     </w:tblStylePr>
     <w:tblStylePr w:type="lastCol">
       <w:rPr>
+        <w:rFonts w:eastAsia="黑体"/>
         <w:color w:themeColor="background1" w:val="FFFFFF"/>
       </w:rPr>
       <w:tblPr/>
@@ -13874,11 +14533,13 @@
     </w:tblStylePr>
     <w:tblStylePr w:type="neCell">
       <w:rPr>
+        <w:rFonts w:eastAsia="黑体"/>
         <w:color w:themeColor="text1" w:val="000000"/>
       </w:rPr>
     </w:tblStylePr>
     <w:tblStylePr w:type="nwCell">
       <w:rPr>
+        <w:rFonts w:eastAsia="黑体"/>
         <w:color w:themeColor="text1" w:val="000000"/>
       </w:rPr>
     </w:tblStylePr>
@@ -13892,6 +14553,7 @@
       <w:spacing w:after="0" w:line="240" w:lineRule="auto"/>
     </w:pPr>
     <w:rPr>
+      <w:rFonts w:eastAsia="黑体"/>
       <w:color w:themeColor="text1" w:val="000000"/>
     </w:rPr>
     <w:tblPr>
@@ -13918,6 +14580,7 @@
     </w:tcPr>
     <w:tblStylePr w:type="firstRow">
       <w:rPr>
+        <w:rFonts w:eastAsia="黑体"/>
         <w:b/>
         <w:bCs/>
       </w:rPr>
@@ -13936,6 +14599,7 @@
     </w:tblStylePr>
     <w:tblStylePr w:type="lastRow">
       <w:rPr>
+        <w:rFonts w:eastAsia="黑体"/>
         <w:b/>
         <w:bCs/>
         <w:color w:themeColor="background1" w:val="FFFFFF"/>
@@ -13950,6 +14614,7 @@
     </w:tblStylePr>
     <w:tblStylePr w:type="firstCol">
       <w:rPr>
+        <w:rFonts w:eastAsia="黑体"/>
         <w:color w:themeColor="background1" w:val="FFFFFF"/>
       </w:rPr>
       <w:tblPr/>
@@ -13967,6 +14632,7 @@
     </w:tblStylePr>
     <w:tblStylePr w:type="lastCol">
       <w:rPr>
+        <w:rFonts w:eastAsia="黑体"/>
         <w:color w:themeColor="background1" w:val="FFFFFF"/>
       </w:rPr>
       <w:tblPr/>
@@ -13996,11 +14662,13 @@
     </w:tblStylePr>
     <w:tblStylePr w:type="neCell">
       <w:rPr>
+        <w:rFonts w:eastAsia="黑体"/>
         <w:color w:themeColor="text1" w:val="000000"/>
       </w:rPr>
     </w:tblStylePr>
     <w:tblStylePr w:type="nwCell">
       <w:rPr>
+        <w:rFonts w:eastAsia="黑体"/>
         <w:color w:themeColor="text1" w:val="000000"/>
       </w:rPr>
     </w:tblStylePr>
@@ -14014,6 +14682,7 @@
       <w:spacing w:after="0" w:line="240" w:lineRule="auto"/>
     </w:pPr>
     <w:rPr>
+      <w:rFonts w:eastAsia="黑体"/>
       <w:color w:themeColor="text1" w:val="000000"/>
     </w:rPr>
     <w:tblPr>
@@ -14040,6 +14709,7 @@
     </w:tcPr>
     <w:tblStylePr w:type="firstRow">
       <w:rPr>
+        <w:rFonts w:eastAsia="黑体"/>
         <w:b/>
         <w:bCs/>
       </w:rPr>
@@ -14058,6 +14728,7 @@
     </w:tblStylePr>
     <w:tblStylePr w:type="lastRow">
       <w:rPr>
+        <w:rFonts w:eastAsia="黑体"/>
         <w:b/>
         <w:bCs/>
         <w:color w:themeColor="background1" w:val="FFFFFF"/>
@@ -14072,6 +14743,7 @@
     </w:tblStylePr>
     <w:tblStylePr w:type="firstCol">
       <w:rPr>
+        <w:rFonts w:eastAsia="黑体"/>
         <w:color w:themeColor="background1" w:val="FFFFFF"/>
       </w:rPr>
       <w:tblPr/>
@@ -14089,6 +14761,7 @@
     </w:tblStylePr>
     <w:tblStylePr w:type="lastCol">
       <w:rPr>
+        <w:rFonts w:eastAsia="黑体"/>
         <w:color w:themeColor="background1" w:val="FFFFFF"/>
       </w:rPr>
       <w:tblPr/>
@@ -14118,11 +14791,13 @@
     </w:tblStylePr>
     <w:tblStylePr w:type="neCell">
       <w:rPr>
+        <w:rFonts w:eastAsia="黑体"/>
         <w:color w:themeColor="text1" w:val="000000"/>
       </w:rPr>
     </w:tblStylePr>
     <w:tblStylePr w:type="nwCell">
       <w:rPr>
+        <w:rFonts w:eastAsia="黑体"/>
         <w:color w:themeColor="text1" w:val="000000"/>
       </w:rPr>
     </w:tblStylePr>
@@ -14136,6 +14811,7 @@
       <w:spacing w:after="0" w:line="240" w:lineRule="auto"/>
     </w:pPr>
     <w:rPr>
+      <w:rFonts w:eastAsia="黑体"/>
       <w:color w:themeColor="text1" w:val="000000"/>
     </w:rPr>
     <w:tblPr>
@@ -14162,6 +14838,7 @@
     </w:tcPr>
     <w:tblStylePr w:type="firstRow">
       <w:rPr>
+        <w:rFonts w:eastAsia="黑体"/>
         <w:b/>
         <w:bCs/>
       </w:rPr>
@@ -14180,6 +14857,7 @@
     </w:tblStylePr>
     <w:tblStylePr w:type="lastRow">
       <w:rPr>
+        <w:rFonts w:eastAsia="黑体"/>
         <w:b/>
         <w:bCs/>
         <w:color w:themeColor="background1" w:val="FFFFFF"/>
@@ -14194,6 +14872,7 @@
     </w:tblStylePr>
     <w:tblStylePr w:type="firstCol">
       <w:rPr>
+        <w:rFonts w:eastAsia="黑体"/>
         <w:color w:themeColor="background1" w:val="FFFFFF"/>
       </w:rPr>
       <w:tblPr/>
@@ -14211,6 +14890,7 @@
     </w:tblStylePr>
     <w:tblStylePr w:type="lastCol">
       <w:rPr>
+        <w:rFonts w:eastAsia="黑体"/>
         <w:color w:themeColor="background1" w:val="FFFFFF"/>
       </w:rPr>
       <w:tblPr/>
@@ -14248,6 +14928,7 @@
       <w:spacing w:after="0" w:line="240" w:lineRule="auto"/>
     </w:pPr>
     <w:rPr>
+      <w:rFonts w:eastAsia="黑体"/>
       <w:color w:themeColor="text1" w:val="000000"/>
     </w:rPr>
     <w:tblPr>
@@ -14274,6 +14955,7 @@
     </w:tcPr>
     <w:tblStylePr w:type="firstRow">
       <w:rPr>
+        <w:rFonts w:eastAsia="黑体"/>
         <w:b/>
         <w:bCs/>
       </w:rPr>
@@ -14292,6 +14974,7 @@
     </w:tblStylePr>
     <w:tblStylePr w:type="lastRow">
       <w:rPr>
+        <w:rFonts w:eastAsia="黑体"/>
         <w:b/>
         <w:bCs/>
         <w:color w:themeColor="background1" w:val="FFFFFF"/>
@@ -14306,6 +14989,7 @@
     </w:tblStylePr>
     <w:tblStylePr w:type="firstCol">
       <w:rPr>
+        <w:rFonts w:eastAsia="黑体"/>
         <w:color w:themeColor="background1" w:val="FFFFFF"/>
       </w:rPr>
       <w:tblPr/>
@@ -14323,6 +15007,7 @@
     </w:tblStylePr>
     <w:tblStylePr w:type="lastCol">
       <w:rPr>
+        <w:rFonts w:eastAsia="黑体"/>
         <w:color w:themeColor="background1" w:val="FFFFFF"/>
       </w:rPr>
       <w:tblPr/>
@@ -14352,11 +15037,13 @@
     </w:tblStylePr>
     <w:tblStylePr w:type="neCell">
       <w:rPr>
+        <w:rFonts w:eastAsia="黑体"/>
         <w:color w:themeColor="text1" w:val="000000"/>
       </w:rPr>
     </w:tblStylePr>
     <w:tblStylePr w:type="nwCell">
       <w:rPr>
+        <w:rFonts w:eastAsia="黑体"/>
         <w:color w:themeColor="text1" w:val="000000"/>
       </w:rPr>
     </w:tblStylePr>
@@ -14370,6 +15057,7 @@
       <w:spacing w:after="0" w:line="240" w:lineRule="auto"/>
     </w:pPr>
     <w:rPr>
+      <w:rFonts w:eastAsia="黑体"/>
       <w:color w:themeColor="text1" w:val="000000"/>
     </w:rPr>
     <w:tblPr>
@@ -14396,6 +15084,7 @@
     </w:tcPr>
     <w:tblStylePr w:type="firstRow">
       <w:rPr>
+        <w:rFonts w:eastAsia="黑体"/>
         <w:b/>
         <w:bCs/>
       </w:rPr>
@@ -14414,6 +15103,7 @@
     </w:tblStylePr>
     <w:tblStylePr w:type="lastRow">
       <w:rPr>
+        <w:rFonts w:eastAsia="黑体"/>
         <w:b/>
         <w:bCs/>
         <w:color w:themeColor="background1" w:val="FFFFFF"/>
@@ -14428,6 +15118,7 @@
     </w:tblStylePr>
     <w:tblStylePr w:type="firstCol">
       <w:rPr>
+        <w:rFonts w:eastAsia="黑体"/>
         <w:color w:themeColor="background1" w:val="FFFFFF"/>
       </w:rPr>
       <w:tblPr/>
@@ -14445,6 +15136,7 @@
     </w:tblStylePr>
     <w:tblStylePr w:type="lastCol">
       <w:rPr>
+        <w:rFonts w:eastAsia="黑体"/>
         <w:color w:themeColor="background1" w:val="FFFFFF"/>
       </w:rPr>
       <w:tblPr/>
@@ -14474,11 +15166,13 @@
     </w:tblStylePr>
     <w:tblStylePr w:type="neCell">
       <w:rPr>
+        <w:rFonts w:eastAsia="黑体"/>
         <w:color w:themeColor="text1" w:val="000000"/>
       </w:rPr>
     </w:tblStylePr>
     <w:tblStylePr w:type="nwCell">
       <w:rPr>
+        <w:rFonts w:eastAsia="黑体"/>
         <w:color w:themeColor="text1" w:val="000000"/>
       </w:rPr>
     </w:tblStylePr>
@@ -14492,6 +15186,7 @@
       <w:spacing w:after="0" w:line="240" w:lineRule="auto"/>
     </w:pPr>
     <w:rPr>
+      <w:rFonts w:eastAsia="黑体"/>
       <w:color w:themeColor="text1" w:val="000000"/>
     </w:rPr>
     <w:tblPr>
@@ -14518,6 +15213,7 @@
     </w:tcPr>
     <w:tblStylePr w:type="firstRow">
       <w:rPr>
+        <w:rFonts w:eastAsia="黑体"/>
         <w:b/>
         <w:bCs/>
       </w:rPr>
@@ -14536,6 +15232,7 @@
     </w:tblStylePr>
     <w:tblStylePr w:type="lastRow">
       <w:rPr>
+        <w:rFonts w:eastAsia="黑体"/>
         <w:b/>
         <w:bCs/>
         <w:color w:themeColor="background1" w:val="FFFFFF"/>
@@ -14550,6 +15247,7 @@
     </w:tblStylePr>
     <w:tblStylePr w:type="firstCol">
       <w:rPr>
+        <w:rFonts w:eastAsia="黑体"/>
         <w:color w:themeColor="background1" w:val="FFFFFF"/>
       </w:rPr>
       <w:tblPr/>
@@ -14567,6 +15265,7 @@
     </w:tblStylePr>
     <w:tblStylePr w:type="lastCol">
       <w:rPr>
+        <w:rFonts w:eastAsia="黑体"/>
         <w:color w:themeColor="background1" w:val="FFFFFF"/>
       </w:rPr>
       <w:tblPr/>
@@ -14596,11 +15295,13 @@
     </w:tblStylePr>
     <w:tblStylePr w:type="neCell">
       <w:rPr>
+        <w:rFonts w:eastAsia="黑体"/>
         <w:color w:themeColor="text1" w:val="000000"/>
       </w:rPr>
     </w:tblStylePr>
     <w:tblStylePr w:type="nwCell">
       <w:rPr>
+        <w:rFonts w:eastAsia="黑体"/>
         <w:color w:themeColor="text1" w:val="000000"/>
       </w:rPr>
     </w:tblStylePr>
@@ -14614,6 +15315,7 @@
       <w:spacing w:after="0" w:line="240" w:lineRule="auto"/>
     </w:pPr>
     <w:rPr>
+      <w:rFonts w:eastAsia="黑体"/>
       <w:color w:themeColor="text1" w:val="000000"/>
     </w:rPr>
     <w:tblPr>
@@ -14632,6 +15334,7 @@
     </w:tcPr>
     <w:tblStylePr w:type="firstRow">
       <w:rPr>
+        <w:rFonts w:eastAsia="黑体"/>
         <w:b/>
         <w:bCs/>
         <w:color w:themeColor="background1" w:val="FFFFFF"/>
@@ -14646,6 +15349,7 @@
     </w:tblStylePr>
     <w:tblStylePr w:type="lastRow">
       <w:rPr>
+        <w:rFonts w:eastAsia="黑体"/>
         <w:b/>
         <w:bCs/>
         <w:color w:themeColor="accent2" w:themeShade="CC" w:val="9E3A38"/>
@@ -14660,12 +15364,14 @@
     </w:tblStylePr>
     <w:tblStylePr w:type="firstCol">
       <w:rPr>
+        <w:rFonts w:eastAsia="黑体"/>
         <w:b/>
         <w:bCs/>
       </w:rPr>
     </w:tblStylePr>
     <w:tblStylePr w:type="lastCol">
       <w:rPr>
+        <w:rFonts w:eastAsia="黑体"/>
         <w:b/>
         <w:bCs/>
       </w:rPr>
@@ -14700,6 +15406,7 @@
       <w:spacing w:after="0" w:line="240" w:lineRule="auto"/>
     </w:pPr>
     <w:rPr>
+      <w:rFonts w:eastAsia="黑体"/>
       <w:color w:themeColor="text1" w:val="000000"/>
     </w:rPr>
     <w:tblPr>
@@ -14718,6 +15425,7 @@
     </w:tcPr>
     <w:tblStylePr w:type="firstRow">
       <w:rPr>
+        <w:rFonts w:eastAsia="黑体"/>
         <w:b/>
         <w:bCs/>
         <w:color w:themeColor="background1" w:val="FFFFFF"/>
@@ -14732,6 +15440,7 @@
     </w:tblStylePr>
     <w:tblStylePr w:type="lastRow">
       <w:rPr>
+        <w:rFonts w:eastAsia="黑体"/>
         <w:b/>
         <w:bCs/>
         <w:color w:themeColor="accent2" w:themeShade="CC" w:val="9E3A38"/>
@@ -14746,12 +15455,14 @@
     </w:tblStylePr>
     <w:tblStylePr w:type="firstCol">
       <w:rPr>
+        <w:rFonts w:eastAsia="黑体"/>
         <w:b/>
         <w:bCs/>
       </w:rPr>
     </w:tblStylePr>
     <w:tblStylePr w:type="lastCol">
       <w:rPr>
+        <w:rFonts w:eastAsia="黑体"/>
         <w:b/>
         <w:bCs/>
       </w:rPr>
@@ -14786,6 +15497,7 @@
       <w:spacing w:after="0" w:line="240" w:lineRule="auto"/>
     </w:pPr>
     <w:rPr>
+      <w:rFonts w:eastAsia="黑体"/>
       <w:color w:themeColor="text1" w:val="000000"/>
     </w:rPr>
     <w:tblPr>
@@ -14804,6 +15516,7 @@
     </w:tcPr>
     <w:tblStylePr w:type="firstRow">
       <w:rPr>
+        <w:rFonts w:eastAsia="黑体"/>
         <w:b/>
         <w:bCs/>
         <w:color w:themeColor="background1" w:val="FFFFFF"/>
@@ -14818,6 +15531,7 @@
     </w:tblStylePr>
     <w:tblStylePr w:type="lastRow">
       <w:rPr>
+        <w:rFonts w:eastAsia="黑体"/>
         <w:b/>
         <w:bCs/>
         <w:color w:themeColor="accent2" w:themeShade="CC" w:val="9E3A38"/>
@@ -14832,12 +15546,14 @@
     </w:tblStylePr>
     <w:tblStylePr w:type="firstCol">
       <w:rPr>
+        <w:rFonts w:eastAsia="黑体"/>
         <w:b/>
         <w:bCs/>
       </w:rPr>
     </w:tblStylePr>
     <w:tblStylePr w:type="lastCol">
       <w:rPr>
+        <w:rFonts w:eastAsia="黑体"/>
         <w:b/>
         <w:bCs/>
       </w:rPr>
@@ -14872,6 +15588,7 @@
       <w:spacing w:after="0" w:line="240" w:lineRule="auto"/>
     </w:pPr>
     <w:rPr>
+      <w:rFonts w:eastAsia="黑体"/>
       <w:color w:themeColor="text1" w:val="000000"/>
     </w:rPr>
     <w:tblPr>
@@ -14890,6 +15607,7 @@
     </w:tcPr>
     <w:tblStylePr w:type="firstRow">
       <w:rPr>
+        <w:rFonts w:eastAsia="黑体"/>
         <w:b/>
         <w:bCs/>
         <w:color w:themeColor="background1" w:val="FFFFFF"/>
@@ -14904,6 +15622,7 @@
     </w:tblStylePr>
     <w:tblStylePr w:type="lastRow">
       <w:rPr>
+        <w:rFonts w:eastAsia="黑体"/>
         <w:b/>
         <w:bCs/>
         <w:color w:themeColor="accent4" w:themeShade="CC" w:val="664E82"/>
@@ -14918,12 +15637,14 @@
     </w:tblStylePr>
     <w:tblStylePr w:type="firstCol">
       <w:rPr>
+        <w:rFonts w:eastAsia="黑体"/>
         <w:b/>
         <w:bCs/>
       </w:rPr>
     </w:tblStylePr>
     <w:tblStylePr w:type="lastCol">
       <w:rPr>
+        <w:rFonts w:eastAsia="黑体"/>
         <w:b/>
         <w:bCs/>
       </w:rPr>
@@ -14958,6 +15679,7 @@
       <w:spacing w:after="0" w:line="240" w:lineRule="auto"/>
     </w:pPr>
     <w:rPr>
+      <w:rFonts w:eastAsia="黑体"/>
       <w:color w:themeColor="text1" w:val="000000"/>
     </w:rPr>
     <w:tblPr>
@@ -14976,6 +15698,7 @@
     </w:tcPr>
     <w:tblStylePr w:type="firstRow">
       <w:rPr>
+        <w:rFonts w:eastAsia="黑体"/>
         <w:b/>
         <w:bCs/>
         <w:color w:themeColor="background1" w:val="FFFFFF"/>
@@ -14990,6 +15713,7 @@
     </w:tblStylePr>
     <w:tblStylePr w:type="lastRow">
       <w:rPr>
+        <w:rFonts w:eastAsia="黑体"/>
         <w:b/>
         <w:bCs/>
         <w:color w:themeColor="accent3" w:themeShade="CC" w:val="7E9C40"/>
@@ -15004,12 +15728,14 @@
     </w:tblStylePr>
     <w:tblStylePr w:type="firstCol">
       <w:rPr>
+        <w:rFonts w:eastAsia="黑体"/>
         <w:b/>
         <w:bCs/>
       </w:rPr>
     </w:tblStylePr>
     <w:tblStylePr w:type="lastCol">
       <w:rPr>
+        <w:rFonts w:eastAsia="黑体"/>
         <w:b/>
         <w:bCs/>
       </w:rPr>
@@ -15044,6 +15770,7 @@
       <w:spacing w:after="0" w:line="240" w:lineRule="auto"/>
     </w:pPr>
     <w:rPr>
+      <w:rFonts w:eastAsia="黑体"/>
       <w:color w:themeColor="text1" w:val="000000"/>
     </w:rPr>
     <w:tblPr>
@@ -15062,6 +15789,7 @@
     </w:tcPr>
     <w:tblStylePr w:type="firstRow">
       <w:rPr>
+        <w:rFonts w:eastAsia="黑体"/>
         <w:b/>
         <w:bCs/>
         <w:color w:themeColor="background1" w:val="FFFFFF"/>
@@ -15076,6 +15804,7 @@
     </w:tblStylePr>
     <w:tblStylePr w:type="lastRow">
       <w:rPr>
+        <w:rFonts w:eastAsia="黑体"/>
         <w:b/>
         <w:bCs/>
         <w:color w:themeColor="accent6" w:themeShade="CC" w:val="F2730A"/>
@@ -15090,12 +15819,14 @@
     </w:tblStylePr>
     <w:tblStylePr w:type="firstCol">
       <w:rPr>
+        <w:rFonts w:eastAsia="黑体"/>
         <w:b/>
         <w:bCs/>
       </w:rPr>
     </w:tblStylePr>
     <w:tblStylePr w:type="lastCol">
       <w:rPr>
+        <w:rFonts w:eastAsia="黑体"/>
         <w:b/>
         <w:bCs/>
       </w:rPr>
@@ -15130,6 +15861,7 @@
       <w:spacing w:after="0" w:line="240" w:lineRule="auto"/>
     </w:pPr>
     <w:rPr>
+      <w:rFonts w:eastAsia="黑体"/>
       <w:color w:themeColor="text1" w:val="000000"/>
     </w:rPr>
     <w:tblPr>
@@ -15148,6 +15880,7 @@
     </w:tcPr>
     <w:tblStylePr w:type="firstRow">
       <w:rPr>
+        <w:rFonts w:eastAsia="黑体"/>
         <w:b/>
         <w:bCs/>
         <w:color w:themeColor="background1" w:val="FFFFFF"/>
@@ -15162,6 +15895,7 @@
     </w:tblStylePr>
     <w:tblStylePr w:type="lastRow">
       <w:rPr>
+        <w:rFonts w:eastAsia="黑体"/>
         <w:b/>
         <w:bCs/>
         <w:color w:themeColor="accent5" w:themeShade="CC" w:val="348DA5"/>
@@ -15176,12 +15910,14 @@
     </w:tblStylePr>
     <w:tblStylePr w:type="firstCol">
       <w:rPr>
+        <w:rFonts w:eastAsia="黑体"/>
         <w:b/>
         <w:bCs/>
       </w:rPr>
     </w:tblStylePr>
     <w:tblStylePr w:type="lastCol">
       <w:rPr>
+        <w:rFonts w:eastAsia="黑体"/>
         <w:b/>
         <w:bCs/>
       </w:rPr>
@@ -15216,6 +15952,7 @@
       <w:spacing w:after="0" w:line="240" w:lineRule="auto"/>
     </w:pPr>
     <w:rPr>
+      <w:rFonts w:eastAsia="黑体"/>
       <w:color w:themeColor="text1" w:val="000000"/>
     </w:rPr>
     <w:tblPr>
@@ -15237,6 +15974,7 @@
     </w:tcPr>
     <w:tblStylePr w:type="firstRow">
       <w:rPr>
+        <w:rFonts w:eastAsia="黑体"/>
         <w:b/>
         <w:bCs/>
       </w:rPr>
@@ -15247,6 +15985,7 @@
     </w:tblStylePr>
     <w:tblStylePr w:type="lastRow">
       <w:rPr>
+        <w:rFonts w:eastAsia="黑体"/>
         <w:b/>
         <w:bCs/>
         <w:color w:themeColor="text1" w:val="000000"/>
@@ -15258,6 +15997,7 @@
     </w:tblStylePr>
     <w:tblStylePr w:type="firstCol">
       <w:rPr>
+        <w:rFonts w:eastAsia="黑体"/>
         <w:color w:themeColor="background1" w:val="FFFFFF"/>
       </w:rPr>
       <w:tblPr/>
@@ -15267,6 +16007,7 @@
     </w:tblStylePr>
     <w:tblStylePr w:type="lastCol">
       <w:rPr>
+        <w:rFonts w:eastAsia="黑体"/>
         <w:color w:themeColor="background1" w:val="FFFFFF"/>
       </w:rPr>
       <w:tblPr/>
@@ -15296,6 +16037,7 @@
       <w:spacing w:after="0" w:line="240" w:lineRule="auto"/>
     </w:pPr>
     <w:rPr>
+      <w:rFonts w:eastAsia="黑体"/>
       <w:color w:themeColor="text1" w:val="000000"/>
     </w:rPr>
     <w:tblPr>
@@ -15317,6 +16059,7 @@
     </w:tcPr>
     <w:tblStylePr w:type="firstRow">
       <w:rPr>
+        <w:rFonts w:eastAsia="黑体"/>
         <w:b/>
         <w:bCs/>
       </w:rPr>
@@ -15327,6 +16070,7 @@
     </w:tblStylePr>
     <w:tblStylePr w:type="lastRow">
       <w:rPr>
+        <w:rFonts w:eastAsia="黑体"/>
         <w:b/>
         <w:bCs/>
         <w:color w:themeColor="text1" w:val="000000"/>
@@ -15338,6 +16082,7 @@
     </w:tblStylePr>
     <w:tblStylePr w:type="firstCol">
       <w:rPr>
+        <w:rFonts w:eastAsia="黑体"/>
         <w:color w:themeColor="background1" w:val="FFFFFF"/>
       </w:rPr>
       <w:tblPr/>
@@ -15347,6 +16092,7 @@
     </w:tblStylePr>
     <w:tblStylePr w:type="lastCol">
       <w:rPr>
+        <w:rFonts w:eastAsia="黑体"/>
         <w:color w:themeColor="background1" w:val="FFFFFF"/>
       </w:rPr>
       <w:tblPr/>
@@ -15376,6 +16122,7 @@
       <w:spacing w:after="0" w:line="240" w:lineRule="auto"/>
     </w:pPr>
     <w:rPr>
+      <w:rFonts w:eastAsia="黑体"/>
       <w:color w:themeColor="text1" w:val="000000"/>
     </w:rPr>
     <w:tblPr>
@@ -15397,6 +16144,7 @@
     </w:tcPr>
     <w:tblStylePr w:type="firstRow">
       <w:rPr>
+        <w:rFonts w:eastAsia="黑体"/>
         <w:b/>
         <w:bCs/>
       </w:rPr>
@@ -15407,6 +16155,7 @@
     </w:tblStylePr>
     <w:tblStylePr w:type="lastRow">
       <w:rPr>
+        <w:rFonts w:eastAsia="黑体"/>
         <w:b/>
         <w:bCs/>
         <w:color w:themeColor="text1" w:val="000000"/>
@@ -15418,6 +16167,7 @@
     </w:tblStylePr>
     <w:tblStylePr w:type="firstCol">
       <w:rPr>
+        <w:rFonts w:eastAsia="黑体"/>
         <w:color w:themeColor="background1" w:val="FFFFFF"/>
       </w:rPr>
       <w:tblPr/>
@@ -15427,6 +16177,7 @@
     </w:tblStylePr>
     <w:tblStylePr w:type="lastCol">
       <w:rPr>
+        <w:rFonts w:eastAsia="黑体"/>
         <w:color w:themeColor="background1" w:val="FFFFFF"/>
       </w:rPr>
       <w:tblPr/>
@@ -15456,6 +16207,7 @@
       <w:spacing w:after="0" w:line="240" w:lineRule="auto"/>
     </w:pPr>
     <w:rPr>
+      <w:rFonts w:eastAsia="黑体"/>
       <w:color w:themeColor="text1" w:val="000000"/>
     </w:rPr>
     <w:tblPr>
@@ -15477,6 +16229,7 @@
     </w:tcPr>
     <w:tblStylePr w:type="firstRow">
       <w:rPr>
+        <w:rFonts w:eastAsia="黑体"/>
         <w:b/>
         <w:bCs/>
       </w:rPr>
@@ -15487,6 +16240,7 @@
     </w:tblStylePr>
     <w:tblStylePr w:type="lastRow">
       <w:rPr>
+        <w:rFonts w:eastAsia="黑体"/>
         <w:b/>
         <w:bCs/>
         <w:color w:themeColor="text1" w:val="000000"/>
@@ -15498,6 +16252,7 @@
     </w:tblStylePr>
     <w:tblStylePr w:type="firstCol">
       <w:rPr>
+        <w:rFonts w:eastAsia="黑体"/>
         <w:color w:themeColor="background1" w:val="FFFFFF"/>
       </w:rPr>
       <w:tblPr/>
@@ -15507,6 +16262,7 @@
     </w:tblStylePr>
     <w:tblStylePr w:type="lastCol">
       <w:rPr>
+        <w:rFonts w:eastAsia="黑体"/>
         <w:color w:themeColor="background1" w:val="FFFFFF"/>
       </w:rPr>
       <w:tblPr/>
@@ -15536,6 +16292,7 @@
       <w:spacing w:after="0" w:line="240" w:lineRule="auto"/>
     </w:pPr>
     <w:rPr>
+      <w:rFonts w:eastAsia="黑体"/>
       <w:color w:themeColor="text1" w:val="000000"/>
     </w:rPr>
     <w:tblPr>
@@ -15557,6 +16314,7 @@
     </w:tcPr>
     <w:tblStylePr w:type="firstRow">
       <w:rPr>
+        <w:rFonts w:eastAsia="黑体"/>
         <w:b/>
         <w:bCs/>
       </w:rPr>
@@ -15567,6 +16325,7 @@
     </w:tblStylePr>
     <w:tblStylePr w:type="lastRow">
       <w:rPr>
+        <w:rFonts w:eastAsia="黑体"/>
         <w:b/>
         <w:bCs/>
         <w:color w:themeColor="text1" w:val="000000"/>
@@ -15578,6 +16337,7 @@
     </w:tblStylePr>
     <w:tblStylePr w:type="firstCol">
       <w:rPr>
+        <w:rFonts w:eastAsia="黑体"/>
         <w:color w:themeColor="background1" w:val="FFFFFF"/>
       </w:rPr>
       <w:tblPr/>
@@ -15587,6 +16347,7 @@
     </w:tblStylePr>
     <w:tblStylePr w:type="lastCol">
       <w:rPr>
+        <w:rFonts w:eastAsia="黑体"/>
         <w:color w:themeColor="background1" w:val="FFFFFF"/>
       </w:rPr>
       <w:tblPr/>
@@ -15616,6 +16377,7 @@
       <w:spacing w:after="0" w:line="240" w:lineRule="auto"/>
     </w:pPr>
     <w:rPr>
+      <w:rFonts w:eastAsia="黑体"/>
       <w:color w:themeColor="text1" w:val="000000"/>
     </w:rPr>
     <w:tblPr>
@@ -15637,6 +16399,7 @@
     </w:tcPr>
     <w:tblStylePr w:type="firstRow">
       <w:rPr>
+        <w:rFonts w:eastAsia="黑体"/>
         <w:b/>
         <w:bCs/>
       </w:rPr>
@@ -15647,6 +16410,7 @@
     </w:tblStylePr>
     <w:tblStylePr w:type="lastRow">
       <w:rPr>
+        <w:rFonts w:eastAsia="黑体"/>
         <w:b/>
         <w:bCs/>
         <w:color w:themeColor="text1" w:val="000000"/>
@@ -15658,6 +16422,7 @@
     </w:tblStylePr>
     <w:tblStylePr w:type="firstCol">
       <w:rPr>
+        <w:rFonts w:eastAsia="黑体"/>
         <w:color w:themeColor="background1" w:val="FFFFFF"/>
       </w:rPr>
       <w:tblPr/>
@@ -15667,6 +16432,7 @@
     </w:tblStylePr>
     <w:tblStylePr w:type="lastCol">
       <w:rPr>
+        <w:rFonts w:eastAsia="黑体"/>
         <w:color w:themeColor="background1" w:val="FFFFFF"/>
       </w:rPr>
       <w:tblPr/>
@@ -15696,6 +16462,7 @@
       <w:spacing w:after="0" w:line="240" w:lineRule="auto"/>
     </w:pPr>
     <w:rPr>
+      <w:rFonts w:eastAsia="黑体"/>
       <w:color w:themeColor="text1" w:val="000000"/>
     </w:rPr>
     <w:tblPr>
@@ -15717,6 +16484,7 @@
     </w:tcPr>
     <w:tblStylePr w:type="firstRow">
       <w:rPr>
+        <w:rFonts w:eastAsia="黑体"/>
         <w:b/>
         <w:bCs/>
       </w:rPr>
@@ -15727,6 +16495,7 @@
     </w:tblStylePr>
     <w:tblStylePr w:type="lastRow">
       <w:rPr>
+        <w:rFonts w:eastAsia="黑体"/>
         <w:b/>
         <w:bCs/>
         <w:color w:themeColor="text1" w:val="000000"/>
@@ -15738,6 +16507,7 @@
     </w:tblStylePr>
     <w:tblStylePr w:type="firstCol">
       <w:rPr>
+        <w:rFonts w:eastAsia="黑体"/>
         <w:color w:themeColor="background1" w:val="FFFFFF"/>
       </w:rPr>
       <w:tblPr/>
@@ -15747,6 +16517,7 @@
     </w:tblStylePr>
     <w:tblStylePr w:type="lastCol">
       <w:rPr>
+        <w:rFonts w:eastAsia="黑体"/>
         <w:color w:themeColor="background1" w:val="FFFFFF"/>
       </w:rPr>
       <w:tblPr/>
@@ -15779,6 +16550,7 @@
     <w:name w:val="KeywordTok"/>
     <w:basedOn w:val="VerbatimChar"/>
     <w:rPr>
+      <w:rFonts w:eastAsia="黑体"/>
       <w:b/>
       <w:color w:val="007020"/>
     </w:rPr>
@@ -15787,6 +16559,7 @@
     <w:name w:val="DataTypeTok"/>
     <w:basedOn w:val="VerbatimChar"/>
     <w:rPr>
+      <w:rFonts w:eastAsia="黑体"/>
       <w:color w:val="902000"/>
     </w:rPr>
   </w:style>
@@ -15794,6 +16567,7 @@
     <w:name w:val="DecValTok"/>
     <w:basedOn w:val="VerbatimChar"/>
     <w:rPr>
+      <w:rFonts w:eastAsia="黑体"/>
       <w:color w:val="40a070"/>
     </w:rPr>
   </w:style>
@@ -15801,6 +16575,7 @@
     <w:name w:val="BaseNTok"/>
     <w:basedOn w:val="VerbatimChar"/>
     <w:rPr>
+      <w:rFonts w:eastAsia="黑体"/>
       <w:color w:val="40a070"/>
     </w:rPr>
   </w:style>
@@ -15808,6 +16583,7 @@
     <w:name w:val="FloatTok"/>
     <w:basedOn w:val="VerbatimChar"/>
     <w:rPr>
+      <w:rFonts w:eastAsia="黑体"/>
       <w:color w:val="40a070"/>
     </w:rPr>
   </w:style>
@@ -15815,6 +16591,7 @@
     <w:name w:val="ConstantTok"/>
     <w:basedOn w:val="VerbatimChar"/>
     <w:rPr>
+      <w:rFonts w:eastAsia="黑体"/>
       <w:color w:val="880000"/>
     </w:rPr>
   </w:style>
@@ -15822,6 +16599,7 @@
     <w:name w:val="CharTok"/>
     <w:basedOn w:val="VerbatimChar"/>
     <w:rPr>
+      <w:rFonts w:eastAsia="黑体"/>
       <w:color w:val="4070a0"/>
     </w:rPr>
   </w:style>
@@ -15829,6 +16607,7 @@
     <w:name w:val="SpecialCharTok"/>
     <w:basedOn w:val="VerbatimChar"/>
     <w:rPr>
+      <w:rFonts w:eastAsia="黑体"/>
       <w:color w:val="4070a0"/>
     </w:rPr>
   </w:style>
@@ -15836,6 +16615,7 @@
     <w:name w:val="StringTok"/>
     <w:basedOn w:val="VerbatimChar"/>
     <w:rPr>
+      <w:rFonts w:eastAsia="黑体"/>
       <w:color w:val="4070a0"/>
     </w:rPr>
   </w:style>
@@ -15843,6 +16623,7 @@
     <w:name w:val="VerbatimStringTok"/>
     <w:basedOn w:val="VerbatimChar"/>
     <w:rPr>
+      <w:rFonts w:eastAsia="黑体"/>
       <w:color w:val="4070a0"/>
     </w:rPr>
   </w:style>
@@ -15850,6 +16631,7 @@
     <w:name w:val="SpecialStringTok"/>
     <w:basedOn w:val="VerbatimChar"/>
     <w:rPr>
+      <w:rFonts w:eastAsia="黑体"/>
       <w:color w:val="bb6688"/>
     </w:rPr>
   </w:style>
@@ -15857,6 +16639,7 @@
     <w:name w:val="ImportTok"/>
     <w:basedOn w:val="VerbatimChar"/>
     <w:rPr>
+      <w:rFonts w:eastAsia="黑体"/>
       <w:b/>
       <w:color w:val="008000"/>
     </w:rPr>
@@ -15865,6 +16648,7 @@
     <w:name w:val="CommentTok"/>
     <w:basedOn w:val="VerbatimChar"/>
     <w:rPr>
+      <w:rFonts w:eastAsia="黑体"/>
       <w:i/>
       <w:color w:val="60a0b0"/>
     </w:rPr>
@@ -15873,6 +16657,7 @@
     <w:name w:val="DocumentationTok"/>
     <w:basedOn w:val="VerbatimChar"/>
     <w:rPr>
+      <w:rFonts w:eastAsia="黑体"/>
       <w:i/>
       <w:color w:val="ba2121"/>
     </w:rPr>
@@ -15881,6 +16666,7 @@
     <w:name w:val="AnnotationTok"/>
     <w:basedOn w:val="VerbatimChar"/>
     <w:rPr>
+      <w:rFonts w:eastAsia="黑体"/>
       <w:b/>
       <w:i/>
       <w:color w:val="60a0b0"/>
@@ -15890,6 +16676,7 @@
     <w:name w:val="CommentVarTok"/>
     <w:basedOn w:val="VerbatimChar"/>
     <w:rPr>
+      <w:rFonts w:eastAsia="黑体"/>
       <w:b/>
       <w:i/>
       <w:color w:val="60a0b0"/>
@@ -15899,6 +16686,7 @@
     <w:name w:val="OtherTok"/>
     <w:basedOn w:val="VerbatimChar"/>
     <w:rPr>
+      <w:rFonts w:eastAsia="黑体"/>
       <w:color w:val="007020"/>
     </w:rPr>
   </w:style>
@@ -15906,6 +16694,7 @@
     <w:name w:val="FunctionTok"/>
     <w:basedOn w:val="VerbatimChar"/>
     <w:rPr>
+      <w:rFonts w:eastAsia="黑体"/>
       <w:color w:val="06287e"/>
     </w:rPr>
   </w:style>
@@ -15913,6 +16702,7 @@
     <w:name w:val="VariableTok"/>
     <w:basedOn w:val="VerbatimChar"/>
     <w:rPr>
+      <w:rFonts w:eastAsia="黑体"/>
       <w:color w:val="19177c"/>
     </w:rPr>
   </w:style>
@@ -15920,6 +16710,7 @@
     <w:name w:val="ControlFlowTok"/>
     <w:basedOn w:val="VerbatimChar"/>
     <w:rPr>
+      <w:rFonts w:eastAsia="黑体"/>
       <w:b/>
       <w:color w:val="007020"/>
     </w:rPr>
@@ -15928,6 +16719,7 @@
     <w:name w:val="OperatorTok"/>
     <w:basedOn w:val="VerbatimChar"/>
     <w:rPr>
+      <w:rFonts w:eastAsia="黑体"/>
       <w:color w:val="666666"/>
     </w:rPr>
   </w:style>
@@ -15935,18 +16727,22 @@
     <w:name w:val="BuiltInTok"/>
     <w:basedOn w:val="VerbatimChar"/>
     <w:rPr>
+      <w:rFonts w:eastAsia="黑体"/>
       <w:color w:val="008000"/>
     </w:rPr>
   </w:style>
   <w:style w:type="character" w:customStyle="1" w:styleId="ExtensionTok">
     <w:name w:val="ExtensionTok"/>
     <w:basedOn w:val="VerbatimChar"/>
-    <w:rPr/>
+    <w:rPr>
+      <w:rFonts w:eastAsia="黑体"/>
+    </w:rPr>
   </w:style>
   <w:style w:type="character" w:customStyle="1" w:styleId="PreprocessorTok">
     <w:name w:val="PreprocessorTok"/>
     <w:basedOn w:val="VerbatimChar"/>
     <w:rPr>
+      <w:rFonts w:eastAsia="黑体"/>
       <w:color w:val="bc7a00"/>
     </w:rPr>
   </w:style>
@@ -15954,18 +16750,22 @@
     <w:name w:val="AttributeTok"/>
     <w:basedOn w:val="VerbatimChar"/>
     <w:rPr>
+      <w:rFonts w:eastAsia="黑体"/>
       <w:color w:val="7d9029"/>
     </w:rPr>
   </w:style>
   <w:style w:type="character" w:customStyle="1" w:styleId="RegionMarkerTok">
     <w:name w:val="RegionMarkerTok"/>
     <w:basedOn w:val="VerbatimChar"/>
-    <w:rPr/>
+    <w:rPr>
+      <w:rFonts w:eastAsia="黑体"/>
+    </w:rPr>
   </w:style>
   <w:style w:type="character" w:customStyle="1" w:styleId="InformationTok">
     <w:name w:val="InformationTok"/>
     <w:basedOn w:val="VerbatimChar"/>
     <w:rPr>
+      <w:rFonts w:eastAsia="黑体"/>
       <w:b/>
       <w:i/>
       <w:color w:val="60a0b0"/>
@@ -15975,6 +16775,7 @@
     <w:name w:val="WarningTok"/>
     <w:basedOn w:val="VerbatimChar"/>
     <w:rPr>
+      <w:rFonts w:eastAsia="黑体"/>
       <w:b/>
       <w:i/>
       <w:color w:val="60a0b0"/>
@@ -15984,6 +16785,7 @@
     <w:name w:val="AlertTok"/>
     <w:basedOn w:val="VerbatimChar"/>
     <w:rPr>
+      <w:rFonts w:eastAsia="黑体"/>
       <w:b/>
       <w:color w:val="ff0000"/>
     </w:rPr>
@@ -15992,6 +16794,7 @@
     <w:name w:val="ErrorTok"/>
     <w:basedOn w:val="VerbatimChar"/>
     <w:rPr>
+      <w:rFonts w:eastAsia="黑体"/>
       <w:b/>
       <w:color w:val="ff0000"/>
     </w:rPr>
@@ -15999,7 +16802,9 @@
   <w:style w:type="character" w:customStyle="1" w:styleId="NormalTok">
     <w:name w:val="NormalTok"/>
     <w:basedOn w:val="VerbatimChar"/>
-    <w:rPr/>
+    <w:rPr>
+      <w:rFonts w:eastAsia="黑体"/>
+    </w:rPr>
   </w:style>
 </w:styles>
 </file>
@@ -16048,12 +16853,12 @@
     <a:fontScheme name="Office">
       <a:majorFont>
         <a:latin typeface="Calibri"/>
-        <a:ea typeface=""/>
+        <a:ea typeface="黑体"/>
         <a:cs typeface=""/>
         <a:font script="Jpan" typeface="ＭＳ ゴシック"/>
         <a:font script="Hang" typeface="맑은 고딕"/>
-        <a:font script="Hans" typeface="宋体"/>
-        <a:font script="Hant" typeface="新細明體"/>
+        <a:font script="Hans" typeface="黑体"/>
+        <a:font script="Hant" typeface="黑体"/>
         <a:font script="Arab" typeface="Times New Roman"/>
         <a:font script="Hebr" typeface="Times New Roman"/>
         <a:font script="Thai" typeface="Angsana New"/>
@@ -16083,12 +16888,12 @@
       </a:majorFont>
       <a:minorFont>
         <a:latin typeface="Cambria"/>
-        <a:ea typeface=""/>
+        <a:ea typeface="黑体"/>
         <a:cs typeface=""/>
         <a:font script="Jpan" typeface="ＭＳ 明朝"/>
         <a:font script="Hang" typeface="맑은 고딕"/>
-        <a:font script="Hans" typeface="宋体"/>
-        <a:font script="Hant" typeface="新細明體"/>
+        <a:font script="Hans" typeface="黑体"/>
+        <a:font script="Hant" typeface="黑体"/>
         <a:font script="Arab" typeface="Arial"/>
         <a:font script="Hebr" typeface="Arial"/>
         <a:font script="Thai" typeface="Cordia New"/>

--- a/06-转换电路/04-电压基准源/带隙基准源电路/带隙基准源电路.docx
+++ b/06-转换电路/04-电压基准源/带隙基准源电路/带隙基准源电路.docx
@@ -3782,7 +3782,7 @@
           <w:color w:val="555555"/>
           <w:sz w:val="21"/>
         </w:rPr>
-        <w:t>材料收集者：杜文杰，WX手机：19519196569，QQ:3478827729</w:t>
+        <w:t>材料收集者：杜文杰，微信/手机：19519196569，QQ:3478827729</w:t>
       </w:r>
     </w:p>
     <w:sectPr>
